--- a/docs/Entra Adimin Labs.docx
+++ b/docs/Entra Adimin Labs.docx
@@ -837,6 +837,15 @@
         </w:rPr>
         <w:t xml:space="preserve"> </w:t>
       </w:r>
+      <w:r>
+        <w:rPr>
+          <w:rFonts w:ascii="Consolas" w:eastAsia="Times New Roman" w:hAnsi="Consolas" w:cs="Times New Roman"/>
+          <w:color w:val="BBBEBF"/>
+          <w:sz w:val="21"/>
+          <w:szCs w:val="21"/>
+        </w:rPr>
+        <w:t>$</w:t>
+      </w:r>
       <w:proofErr w:type="spellStart"/>
       <w:proofErr w:type="gramStart"/>
       <w:r>
@@ -1661,8 +1670,6109 @@
       </w:pPr>
     </w:p>
     <w:p>
+      <w:pPr>
+        <w:rPr>
+          <w:b/>
+          <w:bCs/>
+        </w:rPr>
+      </w:pPr>
+    </w:p>
+    <w:p>
+      <w:pPr>
+        <w:rPr>
+          <w:b/>
+          <w:bCs/>
+        </w:rPr>
+      </w:pPr>
+    </w:p>
+    <w:p>
+      <w:pPr>
+        <w:rPr>
+          <w:b/>
+          <w:bCs/>
+        </w:rPr>
+      </w:pPr>
+    </w:p>
+    <w:p>
+      <w:pPr>
+        <w:rPr>
+          <w:b/>
+          <w:bCs/>
+        </w:rPr>
+      </w:pPr>
+    </w:p>
+    <w:p>
+      <w:pPr>
+        <w:rPr>
+          <w:b/>
+          <w:bCs/>
+        </w:rPr>
+      </w:pPr>
+      <w:r>
+        <w:rPr>
+          <w:b/>
+          <w:bCs/>
+        </w:rPr>
+        <w:lastRenderedPageBreak/>
+        <w:t>Task2</w:t>
+      </w:r>
+      <w:r>
+        <w:rPr>
+          <w:b/>
+          <w:bCs/>
+        </w:rPr>
+        <w:t xml:space="preserve">: </w:t>
+      </w:r>
+      <w:r>
+        <w:rPr>
+          <w:b/>
+          <w:bCs/>
+        </w:rPr>
+        <w:t>Clean up the directory and give it structure</w:t>
+      </w:r>
+    </w:p>
+    <w:p>
+      <w:pPr>
+        <w:rPr>
+          <w:b/>
+          <w:bCs/>
+        </w:rPr>
+      </w:pPr>
+    </w:p>
+    <w:p>
+      <w:r>
+        <w:t>First start with the Audit</w:t>
+      </w:r>
+    </w:p>
+    <w:p>
+      <w:pPr>
+        <w:pStyle w:val="ListParagraph"/>
+        <w:numPr>
+          <w:ilvl w:val="0"/>
+          <w:numId w:val="1"/>
+        </w:numPr>
+      </w:pPr>
+      <w:r>
+        <w:t>Check for the same Display Name</w:t>
+      </w:r>
+    </w:p>
+    <w:p>
+      <w:pPr>
+        <w:pStyle w:val="ListParagraph"/>
+        <w:shd w:val="clear" w:color="auto" w:fill="121314"/>
+        <w:spacing w:after="0" w:line="285" w:lineRule="atLeast"/>
+        <w:rPr>
+          <w:rFonts w:ascii="Consolas" w:eastAsia="Times New Roman" w:hAnsi="Consolas" w:cs="Times New Roman"/>
+          <w:color w:val="B5CEA8"/>
+          <w:sz w:val="21"/>
+          <w:szCs w:val="21"/>
+        </w:rPr>
+      </w:pPr>
+      <w:r>
+        <w:rPr>
+          <w:rFonts w:ascii="Consolas" w:eastAsia="Times New Roman" w:hAnsi="Consolas" w:cs="Times New Roman"/>
+          <w:color w:val="DCDCAA"/>
+          <w:sz w:val="21"/>
+          <w:szCs w:val="21"/>
+        </w:rPr>
+        <w:t>Get-</w:t>
+      </w:r>
+      <w:proofErr w:type="spellStart"/>
+      <w:r>
+        <w:rPr>
+          <w:rFonts w:ascii="Consolas" w:eastAsia="Times New Roman" w:hAnsi="Consolas" w:cs="Times New Roman"/>
+          <w:color w:val="DCDCAA"/>
+          <w:sz w:val="21"/>
+          <w:szCs w:val="21"/>
+        </w:rPr>
+        <w:t>MgUser</w:t>
+      </w:r>
+      <w:proofErr w:type="spellEnd"/>
+      <w:r>
+        <w:rPr>
+          <w:rFonts w:ascii="Consolas" w:eastAsia="Times New Roman" w:hAnsi="Consolas" w:cs="Times New Roman"/>
+          <w:color w:val="BBBEBF"/>
+          <w:sz w:val="21"/>
+          <w:szCs w:val="21"/>
+        </w:rPr>
+        <w:t xml:space="preserve"> </w:t>
+      </w:r>
+      <w:r>
+        <w:rPr>
+          <w:rFonts w:ascii="Consolas" w:eastAsia="Times New Roman" w:hAnsi="Consolas" w:cs="Times New Roman"/>
+          <w:color w:val="D4D4D4"/>
+          <w:sz w:val="21"/>
+          <w:szCs w:val="21"/>
+        </w:rPr>
+        <w:t>-</w:t>
+      </w:r>
+      <w:r>
+        <w:rPr>
+          <w:rFonts w:ascii="Consolas" w:eastAsia="Times New Roman" w:hAnsi="Consolas" w:cs="Times New Roman"/>
+          <w:color w:val="BBBEBF"/>
+          <w:sz w:val="21"/>
+          <w:szCs w:val="21"/>
+        </w:rPr>
+        <w:t xml:space="preserve">All </w:t>
+      </w:r>
+      <w:r>
+        <w:rPr>
+          <w:rFonts w:ascii="Consolas" w:eastAsia="Times New Roman" w:hAnsi="Consolas" w:cs="Times New Roman"/>
+          <w:color w:val="D4D4D4"/>
+          <w:sz w:val="21"/>
+          <w:szCs w:val="21"/>
+        </w:rPr>
+        <w:t>|</w:t>
+      </w:r>
+      <w:r>
+        <w:rPr>
+          <w:rFonts w:ascii="Consolas" w:eastAsia="Times New Roman" w:hAnsi="Consolas" w:cs="Times New Roman"/>
+          <w:color w:val="BBBEBF"/>
+          <w:sz w:val="21"/>
+          <w:szCs w:val="21"/>
+        </w:rPr>
+        <w:t xml:space="preserve"> </w:t>
+      </w:r>
+      <w:r>
+        <w:rPr>
+          <w:rFonts w:ascii="Consolas" w:eastAsia="Times New Roman" w:hAnsi="Consolas" w:cs="Times New Roman"/>
+          <w:color w:val="DCDCAA"/>
+          <w:sz w:val="21"/>
+          <w:szCs w:val="21"/>
+        </w:rPr>
+        <w:t>Group-Object</w:t>
+      </w:r>
+      <w:r>
+        <w:rPr>
+          <w:rFonts w:ascii="Consolas" w:eastAsia="Times New Roman" w:hAnsi="Consolas" w:cs="Times New Roman"/>
+          <w:color w:val="BBBEBF"/>
+          <w:sz w:val="21"/>
+          <w:szCs w:val="21"/>
+        </w:rPr>
+        <w:t xml:space="preserve"> </w:t>
+      </w:r>
+      <w:proofErr w:type="spellStart"/>
+      <w:r>
+        <w:rPr>
+          <w:rFonts w:ascii="Consolas" w:eastAsia="Times New Roman" w:hAnsi="Consolas" w:cs="Times New Roman"/>
+          <w:color w:val="BBBEBF"/>
+          <w:sz w:val="21"/>
+          <w:szCs w:val="21"/>
+        </w:rPr>
+        <w:t>DisplayName</w:t>
+      </w:r>
+      <w:proofErr w:type="spellEnd"/>
+      <w:r>
+        <w:rPr>
+          <w:rFonts w:ascii="Consolas" w:eastAsia="Times New Roman" w:hAnsi="Consolas" w:cs="Times New Roman"/>
+          <w:color w:val="BBBEBF"/>
+          <w:sz w:val="21"/>
+          <w:szCs w:val="21"/>
+        </w:rPr>
+        <w:t xml:space="preserve"> </w:t>
+      </w:r>
+      <w:r>
+        <w:rPr>
+          <w:rFonts w:ascii="Consolas" w:eastAsia="Times New Roman" w:hAnsi="Consolas" w:cs="Times New Roman"/>
+          <w:color w:val="D4D4D4"/>
+          <w:sz w:val="21"/>
+          <w:szCs w:val="21"/>
+        </w:rPr>
+        <w:t>|</w:t>
+      </w:r>
+      <w:r>
+        <w:rPr>
+          <w:rFonts w:ascii="Consolas" w:eastAsia="Times New Roman" w:hAnsi="Consolas" w:cs="Times New Roman"/>
+          <w:color w:val="BBBEBF"/>
+          <w:sz w:val="21"/>
+          <w:szCs w:val="21"/>
+        </w:rPr>
+        <w:t xml:space="preserve"> </w:t>
+      </w:r>
+      <w:r>
+        <w:rPr>
+          <w:rFonts w:ascii="Consolas" w:eastAsia="Times New Roman" w:hAnsi="Consolas" w:cs="Times New Roman"/>
+          <w:color w:val="DCDCAA"/>
+          <w:sz w:val="21"/>
+          <w:szCs w:val="21"/>
+        </w:rPr>
+        <w:t>Where-Object</w:t>
+      </w:r>
+      <w:r>
+        <w:rPr>
+          <w:rFonts w:ascii="Consolas" w:eastAsia="Times New Roman" w:hAnsi="Consolas" w:cs="Times New Roman"/>
+          <w:color w:val="BBBEBF"/>
+          <w:sz w:val="21"/>
+          <w:szCs w:val="21"/>
+        </w:rPr>
+        <w:t xml:space="preserve"> Count </w:t>
+      </w:r>
+      <w:r>
+        <w:rPr>
+          <w:rFonts w:ascii="Consolas" w:eastAsia="Times New Roman" w:hAnsi="Consolas" w:cs="Times New Roman"/>
+          <w:color w:val="D4D4D4"/>
+          <w:sz w:val="21"/>
+          <w:szCs w:val="21"/>
+        </w:rPr>
+        <w:t>-</w:t>
+      </w:r>
+      <w:proofErr w:type="spellStart"/>
+      <w:r>
+        <w:rPr>
+          <w:rFonts w:ascii="Consolas" w:eastAsia="Times New Roman" w:hAnsi="Consolas" w:cs="Times New Roman"/>
+          <w:color w:val="D4D4D4"/>
+          <w:sz w:val="21"/>
+          <w:szCs w:val="21"/>
+        </w:rPr>
+        <w:t>gt</w:t>
+      </w:r>
+      <w:proofErr w:type="spellEnd"/>
+      <w:r>
+        <w:rPr>
+          <w:rFonts w:ascii="Consolas" w:eastAsia="Times New Roman" w:hAnsi="Consolas" w:cs="Times New Roman"/>
+          <w:color w:val="BBBEBF"/>
+          <w:sz w:val="21"/>
+          <w:szCs w:val="21"/>
+        </w:rPr>
+        <w:t xml:space="preserve"> </w:t>
+      </w:r>
+      <w:r>
+        <w:rPr>
+          <w:rFonts w:ascii="Consolas" w:eastAsia="Times New Roman" w:hAnsi="Consolas" w:cs="Times New Roman"/>
+          <w:color w:val="B5CEA8"/>
+          <w:sz w:val="21"/>
+          <w:szCs w:val="21"/>
+        </w:rPr>
+        <w:t>1</w:t>
+      </w:r>
+    </w:p>
+    <w:p>
+      <w:pPr>
+        <w:ind w:left="360"/>
+      </w:pPr>
+      <w:r>
+        <w:tab/>
+        <w:t>Result: No any name found</w:t>
+      </w:r>
+    </w:p>
+    <w:p>
+      <w:pPr>
+        <w:pStyle w:val="ListParagraph"/>
+        <w:numPr>
+          <w:ilvl w:val="0"/>
+          <w:numId w:val="1"/>
+        </w:numPr>
+      </w:pPr>
+      <w:r>
+        <w:t xml:space="preserve">Check for the missing Department or </w:t>
+      </w:r>
+      <w:proofErr w:type="spellStart"/>
+      <w:r>
+        <w:t>JobTitle</w:t>
+      </w:r>
+      <w:proofErr w:type="spellEnd"/>
+    </w:p>
+    <w:p>
+      <w:pPr>
+        <w:pStyle w:val="ListParagraph"/>
+        <w:shd w:val="clear" w:color="auto" w:fill="121314"/>
+        <w:spacing w:after="0" w:line="285" w:lineRule="atLeast"/>
+        <w:rPr>
+          <w:rFonts w:ascii="Consolas" w:eastAsia="Times New Roman" w:hAnsi="Consolas" w:cs="Times New Roman"/>
+          <w:color w:val="BBBEBF"/>
+          <w:sz w:val="21"/>
+          <w:szCs w:val="21"/>
+        </w:rPr>
+      </w:pPr>
+      <w:r>
+        <w:rPr>
+          <w:rFonts w:ascii="Consolas" w:eastAsia="Times New Roman" w:hAnsi="Consolas" w:cs="Times New Roman"/>
+          <w:color w:val="DCDCAA"/>
+          <w:sz w:val="21"/>
+          <w:szCs w:val="21"/>
+        </w:rPr>
+        <w:t>Get-</w:t>
+      </w:r>
+      <w:proofErr w:type="spellStart"/>
+      <w:r>
+        <w:rPr>
+          <w:rFonts w:ascii="Consolas" w:eastAsia="Times New Roman" w:hAnsi="Consolas" w:cs="Times New Roman"/>
+          <w:color w:val="DCDCAA"/>
+          <w:sz w:val="21"/>
+          <w:szCs w:val="21"/>
+        </w:rPr>
+        <w:t>MgUser</w:t>
+      </w:r>
+      <w:proofErr w:type="spellEnd"/>
+      <w:r>
+        <w:rPr>
+          <w:rFonts w:ascii="Consolas" w:eastAsia="Times New Roman" w:hAnsi="Consolas" w:cs="Times New Roman"/>
+          <w:color w:val="BBBEBF"/>
+          <w:sz w:val="21"/>
+          <w:szCs w:val="21"/>
+        </w:rPr>
+        <w:t xml:space="preserve"> </w:t>
+      </w:r>
+      <w:r>
+        <w:rPr>
+          <w:rFonts w:ascii="Consolas" w:eastAsia="Times New Roman" w:hAnsi="Consolas" w:cs="Times New Roman"/>
+          <w:color w:val="D4D4D4"/>
+          <w:sz w:val="21"/>
+          <w:szCs w:val="21"/>
+        </w:rPr>
+        <w:t>-</w:t>
+      </w:r>
+      <w:r>
+        <w:rPr>
+          <w:rFonts w:ascii="Consolas" w:eastAsia="Times New Roman" w:hAnsi="Consolas" w:cs="Times New Roman"/>
+          <w:color w:val="BBBEBF"/>
+          <w:sz w:val="21"/>
+          <w:szCs w:val="21"/>
+        </w:rPr>
+        <w:t xml:space="preserve">All </w:t>
+      </w:r>
+      <w:r>
+        <w:rPr>
+          <w:rFonts w:ascii="Consolas" w:eastAsia="Times New Roman" w:hAnsi="Consolas" w:cs="Times New Roman"/>
+          <w:color w:val="D4D4D4"/>
+          <w:sz w:val="21"/>
+          <w:szCs w:val="21"/>
+        </w:rPr>
+        <w:t>-</w:t>
+      </w:r>
+      <w:r>
+        <w:rPr>
+          <w:rFonts w:ascii="Consolas" w:eastAsia="Times New Roman" w:hAnsi="Consolas" w:cs="Times New Roman"/>
+          <w:color w:val="BBBEBF"/>
+          <w:sz w:val="21"/>
+          <w:szCs w:val="21"/>
+        </w:rPr>
+        <w:t xml:space="preserve">Property </w:t>
+      </w:r>
+      <w:proofErr w:type="spellStart"/>
+      <w:proofErr w:type="gramStart"/>
+      <w:r>
+        <w:rPr>
+          <w:rFonts w:ascii="Consolas" w:eastAsia="Times New Roman" w:hAnsi="Consolas" w:cs="Times New Roman"/>
+          <w:color w:val="BBBEBF"/>
+          <w:sz w:val="21"/>
+          <w:szCs w:val="21"/>
+        </w:rPr>
+        <w:t>DisplayName</w:t>
+      </w:r>
+      <w:r>
+        <w:rPr>
+          <w:rFonts w:ascii="Consolas" w:eastAsia="Times New Roman" w:hAnsi="Consolas" w:cs="Times New Roman"/>
+          <w:color w:val="D4D4D4"/>
+          <w:sz w:val="21"/>
+          <w:szCs w:val="21"/>
+        </w:rPr>
+        <w:t>,</w:t>
+      </w:r>
+      <w:r>
+        <w:rPr>
+          <w:rFonts w:ascii="Consolas" w:eastAsia="Times New Roman" w:hAnsi="Consolas" w:cs="Times New Roman"/>
+          <w:color w:val="BBBEBF"/>
+          <w:sz w:val="21"/>
+          <w:szCs w:val="21"/>
+        </w:rPr>
+        <w:t>Department</w:t>
+      </w:r>
+      <w:proofErr w:type="gramEnd"/>
+      <w:r>
+        <w:rPr>
+          <w:rFonts w:ascii="Consolas" w:eastAsia="Times New Roman" w:hAnsi="Consolas" w:cs="Times New Roman"/>
+          <w:color w:val="D4D4D4"/>
+          <w:sz w:val="21"/>
+          <w:szCs w:val="21"/>
+        </w:rPr>
+        <w:t>,</w:t>
+      </w:r>
+      <w:r>
+        <w:rPr>
+          <w:rFonts w:ascii="Consolas" w:eastAsia="Times New Roman" w:hAnsi="Consolas" w:cs="Times New Roman"/>
+          <w:color w:val="BBBEBF"/>
+          <w:sz w:val="21"/>
+          <w:szCs w:val="21"/>
+        </w:rPr>
+        <w:t>JobTitle</w:t>
+      </w:r>
+      <w:proofErr w:type="spellEnd"/>
+      <w:r>
+        <w:rPr>
+          <w:rFonts w:ascii="Consolas" w:eastAsia="Times New Roman" w:hAnsi="Consolas" w:cs="Times New Roman"/>
+          <w:color w:val="BBBEBF"/>
+          <w:sz w:val="21"/>
+          <w:szCs w:val="21"/>
+        </w:rPr>
+        <w:t xml:space="preserve"> </w:t>
+      </w:r>
+      <w:r>
+        <w:rPr>
+          <w:rFonts w:ascii="Consolas" w:eastAsia="Times New Roman" w:hAnsi="Consolas" w:cs="Times New Roman"/>
+          <w:color w:val="D4D4D4"/>
+          <w:sz w:val="21"/>
+          <w:szCs w:val="21"/>
+        </w:rPr>
+        <w:t>|</w:t>
+      </w:r>
+    </w:p>
+    <w:p>
+      <w:pPr>
+        <w:pStyle w:val="ListParagraph"/>
+        <w:shd w:val="clear" w:color="auto" w:fill="121314"/>
+        <w:spacing w:after="0" w:line="285" w:lineRule="atLeast"/>
+        <w:rPr>
+          <w:rFonts w:ascii="Consolas" w:eastAsia="Times New Roman" w:hAnsi="Consolas" w:cs="Times New Roman"/>
+          <w:color w:val="BBBEBF"/>
+          <w:sz w:val="21"/>
+          <w:szCs w:val="21"/>
+        </w:rPr>
+      </w:pPr>
+      <w:r>
+        <w:rPr>
+          <w:rFonts w:ascii="Consolas" w:eastAsia="Times New Roman" w:hAnsi="Consolas" w:cs="Times New Roman"/>
+          <w:color w:val="BBBEBF"/>
+          <w:sz w:val="21"/>
+          <w:szCs w:val="21"/>
+        </w:rPr>
+        <w:t xml:space="preserve">  </w:t>
+      </w:r>
+      <w:r>
+        <w:rPr>
+          <w:rFonts w:ascii="Consolas" w:eastAsia="Times New Roman" w:hAnsi="Consolas" w:cs="Times New Roman"/>
+          <w:color w:val="DCDCAA"/>
+          <w:sz w:val="21"/>
+          <w:szCs w:val="21"/>
+        </w:rPr>
+        <w:t>Where-Object</w:t>
+      </w:r>
+      <w:r>
+        <w:rPr>
+          <w:rFonts w:ascii="Consolas" w:eastAsia="Times New Roman" w:hAnsi="Consolas" w:cs="Times New Roman"/>
+          <w:color w:val="BBBEBF"/>
+          <w:sz w:val="21"/>
+          <w:szCs w:val="21"/>
+        </w:rPr>
+        <w:t xml:space="preserve"> </w:t>
+      </w:r>
+      <w:proofErr w:type="gramStart"/>
+      <w:r>
+        <w:rPr>
+          <w:rFonts w:ascii="Consolas" w:eastAsia="Times New Roman" w:hAnsi="Consolas" w:cs="Times New Roman"/>
+          <w:color w:val="BBBEBF"/>
+          <w:sz w:val="21"/>
+          <w:szCs w:val="21"/>
+        </w:rPr>
+        <w:t xml:space="preserve">{ </w:t>
+      </w:r>
+      <w:r>
+        <w:rPr>
+          <w:rFonts w:ascii="Consolas" w:eastAsia="Times New Roman" w:hAnsi="Consolas" w:cs="Times New Roman"/>
+          <w:color w:val="D4D4D4"/>
+          <w:sz w:val="21"/>
+          <w:szCs w:val="21"/>
+        </w:rPr>
+        <w:t>-</w:t>
+      </w:r>
+      <w:proofErr w:type="gramEnd"/>
+      <w:r>
+        <w:rPr>
+          <w:rFonts w:ascii="Consolas" w:eastAsia="Times New Roman" w:hAnsi="Consolas" w:cs="Times New Roman"/>
+          <w:color w:val="D4D4D4"/>
+          <w:sz w:val="21"/>
+          <w:szCs w:val="21"/>
+        </w:rPr>
+        <w:t>not</w:t>
+      </w:r>
+      <w:r>
+        <w:rPr>
+          <w:rFonts w:ascii="Consolas" w:eastAsia="Times New Roman" w:hAnsi="Consolas" w:cs="Times New Roman"/>
+          <w:color w:val="BBBEBF"/>
+          <w:sz w:val="21"/>
+          <w:szCs w:val="21"/>
+        </w:rPr>
+        <w:t xml:space="preserve"> </w:t>
+      </w:r>
+      <w:r>
+        <w:rPr>
+          <w:rFonts w:ascii="Consolas" w:eastAsia="Times New Roman" w:hAnsi="Consolas" w:cs="Times New Roman"/>
+          <w:color w:val="79C0FF"/>
+          <w:sz w:val="21"/>
+          <w:szCs w:val="21"/>
+        </w:rPr>
+        <w:t>$_</w:t>
+      </w:r>
+      <w:r>
+        <w:rPr>
+          <w:rFonts w:ascii="Consolas" w:eastAsia="Times New Roman" w:hAnsi="Consolas" w:cs="Times New Roman"/>
+          <w:color w:val="DCDCAA"/>
+          <w:sz w:val="21"/>
+          <w:szCs w:val="21"/>
+        </w:rPr>
+        <w:t>.Department</w:t>
+      </w:r>
+      <w:r>
+        <w:rPr>
+          <w:rFonts w:ascii="Consolas" w:eastAsia="Times New Roman" w:hAnsi="Consolas" w:cs="Times New Roman"/>
+          <w:color w:val="BBBEBF"/>
+          <w:sz w:val="21"/>
+          <w:szCs w:val="21"/>
+        </w:rPr>
+        <w:t xml:space="preserve"> </w:t>
+      </w:r>
+      <w:r>
+        <w:rPr>
+          <w:rFonts w:ascii="Consolas" w:eastAsia="Times New Roman" w:hAnsi="Consolas" w:cs="Times New Roman"/>
+          <w:color w:val="D4D4D4"/>
+          <w:sz w:val="21"/>
+          <w:szCs w:val="21"/>
+        </w:rPr>
+        <w:t>-or</w:t>
+      </w:r>
+      <w:r>
+        <w:rPr>
+          <w:rFonts w:ascii="Consolas" w:eastAsia="Times New Roman" w:hAnsi="Consolas" w:cs="Times New Roman"/>
+          <w:color w:val="BBBEBF"/>
+          <w:sz w:val="21"/>
+          <w:szCs w:val="21"/>
+        </w:rPr>
+        <w:t xml:space="preserve"> </w:t>
+      </w:r>
+      <w:r>
+        <w:rPr>
+          <w:rFonts w:ascii="Consolas" w:eastAsia="Times New Roman" w:hAnsi="Consolas" w:cs="Times New Roman"/>
+          <w:color w:val="D4D4D4"/>
+          <w:sz w:val="21"/>
+          <w:szCs w:val="21"/>
+        </w:rPr>
+        <w:t>-not</w:t>
+      </w:r>
+      <w:r>
+        <w:rPr>
+          <w:rFonts w:ascii="Consolas" w:eastAsia="Times New Roman" w:hAnsi="Consolas" w:cs="Times New Roman"/>
+          <w:color w:val="BBBEBF"/>
+          <w:sz w:val="21"/>
+          <w:szCs w:val="21"/>
+        </w:rPr>
+        <w:t xml:space="preserve"> </w:t>
+      </w:r>
+      <w:r>
+        <w:rPr>
+          <w:rFonts w:ascii="Consolas" w:eastAsia="Times New Roman" w:hAnsi="Consolas" w:cs="Times New Roman"/>
+          <w:color w:val="79C0FF"/>
+          <w:sz w:val="21"/>
+          <w:szCs w:val="21"/>
+        </w:rPr>
+        <w:t>$_</w:t>
+      </w:r>
+      <w:r>
+        <w:rPr>
+          <w:rFonts w:ascii="Consolas" w:eastAsia="Times New Roman" w:hAnsi="Consolas" w:cs="Times New Roman"/>
+          <w:color w:val="DCDCAA"/>
+          <w:sz w:val="21"/>
+          <w:szCs w:val="21"/>
+        </w:rPr>
+        <w:t>.</w:t>
+      </w:r>
+      <w:proofErr w:type="spellStart"/>
+      <w:r>
+        <w:rPr>
+          <w:rFonts w:ascii="Consolas" w:eastAsia="Times New Roman" w:hAnsi="Consolas" w:cs="Times New Roman"/>
+          <w:color w:val="DCDCAA"/>
+          <w:sz w:val="21"/>
+          <w:szCs w:val="21"/>
+        </w:rPr>
+        <w:t>JobTitle</w:t>
+      </w:r>
+      <w:proofErr w:type="spellEnd"/>
+      <w:r>
+        <w:rPr>
+          <w:rFonts w:ascii="Consolas" w:eastAsia="Times New Roman" w:hAnsi="Consolas" w:cs="Times New Roman"/>
+          <w:color w:val="BBBEBF"/>
+          <w:sz w:val="21"/>
+          <w:szCs w:val="21"/>
+        </w:rPr>
+        <w:t xml:space="preserve"> } </w:t>
+      </w:r>
+      <w:r>
+        <w:rPr>
+          <w:rFonts w:ascii="Consolas" w:eastAsia="Times New Roman" w:hAnsi="Consolas" w:cs="Times New Roman"/>
+          <w:color w:val="D4D4D4"/>
+          <w:sz w:val="21"/>
+          <w:szCs w:val="21"/>
+        </w:rPr>
+        <w:t>|</w:t>
+      </w:r>
+    </w:p>
+    <w:p>
+      <w:pPr>
+        <w:pStyle w:val="ListParagraph"/>
+        <w:shd w:val="clear" w:color="auto" w:fill="121314"/>
+        <w:spacing w:after="0" w:line="285" w:lineRule="atLeast"/>
+        <w:rPr>
+          <w:rFonts w:ascii="Consolas" w:eastAsia="Times New Roman" w:hAnsi="Consolas" w:cs="Times New Roman"/>
+          <w:color w:val="BBBEBF"/>
+          <w:sz w:val="21"/>
+          <w:szCs w:val="21"/>
+        </w:rPr>
+      </w:pPr>
+      <w:r>
+        <w:rPr>
+          <w:rFonts w:ascii="Consolas" w:eastAsia="Times New Roman" w:hAnsi="Consolas" w:cs="Times New Roman"/>
+          <w:color w:val="BBBEBF"/>
+          <w:sz w:val="21"/>
+          <w:szCs w:val="21"/>
+        </w:rPr>
+        <w:t xml:space="preserve">  </w:t>
+      </w:r>
+      <w:r>
+        <w:rPr>
+          <w:rFonts w:ascii="Consolas" w:eastAsia="Times New Roman" w:hAnsi="Consolas" w:cs="Times New Roman"/>
+          <w:color w:val="DCDCAA"/>
+          <w:sz w:val="21"/>
+          <w:szCs w:val="21"/>
+        </w:rPr>
+        <w:t>Select-Object</w:t>
+      </w:r>
+      <w:r>
+        <w:rPr>
+          <w:rFonts w:ascii="Consolas" w:eastAsia="Times New Roman" w:hAnsi="Consolas" w:cs="Times New Roman"/>
+          <w:color w:val="BBBEBF"/>
+          <w:sz w:val="21"/>
+          <w:szCs w:val="21"/>
+        </w:rPr>
+        <w:t xml:space="preserve"> </w:t>
+      </w:r>
+      <w:proofErr w:type="spellStart"/>
+      <w:proofErr w:type="gramStart"/>
+      <w:r>
+        <w:rPr>
+          <w:rFonts w:ascii="Consolas" w:eastAsia="Times New Roman" w:hAnsi="Consolas" w:cs="Times New Roman"/>
+          <w:color w:val="BBBEBF"/>
+          <w:sz w:val="21"/>
+          <w:szCs w:val="21"/>
+        </w:rPr>
+        <w:t>DisplayName</w:t>
+      </w:r>
+      <w:r>
+        <w:rPr>
+          <w:rFonts w:ascii="Consolas" w:eastAsia="Times New Roman" w:hAnsi="Consolas" w:cs="Times New Roman"/>
+          <w:color w:val="D4D4D4"/>
+          <w:sz w:val="21"/>
+          <w:szCs w:val="21"/>
+        </w:rPr>
+        <w:t>,</w:t>
+      </w:r>
+      <w:r>
+        <w:rPr>
+          <w:rFonts w:ascii="Consolas" w:eastAsia="Times New Roman" w:hAnsi="Consolas" w:cs="Times New Roman"/>
+          <w:color w:val="BBBEBF"/>
+          <w:sz w:val="21"/>
+          <w:szCs w:val="21"/>
+        </w:rPr>
+        <w:t>Department</w:t>
+      </w:r>
+      <w:proofErr w:type="gramEnd"/>
+      <w:r>
+        <w:rPr>
+          <w:rFonts w:ascii="Consolas" w:eastAsia="Times New Roman" w:hAnsi="Consolas" w:cs="Times New Roman"/>
+          <w:color w:val="D4D4D4"/>
+          <w:sz w:val="21"/>
+          <w:szCs w:val="21"/>
+        </w:rPr>
+        <w:t>,</w:t>
+      </w:r>
+      <w:r>
+        <w:rPr>
+          <w:rFonts w:ascii="Consolas" w:eastAsia="Times New Roman" w:hAnsi="Consolas" w:cs="Times New Roman"/>
+          <w:color w:val="BBBEBF"/>
+          <w:sz w:val="21"/>
+          <w:szCs w:val="21"/>
+        </w:rPr>
+        <w:t>JobTitle</w:t>
+      </w:r>
+      <w:proofErr w:type="spellEnd"/>
+    </w:p>
+    <w:p>
+      <w:r>
+        <w:tab/>
+        <w:t>Result: No blank value</w:t>
+      </w:r>
+    </w:p>
+    <w:p>
+      <w:pPr>
+        <w:pStyle w:val="ListParagraph"/>
+        <w:numPr>
+          <w:ilvl w:val="0"/>
+          <w:numId w:val="1"/>
+        </w:numPr>
+      </w:pPr>
+      <w:r>
+        <w:t xml:space="preserve">Standardize Department or </w:t>
+      </w:r>
+      <w:proofErr w:type="spellStart"/>
+      <w:r>
+        <w:t>JobTitle</w:t>
+      </w:r>
+      <w:proofErr w:type="spellEnd"/>
+    </w:p>
+    <w:p>
+      <w:pPr>
+        <w:pStyle w:val="ListParagraph"/>
+        <w:numPr>
+          <w:ilvl w:val="0"/>
+          <w:numId w:val="1"/>
+        </w:numPr>
+        <w:shd w:val="clear" w:color="auto" w:fill="121314"/>
+        <w:spacing w:after="0" w:line="285" w:lineRule="atLeast"/>
+        <w:rPr>
+          <w:rFonts w:ascii="Consolas" w:eastAsia="Times New Roman" w:hAnsi="Consolas" w:cs="Times New Roman"/>
+          <w:color w:val="BBBEBF"/>
+          <w:sz w:val="21"/>
+          <w:szCs w:val="21"/>
+        </w:rPr>
+      </w:pPr>
+      <w:r>
+        <w:rPr>
+          <w:rFonts w:ascii="Consolas" w:eastAsia="Times New Roman" w:hAnsi="Consolas" w:cs="Times New Roman"/>
+          <w:color w:val="8B949E"/>
+          <w:sz w:val="21"/>
+          <w:szCs w:val="21"/>
+        </w:rPr>
+        <w:t xml:space="preserve"># This script standardizes the values of the Department and </w:t>
+      </w:r>
+      <w:proofErr w:type="spellStart"/>
+      <w:r>
+        <w:rPr>
+          <w:rFonts w:ascii="Consolas" w:eastAsia="Times New Roman" w:hAnsi="Consolas" w:cs="Times New Roman"/>
+          <w:color w:val="8B949E"/>
+          <w:sz w:val="21"/>
+          <w:szCs w:val="21"/>
+        </w:rPr>
+        <w:t>JobTitle</w:t>
+      </w:r>
+      <w:proofErr w:type="spellEnd"/>
+      <w:r>
+        <w:rPr>
+          <w:rFonts w:ascii="Consolas" w:eastAsia="Times New Roman" w:hAnsi="Consolas" w:cs="Times New Roman"/>
+          <w:color w:val="8B949E"/>
+          <w:sz w:val="21"/>
+          <w:szCs w:val="21"/>
+        </w:rPr>
+        <w:t xml:space="preserve"> fields for all users in Microsoft Graph.</w:t>
+      </w:r>
+    </w:p>
+    <w:p>
+      <w:pPr>
+        <w:pStyle w:val="ListParagraph"/>
+        <w:numPr>
+          <w:ilvl w:val="0"/>
+          <w:numId w:val="1"/>
+        </w:numPr>
+        <w:shd w:val="clear" w:color="auto" w:fill="121314"/>
+        <w:spacing w:after="0" w:line="285" w:lineRule="atLeast"/>
+        <w:rPr>
+          <w:rFonts w:ascii="Consolas" w:eastAsia="Times New Roman" w:hAnsi="Consolas" w:cs="Times New Roman"/>
+          <w:color w:val="BBBEBF"/>
+          <w:sz w:val="21"/>
+          <w:szCs w:val="21"/>
+        </w:rPr>
+      </w:pPr>
+    </w:p>
+    <w:p>
+      <w:pPr>
+        <w:pStyle w:val="ListParagraph"/>
+        <w:numPr>
+          <w:ilvl w:val="0"/>
+          <w:numId w:val="1"/>
+        </w:numPr>
+        <w:shd w:val="clear" w:color="auto" w:fill="121314"/>
+        <w:spacing w:after="0" w:line="285" w:lineRule="atLeast"/>
+        <w:rPr>
+          <w:rFonts w:ascii="Consolas" w:eastAsia="Times New Roman" w:hAnsi="Consolas" w:cs="Times New Roman"/>
+          <w:color w:val="BBBEBF"/>
+          <w:sz w:val="21"/>
+          <w:szCs w:val="21"/>
+        </w:rPr>
+      </w:pPr>
+      <w:r>
+        <w:rPr>
+          <w:rFonts w:ascii="Consolas" w:eastAsia="Times New Roman" w:hAnsi="Consolas" w:cs="Times New Roman"/>
+          <w:color w:val="8B949E"/>
+          <w:sz w:val="21"/>
+          <w:szCs w:val="21"/>
+        </w:rPr>
+        <w:t xml:space="preserve"># </w:t>
+      </w:r>
+      <w:proofErr w:type="spellStart"/>
+      <w:r>
+        <w:rPr>
+          <w:rFonts w:ascii="Consolas" w:eastAsia="Times New Roman" w:hAnsi="Consolas" w:cs="Times New Roman"/>
+          <w:color w:val="8B949E"/>
+          <w:sz w:val="21"/>
+          <w:szCs w:val="21"/>
+        </w:rPr>
+        <w:t>deptMap</w:t>
+      </w:r>
+      <w:proofErr w:type="spellEnd"/>
+      <w:r>
+        <w:rPr>
+          <w:rFonts w:ascii="Consolas" w:eastAsia="Times New Roman" w:hAnsi="Consolas" w:cs="Times New Roman"/>
+          <w:color w:val="8B949E"/>
+          <w:sz w:val="21"/>
+          <w:szCs w:val="21"/>
+        </w:rPr>
+        <w:t xml:space="preserve"> is a </w:t>
+      </w:r>
+      <w:proofErr w:type="spellStart"/>
+      <w:r>
+        <w:rPr>
+          <w:rFonts w:ascii="Consolas" w:eastAsia="Times New Roman" w:hAnsi="Consolas" w:cs="Times New Roman"/>
+          <w:color w:val="8B949E"/>
+          <w:sz w:val="21"/>
+          <w:szCs w:val="21"/>
+        </w:rPr>
+        <w:t>hashtable</w:t>
+      </w:r>
+      <w:proofErr w:type="spellEnd"/>
+      <w:r>
+        <w:rPr>
+          <w:rFonts w:ascii="Consolas" w:eastAsia="Times New Roman" w:hAnsi="Consolas" w:cs="Times New Roman"/>
+          <w:color w:val="8B949E"/>
+          <w:sz w:val="21"/>
+          <w:szCs w:val="21"/>
+        </w:rPr>
+        <w:t xml:space="preserve"> that maps the original department values to their standardized values.</w:t>
+      </w:r>
+    </w:p>
+    <w:p>
+      <w:pPr>
+        <w:pStyle w:val="ListParagraph"/>
+        <w:numPr>
+          <w:ilvl w:val="0"/>
+          <w:numId w:val="1"/>
+        </w:numPr>
+        <w:shd w:val="clear" w:color="auto" w:fill="121314"/>
+        <w:spacing w:after="0" w:line="285" w:lineRule="atLeast"/>
+        <w:rPr>
+          <w:rFonts w:ascii="Consolas" w:eastAsia="Times New Roman" w:hAnsi="Consolas" w:cs="Times New Roman"/>
+          <w:color w:val="BBBEBF"/>
+          <w:sz w:val="21"/>
+          <w:szCs w:val="21"/>
+        </w:rPr>
+      </w:pPr>
+      <w:r>
+        <w:rPr>
+          <w:rFonts w:ascii="Consolas" w:eastAsia="Times New Roman" w:hAnsi="Consolas" w:cs="Times New Roman"/>
+          <w:color w:val="C9D1D9"/>
+          <w:sz w:val="21"/>
+          <w:szCs w:val="21"/>
+        </w:rPr>
+        <w:t>$</w:t>
+      </w:r>
+      <w:proofErr w:type="spellStart"/>
+      <w:r>
+        <w:rPr>
+          <w:rFonts w:ascii="Consolas" w:eastAsia="Times New Roman" w:hAnsi="Consolas" w:cs="Times New Roman"/>
+          <w:color w:val="C9D1D9"/>
+          <w:sz w:val="21"/>
+          <w:szCs w:val="21"/>
+        </w:rPr>
+        <w:t>deptMap</w:t>
+      </w:r>
+      <w:proofErr w:type="spellEnd"/>
+      <w:r>
+        <w:rPr>
+          <w:rFonts w:ascii="Consolas" w:eastAsia="Times New Roman" w:hAnsi="Consolas" w:cs="Times New Roman"/>
+          <w:color w:val="BBBEBF"/>
+          <w:sz w:val="21"/>
+          <w:szCs w:val="21"/>
+        </w:rPr>
+        <w:t xml:space="preserve"> </w:t>
+      </w:r>
+      <w:r>
+        <w:rPr>
+          <w:rFonts w:ascii="Consolas" w:eastAsia="Times New Roman" w:hAnsi="Consolas" w:cs="Times New Roman"/>
+          <w:color w:val="D4D4D4"/>
+          <w:sz w:val="21"/>
+          <w:szCs w:val="21"/>
+        </w:rPr>
+        <w:t>=</w:t>
+      </w:r>
+      <w:r>
+        <w:rPr>
+          <w:rFonts w:ascii="Consolas" w:eastAsia="Times New Roman" w:hAnsi="Consolas" w:cs="Times New Roman"/>
+          <w:color w:val="BBBEBF"/>
+          <w:sz w:val="21"/>
+          <w:szCs w:val="21"/>
+        </w:rPr>
+        <w:t xml:space="preserve"> </w:t>
+      </w:r>
+      <w:proofErr w:type="gramStart"/>
+      <w:r>
+        <w:rPr>
+          <w:rFonts w:ascii="Consolas" w:eastAsia="Times New Roman" w:hAnsi="Consolas" w:cs="Times New Roman"/>
+          <w:color w:val="FF7B72"/>
+          <w:sz w:val="21"/>
+          <w:szCs w:val="21"/>
+        </w:rPr>
+        <w:t>@</w:t>
+      </w:r>
+      <w:r>
+        <w:rPr>
+          <w:rFonts w:ascii="Consolas" w:eastAsia="Times New Roman" w:hAnsi="Consolas" w:cs="Times New Roman"/>
+          <w:color w:val="BBBEBF"/>
+          <w:sz w:val="21"/>
+          <w:szCs w:val="21"/>
+        </w:rPr>
+        <w:t>{</w:t>
+      </w:r>
+      <w:proofErr w:type="gramEnd"/>
+      <w:r>
+        <w:rPr>
+          <w:rFonts w:ascii="Consolas" w:eastAsia="Times New Roman" w:hAnsi="Consolas" w:cs="Times New Roman"/>
+          <w:color w:val="A5D6FF"/>
+          <w:sz w:val="21"/>
+          <w:szCs w:val="21"/>
+        </w:rPr>
+        <w:t>'sales'</w:t>
+      </w:r>
+      <w:r>
+        <w:rPr>
+          <w:rFonts w:ascii="Consolas" w:eastAsia="Times New Roman" w:hAnsi="Consolas" w:cs="Times New Roman"/>
+          <w:color w:val="BBBEBF"/>
+          <w:sz w:val="21"/>
+          <w:szCs w:val="21"/>
+        </w:rPr>
+        <w:t xml:space="preserve"> </w:t>
+      </w:r>
+      <w:r>
+        <w:rPr>
+          <w:rFonts w:ascii="Consolas" w:eastAsia="Times New Roman" w:hAnsi="Consolas" w:cs="Times New Roman"/>
+          <w:color w:val="D4D4D4"/>
+          <w:sz w:val="21"/>
+          <w:szCs w:val="21"/>
+        </w:rPr>
+        <w:t>=</w:t>
+      </w:r>
+      <w:r>
+        <w:rPr>
+          <w:rFonts w:ascii="Consolas" w:eastAsia="Times New Roman" w:hAnsi="Consolas" w:cs="Times New Roman"/>
+          <w:color w:val="BBBEBF"/>
+          <w:sz w:val="21"/>
+          <w:szCs w:val="21"/>
+        </w:rPr>
+        <w:t xml:space="preserve"> </w:t>
+      </w:r>
+      <w:r>
+        <w:rPr>
+          <w:rFonts w:ascii="Consolas" w:eastAsia="Times New Roman" w:hAnsi="Consolas" w:cs="Times New Roman"/>
+          <w:color w:val="A5D6FF"/>
+          <w:sz w:val="21"/>
+          <w:szCs w:val="21"/>
+        </w:rPr>
+        <w:t>'Sales'</w:t>
+      </w:r>
+      <w:r>
+        <w:rPr>
+          <w:rFonts w:ascii="Consolas" w:eastAsia="Times New Roman" w:hAnsi="Consolas" w:cs="Times New Roman"/>
+          <w:color w:val="BBBEBF"/>
+          <w:sz w:val="21"/>
+          <w:szCs w:val="21"/>
+        </w:rPr>
+        <w:t xml:space="preserve">; </w:t>
+      </w:r>
+      <w:r>
+        <w:rPr>
+          <w:rFonts w:ascii="Consolas" w:eastAsia="Times New Roman" w:hAnsi="Consolas" w:cs="Times New Roman"/>
+          <w:color w:val="A5D6FF"/>
+          <w:sz w:val="21"/>
+          <w:szCs w:val="21"/>
+        </w:rPr>
+        <w:t>'finance'</w:t>
+      </w:r>
+      <w:r>
+        <w:rPr>
+          <w:rFonts w:ascii="Consolas" w:eastAsia="Times New Roman" w:hAnsi="Consolas" w:cs="Times New Roman"/>
+          <w:color w:val="BBBEBF"/>
+          <w:sz w:val="21"/>
+          <w:szCs w:val="21"/>
+        </w:rPr>
+        <w:t xml:space="preserve"> </w:t>
+      </w:r>
+      <w:r>
+        <w:rPr>
+          <w:rFonts w:ascii="Consolas" w:eastAsia="Times New Roman" w:hAnsi="Consolas" w:cs="Times New Roman"/>
+          <w:color w:val="D4D4D4"/>
+          <w:sz w:val="21"/>
+          <w:szCs w:val="21"/>
+        </w:rPr>
+        <w:t>=</w:t>
+      </w:r>
+      <w:r>
+        <w:rPr>
+          <w:rFonts w:ascii="Consolas" w:eastAsia="Times New Roman" w:hAnsi="Consolas" w:cs="Times New Roman"/>
+          <w:color w:val="BBBEBF"/>
+          <w:sz w:val="21"/>
+          <w:szCs w:val="21"/>
+        </w:rPr>
+        <w:t xml:space="preserve"> </w:t>
+      </w:r>
+      <w:r>
+        <w:rPr>
+          <w:rFonts w:ascii="Consolas" w:eastAsia="Times New Roman" w:hAnsi="Consolas" w:cs="Times New Roman"/>
+          <w:color w:val="A5D6FF"/>
+          <w:sz w:val="21"/>
+          <w:szCs w:val="21"/>
+        </w:rPr>
+        <w:t>'Finance'</w:t>
+      </w:r>
+      <w:r>
+        <w:rPr>
+          <w:rFonts w:ascii="Consolas" w:eastAsia="Times New Roman" w:hAnsi="Consolas" w:cs="Times New Roman"/>
+          <w:color w:val="BBBEBF"/>
+          <w:sz w:val="21"/>
+          <w:szCs w:val="21"/>
+        </w:rPr>
+        <w:t xml:space="preserve">; </w:t>
+      </w:r>
+      <w:r>
+        <w:rPr>
+          <w:rFonts w:ascii="Consolas" w:eastAsia="Times New Roman" w:hAnsi="Consolas" w:cs="Times New Roman"/>
+          <w:color w:val="A5D6FF"/>
+          <w:sz w:val="21"/>
+          <w:szCs w:val="21"/>
+        </w:rPr>
+        <w:t>'</w:t>
+      </w:r>
+      <w:proofErr w:type="spellStart"/>
+      <w:r>
+        <w:rPr>
+          <w:rFonts w:ascii="Consolas" w:eastAsia="Times New Roman" w:hAnsi="Consolas" w:cs="Times New Roman"/>
+          <w:color w:val="A5D6FF"/>
+          <w:sz w:val="21"/>
+          <w:szCs w:val="21"/>
+        </w:rPr>
+        <w:t>hr</w:t>
+      </w:r>
+      <w:proofErr w:type="spellEnd"/>
+      <w:r>
+        <w:rPr>
+          <w:rFonts w:ascii="Consolas" w:eastAsia="Times New Roman" w:hAnsi="Consolas" w:cs="Times New Roman"/>
+          <w:color w:val="A5D6FF"/>
+          <w:sz w:val="21"/>
+          <w:szCs w:val="21"/>
+        </w:rPr>
+        <w:t>'</w:t>
+      </w:r>
+      <w:r>
+        <w:rPr>
+          <w:rFonts w:ascii="Consolas" w:eastAsia="Times New Roman" w:hAnsi="Consolas" w:cs="Times New Roman"/>
+          <w:color w:val="BBBEBF"/>
+          <w:sz w:val="21"/>
+          <w:szCs w:val="21"/>
+        </w:rPr>
+        <w:t xml:space="preserve"> </w:t>
+      </w:r>
+      <w:r>
+        <w:rPr>
+          <w:rFonts w:ascii="Consolas" w:eastAsia="Times New Roman" w:hAnsi="Consolas" w:cs="Times New Roman"/>
+          <w:color w:val="D4D4D4"/>
+          <w:sz w:val="21"/>
+          <w:szCs w:val="21"/>
+        </w:rPr>
+        <w:t>=</w:t>
+      </w:r>
+      <w:r>
+        <w:rPr>
+          <w:rFonts w:ascii="Consolas" w:eastAsia="Times New Roman" w:hAnsi="Consolas" w:cs="Times New Roman"/>
+          <w:color w:val="BBBEBF"/>
+          <w:sz w:val="21"/>
+          <w:szCs w:val="21"/>
+        </w:rPr>
+        <w:t xml:space="preserve"> </w:t>
+      </w:r>
+      <w:r>
+        <w:rPr>
+          <w:rFonts w:ascii="Consolas" w:eastAsia="Times New Roman" w:hAnsi="Consolas" w:cs="Times New Roman"/>
+          <w:color w:val="A5D6FF"/>
+          <w:sz w:val="21"/>
+          <w:szCs w:val="21"/>
+        </w:rPr>
+        <w:t>'Human Resources'</w:t>
+      </w:r>
+      <w:r>
+        <w:rPr>
+          <w:rFonts w:ascii="Consolas" w:eastAsia="Times New Roman" w:hAnsi="Consolas" w:cs="Times New Roman"/>
+          <w:color w:val="BBBEBF"/>
+          <w:sz w:val="21"/>
+          <w:szCs w:val="21"/>
+        </w:rPr>
+        <w:t xml:space="preserve">; </w:t>
+      </w:r>
+      <w:r>
+        <w:rPr>
+          <w:rFonts w:ascii="Consolas" w:eastAsia="Times New Roman" w:hAnsi="Consolas" w:cs="Times New Roman"/>
+          <w:color w:val="A5D6FF"/>
+          <w:sz w:val="21"/>
+          <w:szCs w:val="21"/>
+        </w:rPr>
+        <w:t>'it'</w:t>
+      </w:r>
+      <w:r>
+        <w:rPr>
+          <w:rFonts w:ascii="Consolas" w:eastAsia="Times New Roman" w:hAnsi="Consolas" w:cs="Times New Roman"/>
+          <w:color w:val="BBBEBF"/>
+          <w:sz w:val="21"/>
+          <w:szCs w:val="21"/>
+        </w:rPr>
+        <w:t xml:space="preserve"> </w:t>
+      </w:r>
+      <w:r>
+        <w:rPr>
+          <w:rFonts w:ascii="Consolas" w:eastAsia="Times New Roman" w:hAnsi="Consolas" w:cs="Times New Roman"/>
+          <w:color w:val="D4D4D4"/>
+          <w:sz w:val="21"/>
+          <w:szCs w:val="21"/>
+        </w:rPr>
+        <w:t>=</w:t>
+      </w:r>
+      <w:r>
+        <w:rPr>
+          <w:rFonts w:ascii="Consolas" w:eastAsia="Times New Roman" w:hAnsi="Consolas" w:cs="Times New Roman"/>
+          <w:color w:val="BBBEBF"/>
+          <w:sz w:val="21"/>
+          <w:szCs w:val="21"/>
+        </w:rPr>
+        <w:t xml:space="preserve"> </w:t>
+      </w:r>
+      <w:r>
+        <w:rPr>
+          <w:rFonts w:ascii="Consolas" w:eastAsia="Times New Roman" w:hAnsi="Consolas" w:cs="Times New Roman"/>
+          <w:color w:val="A5D6FF"/>
+          <w:sz w:val="21"/>
+          <w:szCs w:val="21"/>
+        </w:rPr>
+        <w:t>'IT'</w:t>
+      </w:r>
+      <w:r>
+        <w:rPr>
+          <w:rFonts w:ascii="Consolas" w:eastAsia="Times New Roman" w:hAnsi="Consolas" w:cs="Times New Roman"/>
+          <w:color w:val="BBBEBF"/>
+          <w:sz w:val="21"/>
+          <w:szCs w:val="21"/>
+        </w:rPr>
+        <w:t>;}</w:t>
+      </w:r>
+    </w:p>
+    <w:p>
+      <w:pPr>
+        <w:pStyle w:val="ListParagraph"/>
+        <w:numPr>
+          <w:ilvl w:val="0"/>
+          <w:numId w:val="1"/>
+        </w:numPr>
+        <w:shd w:val="clear" w:color="auto" w:fill="121314"/>
+        <w:spacing w:after="0" w:line="285" w:lineRule="atLeast"/>
+        <w:rPr>
+          <w:rFonts w:ascii="Consolas" w:eastAsia="Times New Roman" w:hAnsi="Consolas" w:cs="Times New Roman"/>
+          <w:color w:val="BBBEBF"/>
+          <w:sz w:val="21"/>
+          <w:szCs w:val="21"/>
+        </w:rPr>
+      </w:pPr>
+    </w:p>
+    <w:p>
+      <w:pPr>
+        <w:pStyle w:val="ListParagraph"/>
+        <w:numPr>
+          <w:ilvl w:val="0"/>
+          <w:numId w:val="1"/>
+        </w:numPr>
+        <w:shd w:val="clear" w:color="auto" w:fill="121314"/>
+        <w:spacing w:after="0" w:line="285" w:lineRule="atLeast"/>
+        <w:rPr>
+          <w:rFonts w:ascii="Consolas" w:eastAsia="Times New Roman" w:hAnsi="Consolas" w:cs="Times New Roman"/>
+          <w:color w:val="BBBEBF"/>
+          <w:sz w:val="21"/>
+          <w:szCs w:val="21"/>
+        </w:rPr>
+      </w:pPr>
+      <w:r>
+        <w:rPr>
+          <w:rFonts w:ascii="Consolas" w:eastAsia="Times New Roman" w:hAnsi="Consolas" w:cs="Times New Roman"/>
+          <w:color w:val="8B949E"/>
+          <w:sz w:val="21"/>
+          <w:szCs w:val="21"/>
+        </w:rPr>
+        <w:t xml:space="preserve"># </w:t>
+      </w:r>
+      <w:proofErr w:type="spellStart"/>
+      <w:r>
+        <w:rPr>
+          <w:rFonts w:ascii="Consolas" w:eastAsia="Times New Roman" w:hAnsi="Consolas" w:cs="Times New Roman"/>
+          <w:color w:val="8B949E"/>
+          <w:sz w:val="21"/>
+          <w:szCs w:val="21"/>
+        </w:rPr>
+        <w:t>tilteMap</w:t>
+      </w:r>
+      <w:proofErr w:type="spellEnd"/>
+      <w:r>
+        <w:rPr>
+          <w:rFonts w:ascii="Consolas" w:eastAsia="Times New Roman" w:hAnsi="Consolas" w:cs="Times New Roman"/>
+          <w:color w:val="8B949E"/>
+          <w:sz w:val="21"/>
+          <w:szCs w:val="21"/>
+        </w:rPr>
+        <w:t xml:space="preserve"> is a </w:t>
+      </w:r>
+      <w:proofErr w:type="spellStart"/>
+      <w:r>
+        <w:rPr>
+          <w:rFonts w:ascii="Consolas" w:eastAsia="Times New Roman" w:hAnsi="Consolas" w:cs="Times New Roman"/>
+          <w:color w:val="8B949E"/>
+          <w:sz w:val="21"/>
+          <w:szCs w:val="21"/>
+        </w:rPr>
+        <w:t>hashtable</w:t>
+      </w:r>
+      <w:proofErr w:type="spellEnd"/>
+      <w:r>
+        <w:rPr>
+          <w:rFonts w:ascii="Consolas" w:eastAsia="Times New Roman" w:hAnsi="Consolas" w:cs="Times New Roman"/>
+          <w:color w:val="8B949E"/>
+          <w:sz w:val="21"/>
+          <w:szCs w:val="21"/>
+        </w:rPr>
+        <w:t xml:space="preserve"> that maps the original job title values to their standardized values.</w:t>
+      </w:r>
+    </w:p>
+    <w:p>
+      <w:pPr>
+        <w:pStyle w:val="ListParagraph"/>
+        <w:numPr>
+          <w:ilvl w:val="0"/>
+          <w:numId w:val="1"/>
+        </w:numPr>
+        <w:shd w:val="clear" w:color="auto" w:fill="121314"/>
+        <w:spacing w:after="0" w:line="285" w:lineRule="atLeast"/>
+        <w:rPr>
+          <w:rFonts w:ascii="Consolas" w:eastAsia="Times New Roman" w:hAnsi="Consolas" w:cs="Times New Roman"/>
+          <w:color w:val="BBBEBF"/>
+          <w:sz w:val="21"/>
+          <w:szCs w:val="21"/>
+        </w:rPr>
+      </w:pPr>
+      <w:r>
+        <w:rPr>
+          <w:rFonts w:ascii="Consolas" w:eastAsia="Times New Roman" w:hAnsi="Consolas" w:cs="Times New Roman"/>
+          <w:color w:val="C9D1D9"/>
+          <w:sz w:val="21"/>
+          <w:szCs w:val="21"/>
+        </w:rPr>
+        <w:t>$</w:t>
+      </w:r>
+      <w:proofErr w:type="spellStart"/>
+      <w:r>
+        <w:rPr>
+          <w:rFonts w:ascii="Consolas" w:eastAsia="Times New Roman" w:hAnsi="Consolas" w:cs="Times New Roman"/>
+          <w:color w:val="C9D1D9"/>
+          <w:sz w:val="21"/>
+          <w:szCs w:val="21"/>
+        </w:rPr>
+        <w:t>tilteMap</w:t>
+      </w:r>
+      <w:proofErr w:type="spellEnd"/>
+      <w:r>
+        <w:rPr>
+          <w:rFonts w:ascii="Consolas" w:eastAsia="Times New Roman" w:hAnsi="Consolas" w:cs="Times New Roman"/>
+          <w:color w:val="BBBEBF"/>
+          <w:sz w:val="21"/>
+          <w:szCs w:val="21"/>
+        </w:rPr>
+        <w:t xml:space="preserve"> </w:t>
+      </w:r>
+      <w:r>
+        <w:rPr>
+          <w:rFonts w:ascii="Consolas" w:eastAsia="Times New Roman" w:hAnsi="Consolas" w:cs="Times New Roman"/>
+          <w:color w:val="D4D4D4"/>
+          <w:sz w:val="21"/>
+          <w:szCs w:val="21"/>
+        </w:rPr>
+        <w:t>=</w:t>
+      </w:r>
+      <w:r>
+        <w:rPr>
+          <w:rFonts w:ascii="Consolas" w:eastAsia="Times New Roman" w:hAnsi="Consolas" w:cs="Times New Roman"/>
+          <w:color w:val="BBBEBF"/>
+          <w:sz w:val="21"/>
+          <w:szCs w:val="21"/>
+        </w:rPr>
+        <w:t xml:space="preserve"> </w:t>
+      </w:r>
+      <w:proofErr w:type="gramStart"/>
+      <w:r>
+        <w:rPr>
+          <w:rFonts w:ascii="Consolas" w:eastAsia="Times New Roman" w:hAnsi="Consolas" w:cs="Times New Roman"/>
+          <w:color w:val="FF7B72"/>
+          <w:sz w:val="21"/>
+          <w:szCs w:val="21"/>
+        </w:rPr>
+        <w:t>@</w:t>
+      </w:r>
+      <w:r>
+        <w:rPr>
+          <w:rFonts w:ascii="Consolas" w:eastAsia="Times New Roman" w:hAnsi="Consolas" w:cs="Times New Roman"/>
+          <w:color w:val="BBBEBF"/>
+          <w:sz w:val="21"/>
+          <w:szCs w:val="21"/>
+        </w:rPr>
+        <w:t>{</w:t>
+      </w:r>
+      <w:proofErr w:type="gramEnd"/>
+    </w:p>
+    <w:p>
+      <w:pPr>
+        <w:pStyle w:val="ListParagraph"/>
+        <w:numPr>
+          <w:ilvl w:val="0"/>
+          <w:numId w:val="1"/>
+        </w:numPr>
+        <w:shd w:val="clear" w:color="auto" w:fill="121314"/>
+        <w:spacing w:after="0" w:line="285" w:lineRule="atLeast"/>
+        <w:rPr>
+          <w:rFonts w:ascii="Consolas" w:eastAsia="Times New Roman" w:hAnsi="Consolas" w:cs="Times New Roman"/>
+          <w:color w:val="BBBEBF"/>
+          <w:sz w:val="21"/>
+          <w:szCs w:val="21"/>
+        </w:rPr>
+      </w:pPr>
+      <w:r>
+        <w:rPr>
+          <w:rFonts w:ascii="Consolas" w:eastAsia="Times New Roman" w:hAnsi="Consolas" w:cs="Times New Roman"/>
+          <w:color w:val="BBBEBF"/>
+          <w:sz w:val="21"/>
+          <w:szCs w:val="21"/>
+        </w:rPr>
+        <w:t xml:space="preserve">    </w:t>
+      </w:r>
+      <w:r>
+        <w:rPr>
+          <w:rFonts w:ascii="Consolas" w:eastAsia="Times New Roman" w:hAnsi="Consolas" w:cs="Times New Roman"/>
+          <w:color w:val="A5D6FF"/>
+          <w:sz w:val="21"/>
+          <w:szCs w:val="21"/>
+        </w:rPr>
+        <w:t>'Sales Rep'</w:t>
+      </w:r>
+      <w:r>
+        <w:rPr>
+          <w:rFonts w:ascii="Consolas" w:eastAsia="Times New Roman" w:hAnsi="Consolas" w:cs="Times New Roman"/>
+          <w:color w:val="BBBEBF"/>
+          <w:sz w:val="21"/>
+          <w:szCs w:val="21"/>
+        </w:rPr>
+        <w:t xml:space="preserve"> </w:t>
+      </w:r>
+      <w:r>
+        <w:rPr>
+          <w:rFonts w:ascii="Consolas" w:eastAsia="Times New Roman" w:hAnsi="Consolas" w:cs="Times New Roman"/>
+          <w:color w:val="D4D4D4"/>
+          <w:sz w:val="21"/>
+          <w:szCs w:val="21"/>
+        </w:rPr>
+        <w:t>=</w:t>
+      </w:r>
+      <w:r>
+        <w:rPr>
+          <w:rFonts w:ascii="Consolas" w:eastAsia="Times New Roman" w:hAnsi="Consolas" w:cs="Times New Roman"/>
+          <w:color w:val="BBBEBF"/>
+          <w:sz w:val="21"/>
+          <w:szCs w:val="21"/>
+        </w:rPr>
+        <w:t xml:space="preserve"> </w:t>
+      </w:r>
+      <w:r>
+        <w:rPr>
+          <w:rFonts w:ascii="Consolas" w:eastAsia="Times New Roman" w:hAnsi="Consolas" w:cs="Times New Roman"/>
+          <w:color w:val="A5D6FF"/>
+          <w:sz w:val="21"/>
+          <w:szCs w:val="21"/>
+        </w:rPr>
+        <w:t>'Sales Representative'</w:t>
+      </w:r>
+    </w:p>
+    <w:p>
+      <w:pPr>
+        <w:pStyle w:val="ListParagraph"/>
+        <w:numPr>
+          <w:ilvl w:val="0"/>
+          <w:numId w:val="1"/>
+        </w:numPr>
+        <w:shd w:val="clear" w:color="auto" w:fill="121314"/>
+        <w:spacing w:after="0" w:line="285" w:lineRule="atLeast"/>
+        <w:rPr>
+          <w:rFonts w:ascii="Consolas" w:eastAsia="Times New Roman" w:hAnsi="Consolas" w:cs="Times New Roman"/>
+          <w:color w:val="BBBEBF"/>
+          <w:sz w:val="21"/>
+          <w:szCs w:val="21"/>
+        </w:rPr>
+      </w:pPr>
+      <w:r>
+        <w:rPr>
+          <w:rFonts w:ascii="Consolas" w:eastAsia="Times New Roman" w:hAnsi="Consolas" w:cs="Times New Roman"/>
+          <w:color w:val="BBBEBF"/>
+          <w:sz w:val="21"/>
+          <w:szCs w:val="21"/>
+        </w:rPr>
+        <w:t xml:space="preserve">    </w:t>
+      </w:r>
+      <w:r>
+        <w:rPr>
+          <w:rFonts w:ascii="Consolas" w:eastAsia="Times New Roman" w:hAnsi="Consolas" w:cs="Times New Roman"/>
+          <w:color w:val="A5D6FF"/>
+          <w:sz w:val="21"/>
+          <w:szCs w:val="21"/>
+        </w:rPr>
+        <w:t>'sales representative'</w:t>
+      </w:r>
+      <w:r>
+        <w:rPr>
+          <w:rFonts w:ascii="Consolas" w:eastAsia="Times New Roman" w:hAnsi="Consolas" w:cs="Times New Roman"/>
+          <w:color w:val="BBBEBF"/>
+          <w:sz w:val="21"/>
+          <w:szCs w:val="21"/>
+        </w:rPr>
+        <w:t xml:space="preserve"> </w:t>
+      </w:r>
+      <w:r>
+        <w:rPr>
+          <w:rFonts w:ascii="Consolas" w:eastAsia="Times New Roman" w:hAnsi="Consolas" w:cs="Times New Roman"/>
+          <w:color w:val="D4D4D4"/>
+          <w:sz w:val="21"/>
+          <w:szCs w:val="21"/>
+        </w:rPr>
+        <w:t>=</w:t>
+      </w:r>
+      <w:r>
+        <w:rPr>
+          <w:rFonts w:ascii="Consolas" w:eastAsia="Times New Roman" w:hAnsi="Consolas" w:cs="Times New Roman"/>
+          <w:color w:val="BBBEBF"/>
+          <w:sz w:val="21"/>
+          <w:szCs w:val="21"/>
+        </w:rPr>
+        <w:t xml:space="preserve"> </w:t>
+      </w:r>
+      <w:r>
+        <w:rPr>
+          <w:rFonts w:ascii="Consolas" w:eastAsia="Times New Roman" w:hAnsi="Consolas" w:cs="Times New Roman"/>
+          <w:color w:val="A5D6FF"/>
+          <w:sz w:val="21"/>
+          <w:szCs w:val="21"/>
+        </w:rPr>
+        <w:t>'Sales Representative'</w:t>
+      </w:r>
+    </w:p>
+    <w:p>
+      <w:pPr>
+        <w:pStyle w:val="ListParagraph"/>
+        <w:numPr>
+          <w:ilvl w:val="0"/>
+          <w:numId w:val="1"/>
+        </w:numPr>
+        <w:shd w:val="clear" w:color="auto" w:fill="121314"/>
+        <w:spacing w:after="0" w:line="285" w:lineRule="atLeast"/>
+        <w:rPr>
+          <w:rFonts w:ascii="Consolas" w:eastAsia="Times New Roman" w:hAnsi="Consolas" w:cs="Times New Roman"/>
+          <w:color w:val="BBBEBF"/>
+          <w:sz w:val="21"/>
+          <w:szCs w:val="21"/>
+        </w:rPr>
+      </w:pPr>
+      <w:r>
+        <w:rPr>
+          <w:rFonts w:ascii="Consolas" w:eastAsia="Times New Roman" w:hAnsi="Consolas" w:cs="Times New Roman"/>
+          <w:color w:val="BBBEBF"/>
+          <w:sz w:val="21"/>
+          <w:szCs w:val="21"/>
+        </w:rPr>
+        <w:t xml:space="preserve">    </w:t>
+      </w:r>
+      <w:r>
+        <w:rPr>
+          <w:rFonts w:ascii="Consolas" w:eastAsia="Times New Roman" w:hAnsi="Consolas" w:cs="Times New Roman"/>
+          <w:color w:val="A5D6FF"/>
+          <w:sz w:val="21"/>
+          <w:szCs w:val="21"/>
+        </w:rPr>
+        <w:t>'Sys Admin'</w:t>
+      </w:r>
+      <w:r>
+        <w:rPr>
+          <w:rFonts w:ascii="Consolas" w:eastAsia="Times New Roman" w:hAnsi="Consolas" w:cs="Times New Roman"/>
+          <w:color w:val="BBBEBF"/>
+          <w:sz w:val="21"/>
+          <w:szCs w:val="21"/>
+        </w:rPr>
+        <w:t xml:space="preserve"> </w:t>
+      </w:r>
+      <w:r>
+        <w:rPr>
+          <w:rFonts w:ascii="Consolas" w:eastAsia="Times New Roman" w:hAnsi="Consolas" w:cs="Times New Roman"/>
+          <w:color w:val="D4D4D4"/>
+          <w:sz w:val="21"/>
+          <w:szCs w:val="21"/>
+        </w:rPr>
+        <w:t>=</w:t>
+      </w:r>
+      <w:r>
+        <w:rPr>
+          <w:rFonts w:ascii="Consolas" w:eastAsia="Times New Roman" w:hAnsi="Consolas" w:cs="Times New Roman"/>
+          <w:color w:val="BBBEBF"/>
+          <w:sz w:val="21"/>
+          <w:szCs w:val="21"/>
+        </w:rPr>
+        <w:t xml:space="preserve"> </w:t>
+      </w:r>
+      <w:r>
+        <w:rPr>
+          <w:rFonts w:ascii="Consolas" w:eastAsia="Times New Roman" w:hAnsi="Consolas" w:cs="Times New Roman"/>
+          <w:color w:val="A5D6FF"/>
+          <w:sz w:val="21"/>
+          <w:szCs w:val="21"/>
+        </w:rPr>
+        <w:t>'System Administrator'</w:t>
+      </w:r>
+    </w:p>
+    <w:p>
+      <w:pPr>
+        <w:pStyle w:val="ListParagraph"/>
+        <w:numPr>
+          <w:ilvl w:val="0"/>
+          <w:numId w:val="1"/>
+        </w:numPr>
+        <w:shd w:val="clear" w:color="auto" w:fill="121314"/>
+        <w:spacing w:after="0" w:line="285" w:lineRule="atLeast"/>
+        <w:rPr>
+          <w:rFonts w:ascii="Consolas" w:eastAsia="Times New Roman" w:hAnsi="Consolas" w:cs="Times New Roman"/>
+          <w:color w:val="BBBEBF"/>
+          <w:sz w:val="21"/>
+          <w:szCs w:val="21"/>
+        </w:rPr>
+      </w:pPr>
+      <w:r>
+        <w:rPr>
+          <w:rFonts w:ascii="Consolas" w:eastAsia="Times New Roman" w:hAnsi="Consolas" w:cs="Times New Roman"/>
+          <w:color w:val="BBBEBF"/>
+          <w:sz w:val="21"/>
+          <w:szCs w:val="21"/>
+        </w:rPr>
+        <w:t xml:space="preserve">    </w:t>
+      </w:r>
+      <w:r>
+        <w:rPr>
+          <w:rFonts w:ascii="Consolas" w:eastAsia="Times New Roman" w:hAnsi="Consolas" w:cs="Times New Roman"/>
+          <w:color w:val="A5D6FF"/>
+          <w:sz w:val="21"/>
+          <w:szCs w:val="21"/>
+        </w:rPr>
+        <w:t>'Marketing Exec'</w:t>
+      </w:r>
+      <w:r>
+        <w:rPr>
+          <w:rFonts w:ascii="Consolas" w:eastAsia="Times New Roman" w:hAnsi="Consolas" w:cs="Times New Roman"/>
+          <w:color w:val="BBBEBF"/>
+          <w:sz w:val="21"/>
+          <w:szCs w:val="21"/>
+        </w:rPr>
+        <w:t xml:space="preserve"> </w:t>
+      </w:r>
+      <w:r>
+        <w:rPr>
+          <w:rFonts w:ascii="Consolas" w:eastAsia="Times New Roman" w:hAnsi="Consolas" w:cs="Times New Roman"/>
+          <w:color w:val="D4D4D4"/>
+          <w:sz w:val="21"/>
+          <w:szCs w:val="21"/>
+        </w:rPr>
+        <w:t>=</w:t>
+      </w:r>
+      <w:r>
+        <w:rPr>
+          <w:rFonts w:ascii="Consolas" w:eastAsia="Times New Roman" w:hAnsi="Consolas" w:cs="Times New Roman"/>
+          <w:color w:val="BBBEBF"/>
+          <w:sz w:val="21"/>
+          <w:szCs w:val="21"/>
+        </w:rPr>
+        <w:t xml:space="preserve"> </w:t>
+      </w:r>
+      <w:r>
+        <w:rPr>
+          <w:rFonts w:ascii="Consolas" w:eastAsia="Times New Roman" w:hAnsi="Consolas" w:cs="Times New Roman"/>
+          <w:color w:val="A5D6FF"/>
+          <w:sz w:val="21"/>
+          <w:szCs w:val="21"/>
+        </w:rPr>
+        <w:t>'Marketing Executive'</w:t>
+      </w:r>
+    </w:p>
+    <w:p>
+      <w:pPr>
+        <w:pStyle w:val="ListParagraph"/>
+        <w:numPr>
+          <w:ilvl w:val="0"/>
+          <w:numId w:val="1"/>
+        </w:numPr>
+        <w:shd w:val="clear" w:color="auto" w:fill="121314"/>
+        <w:spacing w:after="0" w:line="285" w:lineRule="atLeast"/>
+        <w:rPr>
+          <w:rFonts w:ascii="Consolas" w:eastAsia="Times New Roman" w:hAnsi="Consolas" w:cs="Times New Roman"/>
+          <w:color w:val="BBBEBF"/>
+          <w:sz w:val="21"/>
+          <w:szCs w:val="21"/>
+        </w:rPr>
+      </w:pPr>
+      <w:r>
+        <w:rPr>
+          <w:rFonts w:ascii="Consolas" w:eastAsia="Times New Roman" w:hAnsi="Consolas" w:cs="Times New Roman"/>
+          <w:color w:val="BBBEBF"/>
+          <w:sz w:val="21"/>
+          <w:szCs w:val="21"/>
+        </w:rPr>
+        <w:t xml:space="preserve">    </w:t>
+      </w:r>
+      <w:r>
+        <w:rPr>
+          <w:rFonts w:ascii="Consolas" w:eastAsia="Times New Roman" w:hAnsi="Consolas" w:cs="Times New Roman"/>
+          <w:color w:val="A5D6FF"/>
+          <w:sz w:val="21"/>
+          <w:szCs w:val="21"/>
+        </w:rPr>
+        <w:t>'marketing executive'</w:t>
+      </w:r>
+      <w:r>
+        <w:rPr>
+          <w:rFonts w:ascii="Consolas" w:eastAsia="Times New Roman" w:hAnsi="Consolas" w:cs="Times New Roman"/>
+          <w:color w:val="BBBEBF"/>
+          <w:sz w:val="21"/>
+          <w:szCs w:val="21"/>
+        </w:rPr>
+        <w:t xml:space="preserve"> </w:t>
+      </w:r>
+      <w:r>
+        <w:rPr>
+          <w:rFonts w:ascii="Consolas" w:eastAsia="Times New Roman" w:hAnsi="Consolas" w:cs="Times New Roman"/>
+          <w:color w:val="D4D4D4"/>
+          <w:sz w:val="21"/>
+          <w:szCs w:val="21"/>
+        </w:rPr>
+        <w:t>=</w:t>
+      </w:r>
+      <w:r>
+        <w:rPr>
+          <w:rFonts w:ascii="Consolas" w:eastAsia="Times New Roman" w:hAnsi="Consolas" w:cs="Times New Roman"/>
+          <w:color w:val="BBBEBF"/>
+          <w:sz w:val="21"/>
+          <w:szCs w:val="21"/>
+        </w:rPr>
+        <w:t xml:space="preserve"> </w:t>
+      </w:r>
+      <w:r>
+        <w:rPr>
+          <w:rFonts w:ascii="Consolas" w:eastAsia="Times New Roman" w:hAnsi="Consolas" w:cs="Times New Roman"/>
+          <w:color w:val="A5D6FF"/>
+          <w:sz w:val="21"/>
+          <w:szCs w:val="21"/>
+        </w:rPr>
+        <w:t>'Marketing Executive'</w:t>
+      </w:r>
+    </w:p>
+    <w:p>
+      <w:pPr>
+        <w:pStyle w:val="ListParagraph"/>
+        <w:numPr>
+          <w:ilvl w:val="0"/>
+          <w:numId w:val="1"/>
+        </w:numPr>
+        <w:shd w:val="clear" w:color="auto" w:fill="121314"/>
+        <w:spacing w:after="0" w:line="285" w:lineRule="atLeast"/>
+        <w:rPr>
+          <w:rFonts w:ascii="Consolas" w:eastAsia="Times New Roman" w:hAnsi="Consolas" w:cs="Times New Roman"/>
+          <w:color w:val="BBBEBF"/>
+          <w:sz w:val="21"/>
+          <w:szCs w:val="21"/>
+        </w:rPr>
+      </w:pPr>
+      <w:r>
+        <w:rPr>
+          <w:rFonts w:ascii="Consolas" w:eastAsia="Times New Roman" w:hAnsi="Consolas" w:cs="Times New Roman"/>
+          <w:color w:val="BBBEBF"/>
+          <w:sz w:val="21"/>
+          <w:szCs w:val="21"/>
+        </w:rPr>
+        <w:t xml:space="preserve">    </w:t>
+      </w:r>
+      <w:r>
+        <w:rPr>
+          <w:rFonts w:ascii="Consolas" w:eastAsia="Times New Roman" w:hAnsi="Consolas" w:cs="Times New Roman"/>
+          <w:color w:val="A5D6FF"/>
+          <w:sz w:val="21"/>
+          <w:szCs w:val="21"/>
+        </w:rPr>
+        <w:t>'accountant'</w:t>
+      </w:r>
+      <w:r>
+        <w:rPr>
+          <w:rFonts w:ascii="Consolas" w:eastAsia="Times New Roman" w:hAnsi="Consolas" w:cs="Times New Roman"/>
+          <w:color w:val="BBBEBF"/>
+          <w:sz w:val="21"/>
+          <w:szCs w:val="21"/>
+        </w:rPr>
+        <w:t xml:space="preserve"> </w:t>
+      </w:r>
+      <w:r>
+        <w:rPr>
+          <w:rFonts w:ascii="Consolas" w:eastAsia="Times New Roman" w:hAnsi="Consolas" w:cs="Times New Roman"/>
+          <w:color w:val="D4D4D4"/>
+          <w:sz w:val="21"/>
+          <w:szCs w:val="21"/>
+        </w:rPr>
+        <w:t>=</w:t>
+      </w:r>
+      <w:r>
+        <w:rPr>
+          <w:rFonts w:ascii="Consolas" w:eastAsia="Times New Roman" w:hAnsi="Consolas" w:cs="Times New Roman"/>
+          <w:color w:val="BBBEBF"/>
+          <w:sz w:val="21"/>
+          <w:szCs w:val="21"/>
+        </w:rPr>
+        <w:t xml:space="preserve"> </w:t>
+      </w:r>
+      <w:r>
+        <w:rPr>
+          <w:rFonts w:ascii="Consolas" w:eastAsia="Times New Roman" w:hAnsi="Consolas" w:cs="Times New Roman"/>
+          <w:color w:val="A5D6FF"/>
+          <w:sz w:val="21"/>
+          <w:szCs w:val="21"/>
+        </w:rPr>
+        <w:t>'Accountant'</w:t>
+      </w:r>
+    </w:p>
+    <w:p>
+      <w:pPr>
+        <w:pStyle w:val="ListParagraph"/>
+        <w:numPr>
+          <w:ilvl w:val="0"/>
+          <w:numId w:val="1"/>
+        </w:numPr>
+        <w:shd w:val="clear" w:color="auto" w:fill="121314"/>
+        <w:spacing w:after="0" w:line="285" w:lineRule="atLeast"/>
+        <w:rPr>
+          <w:rFonts w:ascii="Consolas" w:eastAsia="Times New Roman" w:hAnsi="Consolas" w:cs="Times New Roman"/>
+          <w:color w:val="BBBEBF"/>
+          <w:sz w:val="21"/>
+          <w:szCs w:val="21"/>
+        </w:rPr>
+      </w:pPr>
+      <w:r>
+        <w:rPr>
+          <w:rFonts w:ascii="Consolas" w:eastAsia="Times New Roman" w:hAnsi="Consolas" w:cs="Times New Roman"/>
+          <w:color w:val="BBBEBF"/>
+          <w:sz w:val="21"/>
+          <w:szCs w:val="21"/>
+        </w:rPr>
+        <w:t xml:space="preserve">    </w:t>
+      </w:r>
+      <w:r>
+        <w:rPr>
+          <w:rFonts w:ascii="Consolas" w:eastAsia="Times New Roman" w:hAnsi="Consolas" w:cs="Times New Roman"/>
+          <w:color w:val="A5D6FF"/>
+          <w:sz w:val="21"/>
+          <w:szCs w:val="21"/>
+        </w:rPr>
+        <w:t>'helpdesk'</w:t>
+      </w:r>
+      <w:r>
+        <w:rPr>
+          <w:rFonts w:ascii="Consolas" w:eastAsia="Times New Roman" w:hAnsi="Consolas" w:cs="Times New Roman"/>
+          <w:color w:val="BBBEBF"/>
+          <w:sz w:val="21"/>
+          <w:szCs w:val="21"/>
+        </w:rPr>
+        <w:t xml:space="preserve"> </w:t>
+      </w:r>
+      <w:r>
+        <w:rPr>
+          <w:rFonts w:ascii="Consolas" w:eastAsia="Times New Roman" w:hAnsi="Consolas" w:cs="Times New Roman"/>
+          <w:color w:val="D4D4D4"/>
+          <w:sz w:val="21"/>
+          <w:szCs w:val="21"/>
+        </w:rPr>
+        <w:t>=</w:t>
+      </w:r>
+      <w:r>
+        <w:rPr>
+          <w:rFonts w:ascii="Consolas" w:eastAsia="Times New Roman" w:hAnsi="Consolas" w:cs="Times New Roman"/>
+          <w:color w:val="BBBEBF"/>
+          <w:sz w:val="21"/>
+          <w:szCs w:val="21"/>
+        </w:rPr>
+        <w:t xml:space="preserve"> </w:t>
+      </w:r>
+      <w:r>
+        <w:rPr>
+          <w:rFonts w:ascii="Consolas" w:eastAsia="Times New Roman" w:hAnsi="Consolas" w:cs="Times New Roman"/>
+          <w:color w:val="A5D6FF"/>
+          <w:sz w:val="21"/>
+          <w:szCs w:val="21"/>
+        </w:rPr>
+        <w:t>'Help Desk Technician'</w:t>
+      </w:r>
+    </w:p>
+    <w:p>
+      <w:pPr>
+        <w:pStyle w:val="ListParagraph"/>
+        <w:numPr>
+          <w:ilvl w:val="0"/>
+          <w:numId w:val="1"/>
+        </w:numPr>
+        <w:shd w:val="clear" w:color="auto" w:fill="121314"/>
+        <w:spacing w:after="0" w:line="285" w:lineRule="atLeast"/>
+        <w:rPr>
+          <w:rFonts w:ascii="Consolas" w:eastAsia="Times New Roman" w:hAnsi="Consolas" w:cs="Times New Roman"/>
+          <w:color w:val="BBBEBF"/>
+          <w:sz w:val="21"/>
+          <w:szCs w:val="21"/>
+        </w:rPr>
+      </w:pPr>
+      <w:r>
+        <w:rPr>
+          <w:rFonts w:ascii="Consolas" w:eastAsia="Times New Roman" w:hAnsi="Consolas" w:cs="Times New Roman"/>
+          <w:color w:val="BBBEBF"/>
+          <w:sz w:val="21"/>
+          <w:szCs w:val="21"/>
+        </w:rPr>
+        <w:t>}</w:t>
+      </w:r>
+    </w:p>
+    <w:p>
+      <w:pPr>
+        <w:pStyle w:val="ListParagraph"/>
+        <w:numPr>
+          <w:ilvl w:val="0"/>
+          <w:numId w:val="1"/>
+        </w:numPr>
+        <w:shd w:val="clear" w:color="auto" w:fill="121314"/>
+        <w:spacing w:after="0" w:line="285" w:lineRule="atLeast"/>
+        <w:rPr>
+          <w:rFonts w:ascii="Consolas" w:eastAsia="Times New Roman" w:hAnsi="Consolas" w:cs="Times New Roman"/>
+          <w:color w:val="BBBEBF"/>
+          <w:sz w:val="21"/>
+          <w:szCs w:val="21"/>
+        </w:rPr>
+      </w:pPr>
+    </w:p>
+    <w:p>
+      <w:pPr>
+        <w:pStyle w:val="ListParagraph"/>
+        <w:numPr>
+          <w:ilvl w:val="0"/>
+          <w:numId w:val="1"/>
+        </w:numPr>
+        <w:shd w:val="clear" w:color="auto" w:fill="121314"/>
+        <w:spacing w:after="0" w:line="285" w:lineRule="atLeast"/>
+        <w:rPr>
+          <w:rFonts w:ascii="Consolas" w:eastAsia="Times New Roman" w:hAnsi="Consolas" w:cs="Times New Roman"/>
+          <w:color w:val="BBBEBF"/>
+          <w:sz w:val="21"/>
+          <w:szCs w:val="21"/>
+        </w:rPr>
+      </w:pPr>
+      <w:r>
+        <w:rPr>
+          <w:rFonts w:ascii="Consolas" w:eastAsia="Times New Roman" w:hAnsi="Consolas" w:cs="Times New Roman"/>
+          <w:color w:val="8B949E"/>
+          <w:sz w:val="21"/>
+          <w:szCs w:val="21"/>
+        </w:rPr>
+        <w:t># Get all users from Microsoft Graph with the required properties.</w:t>
+      </w:r>
+    </w:p>
+    <w:p>
+      <w:pPr>
+        <w:pStyle w:val="ListParagraph"/>
+        <w:numPr>
+          <w:ilvl w:val="0"/>
+          <w:numId w:val="1"/>
+        </w:numPr>
+        <w:shd w:val="clear" w:color="auto" w:fill="121314"/>
+        <w:spacing w:after="0" w:line="285" w:lineRule="atLeast"/>
+        <w:rPr>
+          <w:rFonts w:ascii="Consolas" w:eastAsia="Times New Roman" w:hAnsi="Consolas" w:cs="Times New Roman"/>
+          <w:color w:val="BBBEBF"/>
+          <w:sz w:val="21"/>
+          <w:szCs w:val="21"/>
+        </w:rPr>
+      </w:pPr>
+      <w:r>
+        <w:rPr>
+          <w:rFonts w:ascii="Consolas" w:eastAsia="Times New Roman" w:hAnsi="Consolas" w:cs="Times New Roman"/>
+          <w:color w:val="C9D1D9"/>
+          <w:sz w:val="21"/>
+          <w:szCs w:val="21"/>
+        </w:rPr>
+        <w:t>$users</w:t>
+      </w:r>
+      <w:r>
+        <w:rPr>
+          <w:rFonts w:ascii="Consolas" w:eastAsia="Times New Roman" w:hAnsi="Consolas" w:cs="Times New Roman"/>
+          <w:color w:val="BBBEBF"/>
+          <w:sz w:val="21"/>
+          <w:szCs w:val="21"/>
+        </w:rPr>
+        <w:t xml:space="preserve"> </w:t>
+      </w:r>
+      <w:r>
+        <w:rPr>
+          <w:rFonts w:ascii="Consolas" w:eastAsia="Times New Roman" w:hAnsi="Consolas" w:cs="Times New Roman"/>
+          <w:color w:val="D4D4D4"/>
+          <w:sz w:val="21"/>
+          <w:szCs w:val="21"/>
+        </w:rPr>
+        <w:t>=</w:t>
+      </w:r>
+      <w:r>
+        <w:rPr>
+          <w:rFonts w:ascii="Consolas" w:eastAsia="Times New Roman" w:hAnsi="Consolas" w:cs="Times New Roman"/>
+          <w:color w:val="BBBEBF"/>
+          <w:sz w:val="21"/>
+          <w:szCs w:val="21"/>
+        </w:rPr>
+        <w:t xml:space="preserve"> </w:t>
+      </w:r>
+      <w:r>
+        <w:rPr>
+          <w:rFonts w:ascii="Consolas" w:eastAsia="Times New Roman" w:hAnsi="Consolas" w:cs="Times New Roman"/>
+          <w:color w:val="DCDCAA"/>
+          <w:sz w:val="21"/>
+          <w:szCs w:val="21"/>
+        </w:rPr>
+        <w:t>Get-</w:t>
+      </w:r>
+      <w:proofErr w:type="spellStart"/>
+      <w:r>
+        <w:rPr>
+          <w:rFonts w:ascii="Consolas" w:eastAsia="Times New Roman" w:hAnsi="Consolas" w:cs="Times New Roman"/>
+          <w:color w:val="DCDCAA"/>
+          <w:sz w:val="21"/>
+          <w:szCs w:val="21"/>
+        </w:rPr>
+        <w:t>MgUser</w:t>
+      </w:r>
+      <w:proofErr w:type="spellEnd"/>
+      <w:r>
+        <w:rPr>
+          <w:rFonts w:ascii="Consolas" w:eastAsia="Times New Roman" w:hAnsi="Consolas" w:cs="Times New Roman"/>
+          <w:color w:val="BBBEBF"/>
+          <w:sz w:val="21"/>
+          <w:szCs w:val="21"/>
+        </w:rPr>
+        <w:t xml:space="preserve"> </w:t>
+      </w:r>
+      <w:r>
+        <w:rPr>
+          <w:rFonts w:ascii="Consolas" w:eastAsia="Times New Roman" w:hAnsi="Consolas" w:cs="Times New Roman"/>
+          <w:color w:val="D4D4D4"/>
+          <w:sz w:val="21"/>
+          <w:szCs w:val="21"/>
+        </w:rPr>
+        <w:t>-</w:t>
+      </w:r>
+      <w:r>
+        <w:rPr>
+          <w:rFonts w:ascii="Consolas" w:eastAsia="Times New Roman" w:hAnsi="Consolas" w:cs="Times New Roman"/>
+          <w:color w:val="BBBEBF"/>
+          <w:sz w:val="21"/>
+          <w:szCs w:val="21"/>
+        </w:rPr>
+        <w:t xml:space="preserve">All </w:t>
+      </w:r>
+      <w:r>
+        <w:rPr>
+          <w:rFonts w:ascii="Consolas" w:eastAsia="Times New Roman" w:hAnsi="Consolas" w:cs="Times New Roman"/>
+          <w:color w:val="D4D4D4"/>
+          <w:sz w:val="21"/>
+          <w:szCs w:val="21"/>
+        </w:rPr>
+        <w:t>-</w:t>
+      </w:r>
+      <w:r>
+        <w:rPr>
+          <w:rFonts w:ascii="Consolas" w:eastAsia="Times New Roman" w:hAnsi="Consolas" w:cs="Times New Roman"/>
+          <w:color w:val="BBBEBF"/>
+          <w:sz w:val="21"/>
+          <w:szCs w:val="21"/>
+        </w:rPr>
+        <w:t xml:space="preserve">Property </w:t>
+      </w:r>
+      <w:proofErr w:type="spellStart"/>
+      <w:proofErr w:type="gramStart"/>
+      <w:r>
+        <w:rPr>
+          <w:rFonts w:ascii="Consolas" w:eastAsia="Times New Roman" w:hAnsi="Consolas" w:cs="Times New Roman"/>
+          <w:color w:val="BBBEBF"/>
+          <w:sz w:val="21"/>
+          <w:szCs w:val="21"/>
+        </w:rPr>
+        <w:t>Id</w:t>
+      </w:r>
+      <w:r>
+        <w:rPr>
+          <w:rFonts w:ascii="Consolas" w:eastAsia="Times New Roman" w:hAnsi="Consolas" w:cs="Times New Roman"/>
+          <w:color w:val="D4D4D4"/>
+          <w:sz w:val="21"/>
+          <w:szCs w:val="21"/>
+        </w:rPr>
+        <w:t>,</w:t>
+      </w:r>
+      <w:r>
+        <w:rPr>
+          <w:rFonts w:ascii="Consolas" w:eastAsia="Times New Roman" w:hAnsi="Consolas" w:cs="Times New Roman"/>
+          <w:color w:val="BBBEBF"/>
+          <w:sz w:val="21"/>
+          <w:szCs w:val="21"/>
+        </w:rPr>
+        <w:t>UserPrincipalName</w:t>
+      </w:r>
+      <w:proofErr w:type="gramEnd"/>
+      <w:r>
+        <w:rPr>
+          <w:rFonts w:ascii="Consolas" w:eastAsia="Times New Roman" w:hAnsi="Consolas" w:cs="Times New Roman"/>
+          <w:color w:val="D4D4D4"/>
+          <w:sz w:val="21"/>
+          <w:szCs w:val="21"/>
+        </w:rPr>
+        <w:t>,</w:t>
+      </w:r>
+      <w:r>
+        <w:rPr>
+          <w:rFonts w:ascii="Consolas" w:eastAsia="Times New Roman" w:hAnsi="Consolas" w:cs="Times New Roman"/>
+          <w:color w:val="BBBEBF"/>
+          <w:sz w:val="21"/>
+          <w:szCs w:val="21"/>
+        </w:rPr>
+        <w:t>DisplayName</w:t>
+      </w:r>
+      <w:r>
+        <w:rPr>
+          <w:rFonts w:ascii="Consolas" w:eastAsia="Times New Roman" w:hAnsi="Consolas" w:cs="Times New Roman"/>
+          <w:color w:val="D4D4D4"/>
+          <w:sz w:val="21"/>
+          <w:szCs w:val="21"/>
+        </w:rPr>
+        <w:t>,</w:t>
+      </w:r>
+      <w:r>
+        <w:rPr>
+          <w:rFonts w:ascii="Consolas" w:eastAsia="Times New Roman" w:hAnsi="Consolas" w:cs="Times New Roman"/>
+          <w:color w:val="BBBEBF"/>
+          <w:sz w:val="21"/>
+          <w:szCs w:val="21"/>
+        </w:rPr>
+        <w:t>Department</w:t>
+      </w:r>
+      <w:r>
+        <w:rPr>
+          <w:rFonts w:ascii="Consolas" w:eastAsia="Times New Roman" w:hAnsi="Consolas" w:cs="Times New Roman"/>
+          <w:color w:val="D4D4D4"/>
+          <w:sz w:val="21"/>
+          <w:szCs w:val="21"/>
+        </w:rPr>
+        <w:t>,</w:t>
+      </w:r>
+      <w:r>
+        <w:rPr>
+          <w:rFonts w:ascii="Consolas" w:eastAsia="Times New Roman" w:hAnsi="Consolas" w:cs="Times New Roman"/>
+          <w:color w:val="BBBEBF"/>
+          <w:sz w:val="21"/>
+          <w:szCs w:val="21"/>
+        </w:rPr>
+        <w:t>JobTitle</w:t>
+      </w:r>
+      <w:proofErr w:type="spellEnd"/>
+    </w:p>
+    <w:p>
+      <w:pPr>
+        <w:pStyle w:val="ListParagraph"/>
+        <w:numPr>
+          <w:ilvl w:val="0"/>
+          <w:numId w:val="1"/>
+        </w:numPr>
+        <w:shd w:val="clear" w:color="auto" w:fill="121314"/>
+        <w:spacing w:after="0" w:line="285" w:lineRule="atLeast"/>
+        <w:rPr>
+          <w:rFonts w:ascii="Consolas" w:eastAsia="Times New Roman" w:hAnsi="Consolas" w:cs="Times New Roman"/>
+          <w:color w:val="BBBEBF"/>
+          <w:sz w:val="21"/>
+          <w:szCs w:val="21"/>
+        </w:rPr>
+      </w:pPr>
+    </w:p>
+    <w:p>
+      <w:pPr>
+        <w:pStyle w:val="ListParagraph"/>
+        <w:numPr>
+          <w:ilvl w:val="0"/>
+          <w:numId w:val="1"/>
+        </w:numPr>
+        <w:shd w:val="clear" w:color="auto" w:fill="121314"/>
+        <w:spacing w:after="0" w:line="285" w:lineRule="atLeast"/>
+        <w:rPr>
+          <w:rFonts w:ascii="Consolas" w:eastAsia="Times New Roman" w:hAnsi="Consolas" w:cs="Times New Roman"/>
+          <w:color w:val="BBBEBF"/>
+          <w:sz w:val="21"/>
+          <w:szCs w:val="21"/>
+        </w:rPr>
+      </w:pPr>
+      <w:r>
+        <w:rPr>
+          <w:rFonts w:ascii="Consolas" w:eastAsia="Times New Roman" w:hAnsi="Consolas" w:cs="Times New Roman"/>
+          <w:color w:val="8B949E"/>
+          <w:sz w:val="21"/>
+          <w:szCs w:val="21"/>
+        </w:rPr>
+        <w:t xml:space="preserve"># Loop through each user and check if their Department or </w:t>
+      </w:r>
+      <w:proofErr w:type="spellStart"/>
+      <w:r>
+        <w:rPr>
+          <w:rFonts w:ascii="Consolas" w:eastAsia="Times New Roman" w:hAnsi="Consolas" w:cs="Times New Roman"/>
+          <w:color w:val="8B949E"/>
+          <w:sz w:val="21"/>
+          <w:szCs w:val="21"/>
+        </w:rPr>
+        <w:t>JobTitle</w:t>
+      </w:r>
+      <w:proofErr w:type="spellEnd"/>
+      <w:r>
+        <w:rPr>
+          <w:rFonts w:ascii="Consolas" w:eastAsia="Times New Roman" w:hAnsi="Consolas" w:cs="Times New Roman"/>
+          <w:color w:val="8B949E"/>
+          <w:sz w:val="21"/>
+          <w:szCs w:val="21"/>
+        </w:rPr>
+        <w:t xml:space="preserve"> needs to be standardized.</w:t>
+      </w:r>
+    </w:p>
+    <w:p>
+      <w:pPr>
+        <w:pStyle w:val="ListParagraph"/>
+        <w:numPr>
+          <w:ilvl w:val="0"/>
+          <w:numId w:val="1"/>
+        </w:numPr>
+        <w:shd w:val="clear" w:color="auto" w:fill="121314"/>
+        <w:spacing w:after="0" w:line="285" w:lineRule="atLeast"/>
+        <w:rPr>
+          <w:rFonts w:ascii="Consolas" w:eastAsia="Times New Roman" w:hAnsi="Consolas" w:cs="Times New Roman"/>
+          <w:color w:val="BBBEBF"/>
+          <w:sz w:val="21"/>
+          <w:szCs w:val="21"/>
+        </w:rPr>
+      </w:pPr>
+      <w:proofErr w:type="spellStart"/>
+      <w:r>
+        <w:rPr>
+          <w:rFonts w:ascii="Consolas" w:eastAsia="Times New Roman" w:hAnsi="Consolas" w:cs="Times New Roman"/>
+          <w:color w:val="C586C0"/>
+          <w:sz w:val="21"/>
+          <w:szCs w:val="21"/>
+        </w:rPr>
+        <w:t>foreach</w:t>
+      </w:r>
+      <w:proofErr w:type="spellEnd"/>
+      <w:r>
+        <w:rPr>
+          <w:rFonts w:ascii="Consolas" w:eastAsia="Times New Roman" w:hAnsi="Consolas" w:cs="Times New Roman"/>
+          <w:color w:val="BBBEBF"/>
+          <w:sz w:val="21"/>
+          <w:szCs w:val="21"/>
+        </w:rPr>
+        <w:t xml:space="preserve"> (</w:t>
+      </w:r>
+      <w:r>
+        <w:rPr>
+          <w:rFonts w:ascii="Consolas" w:eastAsia="Times New Roman" w:hAnsi="Consolas" w:cs="Times New Roman"/>
+          <w:color w:val="C9D1D9"/>
+          <w:sz w:val="21"/>
+          <w:szCs w:val="21"/>
+        </w:rPr>
+        <w:t>$u</w:t>
+      </w:r>
+      <w:r>
+        <w:rPr>
+          <w:rFonts w:ascii="Consolas" w:eastAsia="Times New Roman" w:hAnsi="Consolas" w:cs="Times New Roman"/>
+          <w:color w:val="BBBEBF"/>
+          <w:sz w:val="21"/>
+          <w:szCs w:val="21"/>
+        </w:rPr>
+        <w:t xml:space="preserve"> </w:t>
+      </w:r>
+      <w:r>
+        <w:rPr>
+          <w:rFonts w:ascii="Consolas" w:eastAsia="Times New Roman" w:hAnsi="Consolas" w:cs="Times New Roman"/>
+          <w:color w:val="C586C0"/>
+          <w:sz w:val="21"/>
+          <w:szCs w:val="21"/>
+        </w:rPr>
+        <w:t>in</w:t>
+      </w:r>
+      <w:r>
+        <w:rPr>
+          <w:rFonts w:ascii="Consolas" w:eastAsia="Times New Roman" w:hAnsi="Consolas" w:cs="Times New Roman"/>
+          <w:color w:val="BBBEBF"/>
+          <w:sz w:val="21"/>
+          <w:szCs w:val="21"/>
+        </w:rPr>
+        <w:t xml:space="preserve"> </w:t>
+      </w:r>
+      <w:r>
+        <w:rPr>
+          <w:rFonts w:ascii="Consolas" w:eastAsia="Times New Roman" w:hAnsi="Consolas" w:cs="Times New Roman"/>
+          <w:color w:val="C9D1D9"/>
+          <w:sz w:val="21"/>
+          <w:szCs w:val="21"/>
+        </w:rPr>
+        <w:t>$users</w:t>
+      </w:r>
+      <w:r>
+        <w:rPr>
+          <w:rFonts w:ascii="Consolas" w:eastAsia="Times New Roman" w:hAnsi="Consolas" w:cs="Times New Roman"/>
+          <w:color w:val="BBBEBF"/>
+          <w:sz w:val="21"/>
+          <w:szCs w:val="21"/>
+        </w:rPr>
+        <w:t>) {</w:t>
+      </w:r>
+    </w:p>
+    <w:p>
+      <w:pPr>
+        <w:pStyle w:val="ListParagraph"/>
+        <w:numPr>
+          <w:ilvl w:val="0"/>
+          <w:numId w:val="1"/>
+        </w:numPr>
+        <w:shd w:val="clear" w:color="auto" w:fill="121314"/>
+        <w:spacing w:after="0" w:line="285" w:lineRule="atLeast"/>
+        <w:rPr>
+          <w:rFonts w:ascii="Consolas" w:eastAsia="Times New Roman" w:hAnsi="Consolas" w:cs="Times New Roman"/>
+          <w:color w:val="BBBEBF"/>
+          <w:sz w:val="21"/>
+          <w:szCs w:val="21"/>
+        </w:rPr>
+      </w:pPr>
+      <w:r>
+        <w:rPr>
+          <w:rFonts w:ascii="Consolas" w:eastAsia="Times New Roman" w:hAnsi="Consolas" w:cs="Times New Roman"/>
+          <w:color w:val="BBBEBF"/>
+          <w:sz w:val="21"/>
+          <w:szCs w:val="21"/>
+        </w:rPr>
+        <w:t xml:space="preserve">    </w:t>
+      </w:r>
+      <w:r>
+        <w:rPr>
+          <w:rFonts w:ascii="Consolas" w:eastAsia="Times New Roman" w:hAnsi="Consolas" w:cs="Times New Roman"/>
+          <w:color w:val="C9D1D9"/>
+          <w:sz w:val="21"/>
+          <w:szCs w:val="21"/>
+        </w:rPr>
+        <w:t>$changes</w:t>
+      </w:r>
+      <w:r>
+        <w:rPr>
+          <w:rFonts w:ascii="Consolas" w:eastAsia="Times New Roman" w:hAnsi="Consolas" w:cs="Times New Roman"/>
+          <w:color w:val="BBBEBF"/>
+          <w:sz w:val="21"/>
+          <w:szCs w:val="21"/>
+        </w:rPr>
+        <w:t xml:space="preserve"> </w:t>
+      </w:r>
+      <w:r>
+        <w:rPr>
+          <w:rFonts w:ascii="Consolas" w:eastAsia="Times New Roman" w:hAnsi="Consolas" w:cs="Times New Roman"/>
+          <w:color w:val="D4D4D4"/>
+          <w:sz w:val="21"/>
+          <w:szCs w:val="21"/>
+        </w:rPr>
+        <w:t>=</w:t>
+      </w:r>
+      <w:r>
+        <w:rPr>
+          <w:rFonts w:ascii="Consolas" w:eastAsia="Times New Roman" w:hAnsi="Consolas" w:cs="Times New Roman"/>
+          <w:color w:val="BBBEBF"/>
+          <w:sz w:val="21"/>
+          <w:szCs w:val="21"/>
+        </w:rPr>
+        <w:t xml:space="preserve"> </w:t>
+      </w:r>
+      <w:proofErr w:type="gramStart"/>
+      <w:r>
+        <w:rPr>
+          <w:rFonts w:ascii="Consolas" w:eastAsia="Times New Roman" w:hAnsi="Consolas" w:cs="Times New Roman"/>
+          <w:color w:val="FF7B72"/>
+          <w:sz w:val="21"/>
+          <w:szCs w:val="21"/>
+        </w:rPr>
+        <w:t>@</w:t>
+      </w:r>
+      <w:r>
+        <w:rPr>
+          <w:rFonts w:ascii="Consolas" w:eastAsia="Times New Roman" w:hAnsi="Consolas" w:cs="Times New Roman"/>
+          <w:color w:val="BBBEBF"/>
+          <w:sz w:val="21"/>
+          <w:szCs w:val="21"/>
+        </w:rPr>
+        <w:t>{</w:t>
+      </w:r>
+      <w:proofErr w:type="gramEnd"/>
+      <w:r>
+        <w:rPr>
+          <w:rFonts w:ascii="Consolas" w:eastAsia="Times New Roman" w:hAnsi="Consolas" w:cs="Times New Roman"/>
+          <w:color w:val="BBBEBF"/>
+          <w:sz w:val="21"/>
+          <w:szCs w:val="21"/>
+        </w:rPr>
+        <w:t>}</w:t>
+      </w:r>
+    </w:p>
+    <w:p>
+      <w:pPr>
+        <w:pStyle w:val="ListParagraph"/>
+        <w:numPr>
+          <w:ilvl w:val="0"/>
+          <w:numId w:val="1"/>
+        </w:numPr>
+        <w:shd w:val="clear" w:color="auto" w:fill="121314"/>
+        <w:spacing w:after="0" w:line="285" w:lineRule="atLeast"/>
+        <w:rPr>
+          <w:rFonts w:ascii="Consolas" w:eastAsia="Times New Roman" w:hAnsi="Consolas" w:cs="Times New Roman"/>
+          <w:color w:val="BBBEBF"/>
+          <w:sz w:val="21"/>
+          <w:szCs w:val="21"/>
+        </w:rPr>
+      </w:pPr>
+    </w:p>
+    <w:p>
+      <w:pPr>
+        <w:pStyle w:val="ListParagraph"/>
+        <w:numPr>
+          <w:ilvl w:val="0"/>
+          <w:numId w:val="1"/>
+        </w:numPr>
+        <w:shd w:val="clear" w:color="auto" w:fill="121314"/>
+        <w:spacing w:after="0" w:line="285" w:lineRule="atLeast"/>
+        <w:rPr>
+          <w:rFonts w:ascii="Consolas" w:eastAsia="Times New Roman" w:hAnsi="Consolas" w:cs="Times New Roman"/>
+          <w:color w:val="BBBEBF"/>
+          <w:sz w:val="21"/>
+          <w:szCs w:val="21"/>
+        </w:rPr>
+      </w:pPr>
+      <w:r>
+        <w:rPr>
+          <w:rFonts w:ascii="Consolas" w:eastAsia="Times New Roman" w:hAnsi="Consolas" w:cs="Times New Roman"/>
+          <w:color w:val="BBBEBF"/>
+          <w:sz w:val="21"/>
+          <w:szCs w:val="21"/>
+        </w:rPr>
+        <w:t xml:space="preserve">    </w:t>
+      </w:r>
+      <w:r>
+        <w:rPr>
+          <w:rFonts w:ascii="Consolas" w:eastAsia="Times New Roman" w:hAnsi="Consolas" w:cs="Times New Roman"/>
+          <w:color w:val="8B949E"/>
+          <w:sz w:val="21"/>
+          <w:szCs w:val="21"/>
+        </w:rPr>
+        <w:t xml:space="preserve"># Check if the user's </w:t>
+      </w:r>
+      <w:proofErr w:type="spellStart"/>
+      <w:r>
+        <w:rPr>
+          <w:rFonts w:ascii="Consolas" w:eastAsia="Times New Roman" w:hAnsi="Consolas" w:cs="Times New Roman"/>
+          <w:color w:val="8B949E"/>
+          <w:sz w:val="21"/>
+          <w:szCs w:val="21"/>
+        </w:rPr>
+        <w:t>JobTitle</w:t>
+      </w:r>
+      <w:proofErr w:type="spellEnd"/>
+      <w:r>
+        <w:rPr>
+          <w:rFonts w:ascii="Consolas" w:eastAsia="Times New Roman" w:hAnsi="Consolas" w:cs="Times New Roman"/>
+          <w:color w:val="8B949E"/>
+          <w:sz w:val="21"/>
+          <w:szCs w:val="21"/>
+        </w:rPr>
+        <w:t xml:space="preserve"> needs to be standardized.</w:t>
+      </w:r>
+    </w:p>
+    <w:p>
+      <w:pPr>
+        <w:pStyle w:val="ListParagraph"/>
+        <w:numPr>
+          <w:ilvl w:val="0"/>
+          <w:numId w:val="1"/>
+        </w:numPr>
+        <w:shd w:val="clear" w:color="auto" w:fill="121314"/>
+        <w:spacing w:after="0" w:line="285" w:lineRule="atLeast"/>
+        <w:rPr>
+          <w:rFonts w:ascii="Consolas" w:eastAsia="Times New Roman" w:hAnsi="Consolas" w:cs="Times New Roman"/>
+          <w:color w:val="BBBEBF"/>
+          <w:sz w:val="21"/>
+          <w:szCs w:val="21"/>
+        </w:rPr>
+      </w:pPr>
+      <w:r>
+        <w:rPr>
+          <w:rFonts w:ascii="Consolas" w:eastAsia="Times New Roman" w:hAnsi="Consolas" w:cs="Times New Roman"/>
+          <w:color w:val="BBBEBF"/>
+          <w:sz w:val="21"/>
+          <w:szCs w:val="21"/>
+        </w:rPr>
+        <w:lastRenderedPageBreak/>
+        <w:t xml:space="preserve">    </w:t>
+      </w:r>
+      <w:proofErr w:type="gramStart"/>
+      <w:r>
+        <w:rPr>
+          <w:rFonts w:ascii="Consolas" w:eastAsia="Times New Roman" w:hAnsi="Consolas" w:cs="Times New Roman"/>
+          <w:color w:val="C586C0"/>
+          <w:sz w:val="21"/>
+          <w:szCs w:val="21"/>
+        </w:rPr>
+        <w:t>if</w:t>
+      </w:r>
+      <w:r>
+        <w:rPr>
+          <w:rFonts w:ascii="Consolas" w:eastAsia="Times New Roman" w:hAnsi="Consolas" w:cs="Times New Roman"/>
+          <w:color w:val="BBBEBF"/>
+          <w:sz w:val="21"/>
+          <w:szCs w:val="21"/>
+        </w:rPr>
+        <w:t>(</w:t>
+      </w:r>
+      <w:proofErr w:type="gramEnd"/>
+      <w:r>
+        <w:rPr>
+          <w:rFonts w:ascii="Consolas" w:eastAsia="Times New Roman" w:hAnsi="Consolas" w:cs="Times New Roman"/>
+          <w:color w:val="C9D1D9"/>
+          <w:sz w:val="21"/>
+          <w:szCs w:val="21"/>
+        </w:rPr>
+        <w:t>$</w:t>
+      </w:r>
+      <w:proofErr w:type="spellStart"/>
+      <w:r>
+        <w:rPr>
+          <w:rFonts w:ascii="Consolas" w:eastAsia="Times New Roman" w:hAnsi="Consolas" w:cs="Times New Roman"/>
+          <w:color w:val="C9D1D9"/>
+          <w:sz w:val="21"/>
+          <w:szCs w:val="21"/>
+        </w:rPr>
+        <w:t>u</w:t>
+      </w:r>
+      <w:r>
+        <w:rPr>
+          <w:rFonts w:ascii="Consolas" w:eastAsia="Times New Roman" w:hAnsi="Consolas" w:cs="Times New Roman"/>
+          <w:color w:val="DCDCAA"/>
+          <w:sz w:val="21"/>
+          <w:szCs w:val="21"/>
+        </w:rPr>
+        <w:t>.Department</w:t>
+      </w:r>
+      <w:proofErr w:type="spellEnd"/>
+      <w:r>
+        <w:rPr>
+          <w:rFonts w:ascii="Consolas" w:eastAsia="Times New Roman" w:hAnsi="Consolas" w:cs="Times New Roman"/>
+          <w:color w:val="BBBEBF"/>
+          <w:sz w:val="21"/>
+          <w:szCs w:val="21"/>
+        </w:rPr>
+        <w:t xml:space="preserve"> </w:t>
+      </w:r>
+      <w:r>
+        <w:rPr>
+          <w:rFonts w:ascii="Consolas" w:eastAsia="Times New Roman" w:hAnsi="Consolas" w:cs="Times New Roman"/>
+          <w:color w:val="D4D4D4"/>
+          <w:sz w:val="21"/>
+          <w:szCs w:val="21"/>
+        </w:rPr>
+        <w:t>-and</w:t>
+      </w:r>
+      <w:r>
+        <w:rPr>
+          <w:rFonts w:ascii="Consolas" w:eastAsia="Times New Roman" w:hAnsi="Consolas" w:cs="Times New Roman"/>
+          <w:color w:val="BBBEBF"/>
+          <w:sz w:val="21"/>
+          <w:szCs w:val="21"/>
+        </w:rPr>
+        <w:t xml:space="preserve"> </w:t>
+      </w:r>
+      <w:r>
+        <w:rPr>
+          <w:rFonts w:ascii="Consolas" w:eastAsia="Times New Roman" w:hAnsi="Consolas" w:cs="Times New Roman"/>
+          <w:color w:val="C9D1D9"/>
+          <w:sz w:val="21"/>
+          <w:szCs w:val="21"/>
+        </w:rPr>
+        <w:t>$</w:t>
+      </w:r>
+      <w:proofErr w:type="spellStart"/>
+      <w:r>
+        <w:rPr>
+          <w:rFonts w:ascii="Consolas" w:eastAsia="Times New Roman" w:hAnsi="Consolas" w:cs="Times New Roman"/>
+          <w:color w:val="C9D1D9"/>
+          <w:sz w:val="21"/>
+          <w:szCs w:val="21"/>
+        </w:rPr>
+        <w:t>deptMap</w:t>
+      </w:r>
+      <w:r>
+        <w:rPr>
+          <w:rFonts w:ascii="Consolas" w:eastAsia="Times New Roman" w:hAnsi="Consolas" w:cs="Times New Roman"/>
+          <w:color w:val="DCDCAA"/>
+          <w:sz w:val="21"/>
+          <w:szCs w:val="21"/>
+        </w:rPr>
+        <w:t>.ContainsKey</w:t>
+      </w:r>
+      <w:proofErr w:type="spellEnd"/>
+      <w:r>
+        <w:rPr>
+          <w:rFonts w:ascii="Consolas" w:eastAsia="Times New Roman" w:hAnsi="Consolas" w:cs="Times New Roman"/>
+          <w:color w:val="BBBEBF"/>
+          <w:sz w:val="21"/>
+          <w:szCs w:val="21"/>
+        </w:rPr>
+        <w:t>(</w:t>
+      </w:r>
+      <w:r>
+        <w:rPr>
+          <w:rFonts w:ascii="Consolas" w:eastAsia="Times New Roman" w:hAnsi="Consolas" w:cs="Times New Roman"/>
+          <w:color w:val="C9D1D9"/>
+          <w:sz w:val="21"/>
+          <w:szCs w:val="21"/>
+        </w:rPr>
+        <w:t>$</w:t>
+      </w:r>
+      <w:proofErr w:type="spellStart"/>
+      <w:r>
+        <w:rPr>
+          <w:rFonts w:ascii="Consolas" w:eastAsia="Times New Roman" w:hAnsi="Consolas" w:cs="Times New Roman"/>
+          <w:color w:val="C9D1D9"/>
+          <w:sz w:val="21"/>
+          <w:szCs w:val="21"/>
+        </w:rPr>
+        <w:t>u</w:t>
+      </w:r>
+      <w:r>
+        <w:rPr>
+          <w:rFonts w:ascii="Consolas" w:eastAsia="Times New Roman" w:hAnsi="Consolas" w:cs="Times New Roman"/>
+          <w:color w:val="DCDCAA"/>
+          <w:sz w:val="21"/>
+          <w:szCs w:val="21"/>
+        </w:rPr>
+        <w:t>.Department</w:t>
+      </w:r>
+      <w:proofErr w:type="spellEnd"/>
+      <w:r>
+        <w:rPr>
+          <w:rFonts w:ascii="Consolas" w:eastAsia="Times New Roman" w:hAnsi="Consolas" w:cs="Times New Roman"/>
+          <w:color w:val="BBBEBF"/>
+          <w:sz w:val="21"/>
+          <w:szCs w:val="21"/>
+        </w:rPr>
+        <w:t xml:space="preserve">) </w:t>
+      </w:r>
+      <w:r>
+        <w:rPr>
+          <w:rFonts w:ascii="Consolas" w:eastAsia="Times New Roman" w:hAnsi="Consolas" w:cs="Times New Roman"/>
+          <w:color w:val="D4D4D4"/>
+          <w:sz w:val="21"/>
+          <w:szCs w:val="21"/>
+        </w:rPr>
+        <w:t>-and</w:t>
+      </w:r>
+      <w:r>
+        <w:rPr>
+          <w:rFonts w:ascii="Consolas" w:eastAsia="Times New Roman" w:hAnsi="Consolas" w:cs="Times New Roman"/>
+          <w:color w:val="BBBEBF"/>
+          <w:sz w:val="21"/>
+          <w:szCs w:val="21"/>
+        </w:rPr>
+        <w:t xml:space="preserve"> </w:t>
+      </w:r>
+      <w:r>
+        <w:rPr>
+          <w:rFonts w:ascii="Consolas" w:eastAsia="Times New Roman" w:hAnsi="Consolas" w:cs="Times New Roman"/>
+          <w:color w:val="C9D1D9"/>
+          <w:sz w:val="21"/>
+          <w:szCs w:val="21"/>
+        </w:rPr>
+        <w:t>$</w:t>
+      </w:r>
+      <w:proofErr w:type="spellStart"/>
+      <w:r>
+        <w:rPr>
+          <w:rFonts w:ascii="Consolas" w:eastAsia="Times New Roman" w:hAnsi="Consolas" w:cs="Times New Roman"/>
+          <w:color w:val="C9D1D9"/>
+          <w:sz w:val="21"/>
+          <w:szCs w:val="21"/>
+        </w:rPr>
+        <w:t>deptMap</w:t>
+      </w:r>
+      <w:proofErr w:type="spellEnd"/>
+      <w:r>
+        <w:rPr>
+          <w:rFonts w:ascii="Consolas" w:eastAsia="Times New Roman" w:hAnsi="Consolas" w:cs="Times New Roman"/>
+          <w:color w:val="BBBEBF"/>
+          <w:sz w:val="21"/>
+          <w:szCs w:val="21"/>
+        </w:rPr>
+        <w:t>[</w:t>
+      </w:r>
+      <w:r>
+        <w:rPr>
+          <w:rFonts w:ascii="Consolas" w:eastAsia="Times New Roman" w:hAnsi="Consolas" w:cs="Times New Roman"/>
+          <w:color w:val="C9D1D9"/>
+          <w:sz w:val="21"/>
+          <w:szCs w:val="21"/>
+        </w:rPr>
+        <w:t>$</w:t>
+      </w:r>
+      <w:proofErr w:type="spellStart"/>
+      <w:r>
+        <w:rPr>
+          <w:rFonts w:ascii="Consolas" w:eastAsia="Times New Roman" w:hAnsi="Consolas" w:cs="Times New Roman"/>
+          <w:color w:val="C9D1D9"/>
+          <w:sz w:val="21"/>
+          <w:szCs w:val="21"/>
+        </w:rPr>
+        <w:t>u</w:t>
+      </w:r>
+      <w:r>
+        <w:rPr>
+          <w:rFonts w:ascii="Consolas" w:eastAsia="Times New Roman" w:hAnsi="Consolas" w:cs="Times New Roman"/>
+          <w:color w:val="DCDCAA"/>
+          <w:sz w:val="21"/>
+          <w:szCs w:val="21"/>
+        </w:rPr>
+        <w:t>.Department</w:t>
+      </w:r>
+      <w:proofErr w:type="spellEnd"/>
+      <w:r>
+        <w:rPr>
+          <w:rFonts w:ascii="Consolas" w:eastAsia="Times New Roman" w:hAnsi="Consolas" w:cs="Times New Roman"/>
+          <w:color w:val="BBBEBF"/>
+          <w:sz w:val="21"/>
+          <w:szCs w:val="21"/>
+        </w:rPr>
+        <w:t xml:space="preserve">] </w:t>
+      </w:r>
+      <w:r>
+        <w:rPr>
+          <w:rFonts w:ascii="Consolas" w:eastAsia="Times New Roman" w:hAnsi="Consolas" w:cs="Times New Roman"/>
+          <w:color w:val="D4D4D4"/>
+          <w:sz w:val="21"/>
+          <w:szCs w:val="21"/>
+        </w:rPr>
+        <w:t>-</w:t>
+      </w:r>
+      <w:proofErr w:type="spellStart"/>
+      <w:r>
+        <w:rPr>
+          <w:rFonts w:ascii="Consolas" w:eastAsia="Times New Roman" w:hAnsi="Consolas" w:cs="Times New Roman"/>
+          <w:color w:val="D4D4D4"/>
+          <w:sz w:val="21"/>
+          <w:szCs w:val="21"/>
+        </w:rPr>
+        <w:t>cne</w:t>
+      </w:r>
+      <w:proofErr w:type="spellEnd"/>
+      <w:r>
+        <w:rPr>
+          <w:rFonts w:ascii="Consolas" w:eastAsia="Times New Roman" w:hAnsi="Consolas" w:cs="Times New Roman"/>
+          <w:color w:val="BBBEBF"/>
+          <w:sz w:val="21"/>
+          <w:szCs w:val="21"/>
+        </w:rPr>
+        <w:t xml:space="preserve"> </w:t>
+      </w:r>
+      <w:r>
+        <w:rPr>
+          <w:rFonts w:ascii="Consolas" w:eastAsia="Times New Roman" w:hAnsi="Consolas" w:cs="Times New Roman"/>
+          <w:color w:val="C9D1D9"/>
+          <w:sz w:val="21"/>
+          <w:szCs w:val="21"/>
+        </w:rPr>
+        <w:t>$</w:t>
+      </w:r>
+      <w:proofErr w:type="spellStart"/>
+      <w:r>
+        <w:rPr>
+          <w:rFonts w:ascii="Consolas" w:eastAsia="Times New Roman" w:hAnsi="Consolas" w:cs="Times New Roman"/>
+          <w:color w:val="C9D1D9"/>
+          <w:sz w:val="21"/>
+          <w:szCs w:val="21"/>
+        </w:rPr>
+        <w:t>u</w:t>
+      </w:r>
+      <w:r>
+        <w:rPr>
+          <w:rFonts w:ascii="Consolas" w:eastAsia="Times New Roman" w:hAnsi="Consolas" w:cs="Times New Roman"/>
+          <w:color w:val="DCDCAA"/>
+          <w:sz w:val="21"/>
+          <w:szCs w:val="21"/>
+        </w:rPr>
+        <w:t>.Department</w:t>
+      </w:r>
+      <w:proofErr w:type="spellEnd"/>
+      <w:r>
+        <w:rPr>
+          <w:rFonts w:ascii="Consolas" w:eastAsia="Times New Roman" w:hAnsi="Consolas" w:cs="Times New Roman"/>
+          <w:color w:val="BBBEBF"/>
+          <w:sz w:val="21"/>
+          <w:szCs w:val="21"/>
+        </w:rPr>
+        <w:t>) {</w:t>
+      </w:r>
+    </w:p>
+    <w:p>
+      <w:pPr>
+        <w:pStyle w:val="ListParagraph"/>
+        <w:numPr>
+          <w:ilvl w:val="0"/>
+          <w:numId w:val="1"/>
+        </w:numPr>
+        <w:shd w:val="clear" w:color="auto" w:fill="121314"/>
+        <w:spacing w:after="0" w:line="285" w:lineRule="atLeast"/>
+        <w:rPr>
+          <w:rFonts w:ascii="Consolas" w:eastAsia="Times New Roman" w:hAnsi="Consolas" w:cs="Times New Roman"/>
+          <w:color w:val="BBBEBF"/>
+          <w:sz w:val="21"/>
+          <w:szCs w:val="21"/>
+        </w:rPr>
+      </w:pPr>
+      <w:r>
+        <w:rPr>
+          <w:rFonts w:ascii="Consolas" w:eastAsia="Times New Roman" w:hAnsi="Consolas" w:cs="Times New Roman"/>
+          <w:color w:val="BBBEBF"/>
+          <w:sz w:val="21"/>
+          <w:szCs w:val="21"/>
+        </w:rPr>
+        <w:t xml:space="preserve">        </w:t>
+      </w:r>
+      <w:r>
+        <w:rPr>
+          <w:rFonts w:ascii="Consolas" w:eastAsia="Times New Roman" w:hAnsi="Consolas" w:cs="Times New Roman"/>
+          <w:color w:val="C9D1D9"/>
+          <w:sz w:val="21"/>
+          <w:szCs w:val="21"/>
+        </w:rPr>
+        <w:t>$changes</w:t>
+      </w:r>
+      <w:r>
+        <w:rPr>
+          <w:rFonts w:ascii="Consolas" w:eastAsia="Times New Roman" w:hAnsi="Consolas" w:cs="Times New Roman"/>
+          <w:color w:val="BBBEBF"/>
+          <w:sz w:val="21"/>
+          <w:szCs w:val="21"/>
+        </w:rPr>
+        <w:t>[</w:t>
+      </w:r>
+      <w:r>
+        <w:rPr>
+          <w:rFonts w:ascii="Consolas" w:eastAsia="Times New Roman" w:hAnsi="Consolas" w:cs="Times New Roman"/>
+          <w:color w:val="A5D6FF"/>
+          <w:sz w:val="21"/>
+          <w:szCs w:val="21"/>
+        </w:rPr>
+        <w:t>'Department'</w:t>
+      </w:r>
+      <w:r>
+        <w:rPr>
+          <w:rFonts w:ascii="Consolas" w:eastAsia="Times New Roman" w:hAnsi="Consolas" w:cs="Times New Roman"/>
+          <w:color w:val="BBBEBF"/>
+          <w:sz w:val="21"/>
+          <w:szCs w:val="21"/>
+        </w:rPr>
+        <w:t xml:space="preserve">] </w:t>
+      </w:r>
+      <w:r>
+        <w:rPr>
+          <w:rFonts w:ascii="Consolas" w:eastAsia="Times New Roman" w:hAnsi="Consolas" w:cs="Times New Roman"/>
+          <w:color w:val="D4D4D4"/>
+          <w:sz w:val="21"/>
+          <w:szCs w:val="21"/>
+        </w:rPr>
+        <w:t>=</w:t>
+      </w:r>
+      <w:r>
+        <w:rPr>
+          <w:rFonts w:ascii="Consolas" w:eastAsia="Times New Roman" w:hAnsi="Consolas" w:cs="Times New Roman"/>
+          <w:color w:val="BBBEBF"/>
+          <w:sz w:val="21"/>
+          <w:szCs w:val="21"/>
+        </w:rPr>
+        <w:t xml:space="preserve"> </w:t>
+      </w:r>
+      <w:r>
+        <w:rPr>
+          <w:rFonts w:ascii="Consolas" w:eastAsia="Times New Roman" w:hAnsi="Consolas" w:cs="Times New Roman"/>
+          <w:color w:val="C9D1D9"/>
+          <w:sz w:val="21"/>
+          <w:szCs w:val="21"/>
+        </w:rPr>
+        <w:t>$</w:t>
+      </w:r>
+      <w:proofErr w:type="spellStart"/>
+      <w:r>
+        <w:rPr>
+          <w:rFonts w:ascii="Consolas" w:eastAsia="Times New Roman" w:hAnsi="Consolas" w:cs="Times New Roman"/>
+          <w:color w:val="C9D1D9"/>
+          <w:sz w:val="21"/>
+          <w:szCs w:val="21"/>
+        </w:rPr>
+        <w:t>deptMap</w:t>
+      </w:r>
+      <w:proofErr w:type="spellEnd"/>
+      <w:r>
+        <w:rPr>
+          <w:rFonts w:ascii="Consolas" w:eastAsia="Times New Roman" w:hAnsi="Consolas" w:cs="Times New Roman"/>
+          <w:color w:val="BBBEBF"/>
+          <w:sz w:val="21"/>
+          <w:szCs w:val="21"/>
+        </w:rPr>
+        <w:t>[</w:t>
+      </w:r>
+      <w:r>
+        <w:rPr>
+          <w:rFonts w:ascii="Consolas" w:eastAsia="Times New Roman" w:hAnsi="Consolas" w:cs="Times New Roman"/>
+          <w:color w:val="C9D1D9"/>
+          <w:sz w:val="21"/>
+          <w:szCs w:val="21"/>
+        </w:rPr>
+        <w:t>$</w:t>
+      </w:r>
+      <w:proofErr w:type="spellStart"/>
+      <w:proofErr w:type="gramStart"/>
+      <w:r>
+        <w:rPr>
+          <w:rFonts w:ascii="Consolas" w:eastAsia="Times New Roman" w:hAnsi="Consolas" w:cs="Times New Roman"/>
+          <w:color w:val="C9D1D9"/>
+          <w:sz w:val="21"/>
+          <w:szCs w:val="21"/>
+        </w:rPr>
+        <w:t>u</w:t>
+      </w:r>
+      <w:r>
+        <w:rPr>
+          <w:rFonts w:ascii="Consolas" w:eastAsia="Times New Roman" w:hAnsi="Consolas" w:cs="Times New Roman"/>
+          <w:color w:val="DCDCAA"/>
+          <w:sz w:val="21"/>
+          <w:szCs w:val="21"/>
+        </w:rPr>
+        <w:t>.Department</w:t>
+      </w:r>
+      <w:proofErr w:type="spellEnd"/>
+      <w:proofErr w:type="gramEnd"/>
+      <w:r>
+        <w:rPr>
+          <w:rFonts w:ascii="Consolas" w:eastAsia="Times New Roman" w:hAnsi="Consolas" w:cs="Times New Roman"/>
+          <w:color w:val="BBBEBF"/>
+          <w:sz w:val="21"/>
+          <w:szCs w:val="21"/>
+        </w:rPr>
+        <w:t>]</w:t>
+      </w:r>
+    </w:p>
+    <w:p>
+      <w:pPr>
+        <w:pStyle w:val="ListParagraph"/>
+        <w:numPr>
+          <w:ilvl w:val="0"/>
+          <w:numId w:val="1"/>
+        </w:numPr>
+        <w:shd w:val="clear" w:color="auto" w:fill="121314"/>
+        <w:spacing w:after="0" w:line="285" w:lineRule="atLeast"/>
+        <w:rPr>
+          <w:rFonts w:ascii="Consolas" w:eastAsia="Times New Roman" w:hAnsi="Consolas" w:cs="Times New Roman"/>
+          <w:color w:val="BBBEBF"/>
+          <w:sz w:val="21"/>
+          <w:szCs w:val="21"/>
+        </w:rPr>
+      </w:pPr>
+      <w:r>
+        <w:rPr>
+          <w:rFonts w:ascii="Consolas" w:eastAsia="Times New Roman" w:hAnsi="Consolas" w:cs="Times New Roman"/>
+          <w:color w:val="BBBEBF"/>
+          <w:sz w:val="21"/>
+          <w:szCs w:val="21"/>
+        </w:rPr>
+        <w:t xml:space="preserve">    } </w:t>
+      </w:r>
+    </w:p>
+    <w:p>
+      <w:pPr>
+        <w:pStyle w:val="ListParagraph"/>
+        <w:numPr>
+          <w:ilvl w:val="0"/>
+          <w:numId w:val="1"/>
+        </w:numPr>
+        <w:shd w:val="clear" w:color="auto" w:fill="121314"/>
+        <w:spacing w:after="0" w:line="285" w:lineRule="atLeast"/>
+        <w:rPr>
+          <w:rFonts w:ascii="Consolas" w:eastAsia="Times New Roman" w:hAnsi="Consolas" w:cs="Times New Roman"/>
+          <w:color w:val="BBBEBF"/>
+          <w:sz w:val="21"/>
+          <w:szCs w:val="21"/>
+        </w:rPr>
+      </w:pPr>
+    </w:p>
+    <w:p>
+      <w:pPr>
+        <w:pStyle w:val="ListParagraph"/>
+        <w:numPr>
+          <w:ilvl w:val="0"/>
+          <w:numId w:val="1"/>
+        </w:numPr>
+        <w:shd w:val="clear" w:color="auto" w:fill="121314"/>
+        <w:spacing w:after="0" w:line="285" w:lineRule="atLeast"/>
+        <w:rPr>
+          <w:rFonts w:ascii="Consolas" w:eastAsia="Times New Roman" w:hAnsi="Consolas" w:cs="Times New Roman"/>
+          <w:color w:val="BBBEBF"/>
+          <w:sz w:val="21"/>
+          <w:szCs w:val="21"/>
+        </w:rPr>
+      </w:pPr>
+      <w:r>
+        <w:rPr>
+          <w:rFonts w:ascii="Consolas" w:eastAsia="Times New Roman" w:hAnsi="Consolas" w:cs="Times New Roman"/>
+          <w:color w:val="BBBEBF"/>
+          <w:sz w:val="21"/>
+          <w:szCs w:val="21"/>
+        </w:rPr>
+        <w:t xml:space="preserve">    </w:t>
+      </w:r>
+      <w:r>
+        <w:rPr>
+          <w:rFonts w:ascii="Consolas" w:eastAsia="Times New Roman" w:hAnsi="Consolas" w:cs="Times New Roman"/>
+          <w:color w:val="8B949E"/>
+          <w:sz w:val="21"/>
+          <w:szCs w:val="21"/>
+        </w:rPr>
+        <w:t xml:space="preserve"># Check if the user's </w:t>
+      </w:r>
+      <w:proofErr w:type="spellStart"/>
+      <w:r>
+        <w:rPr>
+          <w:rFonts w:ascii="Consolas" w:eastAsia="Times New Roman" w:hAnsi="Consolas" w:cs="Times New Roman"/>
+          <w:color w:val="8B949E"/>
+          <w:sz w:val="21"/>
+          <w:szCs w:val="21"/>
+        </w:rPr>
+        <w:t>JobTitle</w:t>
+      </w:r>
+      <w:proofErr w:type="spellEnd"/>
+      <w:r>
+        <w:rPr>
+          <w:rFonts w:ascii="Consolas" w:eastAsia="Times New Roman" w:hAnsi="Consolas" w:cs="Times New Roman"/>
+          <w:color w:val="8B949E"/>
+          <w:sz w:val="21"/>
+          <w:szCs w:val="21"/>
+        </w:rPr>
+        <w:t xml:space="preserve"> needs to be standardized.</w:t>
+      </w:r>
+    </w:p>
+    <w:p>
+      <w:pPr>
+        <w:pStyle w:val="ListParagraph"/>
+        <w:numPr>
+          <w:ilvl w:val="0"/>
+          <w:numId w:val="1"/>
+        </w:numPr>
+        <w:shd w:val="clear" w:color="auto" w:fill="121314"/>
+        <w:spacing w:after="0" w:line="285" w:lineRule="atLeast"/>
+        <w:rPr>
+          <w:rFonts w:ascii="Consolas" w:eastAsia="Times New Roman" w:hAnsi="Consolas" w:cs="Times New Roman"/>
+          <w:color w:val="BBBEBF"/>
+          <w:sz w:val="21"/>
+          <w:szCs w:val="21"/>
+        </w:rPr>
+      </w:pPr>
+      <w:r>
+        <w:rPr>
+          <w:rFonts w:ascii="Consolas" w:eastAsia="Times New Roman" w:hAnsi="Consolas" w:cs="Times New Roman"/>
+          <w:color w:val="BBBEBF"/>
+          <w:sz w:val="21"/>
+          <w:szCs w:val="21"/>
+        </w:rPr>
+        <w:t xml:space="preserve">    </w:t>
+      </w:r>
+      <w:proofErr w:type="gramStart"/>
+      <w:r>
+        <w:rPr>
+          <w:rFonts w:ascii="Consolas" w:eastAsia="Times New Roman" w:hAnsi="Consolas" w:cs="Times New Roman"/>
+          <w:color w:val="C586C0"/>
+          <w:sz w:val="21"/>
+          <w:szCs w:val="21"/>
+        </w:rPr>
+        <w:t>if</w:t>
+      </w:r>
+      <w:r>
+        <w:rPr>
+          <w:rFonts w:ascii="Consolas" w:eastAsia="Times New Roman" w:hAnsi="Consolas" w:cs="Times New Roman"/>
+          <w:color w:val="BBBEBF"/>
+          <w:sz w:val="21"/>
+          <w:szCs w:val="21"/>
+        </w:rPr>
+        <w:t>(</w:t>
+      </w:r>
+      <w:proofErr w:type="gramEnd"/>
+      <w:r>
+        <w:rPr>
+          <w:rFonts w:ascii="Consolas" w:eastAsia="Times New Roman" w:hAnsi="Consolas" w:cs="Times New Roman"/>
+          <w:color w:val="C9D1D9"/>
+          <w:sz w:val="21"/>
+          <w:szCs w:val="21"/>
+        </w:rPr>
+        <w:t>$</w:t>
+      </w:r>
+      <w:proofErr w:type="spellStart"/>
+      <w:r>
+        <w:rPr>
+          <w:rFonts w:ascii="Consolas" w:eastAsia="Times New Roman" w:hAnsi="Consolas" w:cs="Times New Roman"/>
+          <w:color w:val="C9D1D9"/>
+          <w:sz w:val="21"/>
+          <w:szCs w:val="21"/>
+        </w:rPr>
+        <w:t>u</w:t>
+      </w:r>
+      <w:r>
+        <w:rPr>
+          <w:rFonts w:ascii="Consolas" w:eastAsia="Times New Roman" w:hAnsi="Consolas" w:cs="Times New Roman"/>
+          <w:color w:val="DCDCAA"/>
+          <w:sz w:val="21"/>
+          <w:szCs w:val="21"/>
+        </w:rPr>
+        <w:t>.JobTitle</w:t>
+      </w:r>
+      <w:proofErr w:type="spellEnd"/>
+      <w:r>
+        <w:rPr>
+          <w:rFonts w:ascii="Consolas" w:eastAsia="Times New Roman" w:hAnsi="Consolas" w:cs="Times New Roman"/>
+          <w:color w:val="BBBEBF"/>
+          <w:sz w:val="21"/>
+          <w:szCs w:val="21"/>
+        </w:rPr>
+        <w:t xml:space="preserve"> </w:t>
+      </w:r>
+      <w:r>
+        <w:rPr>
+          <w:rFonts w:ascii="Consolas" w:eastAsia="Times New Roman" w:hAnsi="Consolas" w:cs="Times New Roman"/>
+          <w:color w:val="D4D4D4"/>
+          <w:sz w:val="21"/>
+          <w:szCs w:val="21"/>
+        </w:rPr>
+        <w:t>-and</w:t>
+      </w:r>
+      <w:r>
+        <w:rPr>
+          <w:rFonts w:ascii="Consolas" w:eastAsia="Times New Roman" w:hAnsi="Consolas" w:cs="Times New Roman"/>
+          <w:color w:val="BBBEBF"/>
+          <w:sz w:val="21"/>
+          <w:szCs w:val="21"/>
+        </w:rPr>
+        <w:t xml:space="preserve"> </w:t>
+      </w:r>
+      <w:r>
+        <w:rPr>
+          <w:rFonts w:ascii="Consolas" w:eastAsia="Times New Roman" w:hAnsi="Consolas" w:cs="Times New Roman"/>
+          <w:color w:val="C9D1D9"/>
+          <w:sz w:val="21"/>
+          <w:szCs w:val="21"/>
+        </w:rPr>
+        <w:t>$</w:t>
+      </w:r>
+      <w:proofErr w:type="spellStart"/>
+      <w:r>
+        <w:rPr>
+          <w:rFonts w:ascii="Consolas" w:eastAsia="Times New Roman" w:hAnsi="Consolas" w:cs="Times New Roman"/>
+          <w:color w:val="C9D1D9"/>
+          <w:sz w:val="21"/>
+          <w:szCs w:val="21"/>
+        </w:rPr>
+        <w:t>tilteMap</w:t>
+      </w:r>
+      <w:r>
+        <w:rPr>
+          <w:rFonts w:ascii="Consolas" w:eastAsia="Times New Roman" w:hAnsi="Consolas" w:cs="Times New Roman"/>
+          <w:color w:val="DCDCAA"/>
+          <w:sz w:val="21"/>
+          <w:szCs w:val="21"/>
+        </w:rPr>
+        <w:t>.ContainsKey</w:t>
+      </w:r>
+      <w:proofErr w:type="spellEnd"/>
+      <w:r>
+        <w:rPr>
+          <w:rFonts w:ascii="Consolas" w:eastAsia="Times New Roman" w:hAnsi="Consolas" w:cs="Times New Roman"/>
+          <w:color w:val="BBBEBF"/>
+          <w:sz w:val="21"/>
+          <w:szCs w:val="21"/>
+        </w:rPr>
+        <w:t>(</w:t>
+      </w:r>
+      <w:r>
+        <w:rPr>
+          <w:rFonts w:ascii="Consolas" w:eastAsia="Times New Roman" w:hAnsi="Consolas" w:cs="Times New Roman"/>
+          <w:color w:val="C9D1D9"/>
+          <w:sz w:val="21"/>
+          <w:szCs w:val="21"/>
+        </w:rPr>
+        <w:t>$</w:t>
+      </w:r>
+      <w:proofErr w:type="spellStart"/>
+      <w:r>
+        <w:rPr>
+          <w:rFonts w:ascii="Consolas" w:eastAsia="Times New Roman" w:hAnsi="Consolas" w:cs="Times New Roman"/>
+          <w:color w:val="C9D1D9"/>
+          <w:sz w:val="21"/>
+          <w:szCs w:val="21"/>
+        </w:rPr>
+        <w:t>u</w:t>
+      </w:r>
+      <w:r>
+        <w:rPr>
+          <w:rFonts w:ascii="Consolas" w:eastAsia="Times New Roman" w:hAnsi="Consolas" w:cs="Times New Roman"/>
+          <w:color w:val="DCDCAA"/>
+          <w:sz w:val="21"/>
+          <w:szCs w:val="21"/>
+        </w:rPr>
+        <w:t>.JobTitle</w:t>
+      </w:r>
+      <w:proofErr w:type="spellEnd"/>
+      <w:r>
+        <w:rPr>
+          <w:rFonts w:ascii="Consolas" w:eastAsia="Times New Roman" w:hAnsi="Consolas" w:cs="Times New Roman"/>
+          <w:color w:val="BBBEBF"/>
+          <w:sz w:val="21"/>
+          <w:szCs w:val="21"/>
+        </w:rPr>
+        <w:t xml:space="preserve">) </w:t>
+      </w:r>
+      <w:r>
+        <w:rPr>
+          <w:rFonts w:ascii="Consolas" w:eastAsia="Times New Roman" w:hAnsi="Consolas" w:cs="Times New Roman"/>
+          <w:color w:val="D4D4D4"/>
+          <w:sz w:val="21"/>
+          <w:szCs w:val="21"/>
+        </w:rPr>
+        <w:t>-and</w:t>
+      </w:r>
+      <w:r>
+        <w:rPr>
+          <w:rFonts w:ascii="Consolas" w:eastAsia="Times New Roman" w:hAnsi="Consolas" w:cs="Times New Roman"/>
+          <w:color w:val="BBBEBF"/>
+          <w:sz w:val="21"/>
+          <w:szCs w:val="21"/>
+        </w:rPr>
+        <w:t xml:space="preserve"> </w:t>
+      </w:r>
+      <w:r>
+        <w:rPr>
+          <w:rFonts w:ascii="Consolas" w:eastAsia="Times New Roman" w:hAnsi="Consolas" w:cs="Times New Roman"/>
+          <w:color w:val="C9D1D9"/>
+          <w:sz w:val="21"/>
+          <w:szCs w:val="21"/>
+        </w:rPr>
+        <w:t>$</w:t>
+      </w:r>
+      <w:proofErr w:type="spellStart"/>
+      <w:r>
+        <w:rPr>
+          <w:rFonts w:ascii="Consolas" w:eastAsia="Times New Roman" w:hAnsi="Consolas" w:cs="Times New Roman"/>
+          <w:color w:val="C9D1D9"/>
+          <w:sz w:val="21"/>
+          <w:szCs w:val="21"/>
+        </w:rPr>
+        <w:t>tilteMap</w:t>
+      </w:r>
+      <w:proofErr w:type="spellEnd"/>
+      <w:r>
+        <w:rPr>
+          <w:rFonts w:ascii="Consolas" w:eastAsia="Times New Roman" w:hAnsi="Consolas" w:cs="Times New Roman"/>
+          <w:color w:val="BBBEBF"/>
+          <w:sz w:val="21"/>
+          <w:szCs w:val="21"/>
+        </w:rPr>
+        <w:t>[</w:t>
+      </w:r>
+      <w:r>
+        <w:rPr>
+          <w:rFonts w:ascii="Consolas" w:eastAsia="Times New Roman" w:hAnsi="Consolas" w:cs="Times New Roman"/>
+          <w:color w:val="C9D1D9"/>
+          <w:sz w:val="21"/>
+          <w:szCs w:val="21"/>
+        </w:rPr>
+        <w:t>$</w:t>
+      </w:r>
+      <w:proofErr w:type="spellStart"/>
+      <w:r>
+        <w:rPr>
+          <w:rFonts w:ascii="Consolas" w:eastAsia="Times New Roman" w:hAnsi="Consolas" w:cs="Times New Roman"/>
+          <w:color w:val="C9D1D9"/>
+          <w:sz w:val="21"/>
+          <w:szCs w:val="21"/>
+        </w:rPr>
+        <w:t>u</w:t>
+      </w:r>
+      <w:r>
+        <w:rPr>
+          <w:rFonts w:ascii="Consolas" w:eastAsia="Times New Roman" w:hAnsi="Consolas" w:cs="Times New Roman"/>
+          <w:color w:val="DCDCAA"/>
+          <w:sz w:val="21"/>
+          <w:szCs w:val="21"/>
+        </w:rPr>
+        <w:t>.JobTitle</w:t>
+      </w:r>
+      <w:proofErr w:type="spellEnd"/>
+      <w:r>
+        <w:rPr>
+          <w:rFonts w:ascii="Consolas" w:eastAsia="Times New Roman" w:hAnsi="Consolas" w:cs="Times New Roman"/>
+          <w:color w:val="BBBEBF"/>
+          <w:sz w:val="21"/>
+          <w:szCs w:val="21"/>
+        </w:rPr>
+        <w:t xml:space="preserve">] </w:t>
+      </w:r>
+      <w:r>
+        <w:rPr>
+          <w:rFonts w:ascii="Consolas" w:eastAsia="Times New Roman" w:hAnsi="Consolas" w:cs="Times New Roman"/>
+          <w:color w:val="D4D4D4"/>
+          <w:sz w:val="21"/>
+          <w:szCs w:val="21"/>
+        </w:rPr>
+        <w:t>-</w:t>
+      </w:r>
+      <w:proofErr w:type="spellStart"/>
+      <w:r>
+        <w:rPr>
+          <w:rFonts w:ascii="Consolas" w:eastAsia="Times New Roman" w:hAnsi="Consolas" w:cs="Times New Roman"/>
+          <w:color w:val="D4D4D4"/>
+          <w:sz w:val="21"/>
+          <w:szCs w:val="21"/>
+        </w:rPr>
+        <w:t>cne</w:t>
+      </w:r>
+      <w:proofErr w:type="spellEnd"/>
+      <w:r>
+        <w:rPr>
+          <w:rFonts w:ascii="Consolas" w:eastAsia="Times New Roman" w:hAnsi="Consolas" w:cs="Times New Roman"/>
+          <w:color w:val="BBBEBF"/>
+          <w:sz w:val="21"/>
+          <w:szCs w:val="21"/>
+        </w:rPr>
+        <w:t xml:space="preserve"> </w:t>
+      </w:r>
+      <w:r>
+        <w:rPr>
+          <w:rFonts w:ascii="Consolas" w:eastAsia="Times New Roman" w:hAnsi="Consolas" w:cs="Times New Roman"/>
+          <w:color w:val="C9D1D9"/>
+          <w:sz w:val="21"/>
+          <w:szCs w:val="21"/>
+        </w:rPr>
+        <w:t>$</w:t>
+      </w:r>
+      <w:proofErr w:type="spellStart"/>
+      <w:r>
+        <w:rPr>
+          <w:rFonts w:ascii="Consolas" w:eastAsia="Times New Roman" w:hAnsi="Consolas" w:cs="Times New Roman"/>
+          <w:color w:val="C9D1D9"/>
+          <w:sz w:val="21"/>
+          <w:szCs w:val="21"/>
+        </w:rPr>
+        <w:t>u</w:t>
+      </w:r>
+      <w:r>
+        <w:rPr>
+          <w:rFonts w:ascii="Consolas" w:eastAsia="Times New Roman" w:hAnsi="Consolas" w:cs="Times New Roman"/>
+          <w:color w:val="DCDCAA"/>
+          <w:sz w:val="21"/>
+          <w:szCs w:val="21"/>
+        </w:rPr>
+        <w:t>.JobTitle</w:t>
+      </w:r>
+      <w:proofErr w:type="spellEnd"/>
+      <w:r>
+        <w:rPr>
+          <w:rFonts w:ascii="Consolas" w:eastAsia="Times New Roman" w:hAnsi="Consolas" w:cs="Times New Roman"/>
+          <w:color w:val="BBBEBF"/>
+          <w:sz w:val="21"/>
+          <w:szCs w:val="21"/>
+        </w:rPr>
+        <w:t>) {</w:t>
+      </w:r>
+    </w:p>
+    <w:p>
+      <w:pPr>
+        <w:pStyle w:val="ListParagraph"/>
+        <w:numPr>
+          <w:ilvl w:val="0"/>
+          <w:numId w:val="1"/>
+        </w:numPr>
+        <w:shd w:val="clear" w:color="auto" w:fill="121314"/>
+        <w:spacing w:after="0" w:line="285" w:lineRule="atLeast"/>
+        <w:rPr>
+          <w:rFonts w:ascii="Consolas" w:eastAsia="Times New Roman" w:hAnsi="Consolas" w:cs="Times New Roman"/>
+          <w:color w:val="BBBEBF"/>
+          <w:sz w:val="21"/>
+          <w:szCs w:val="21"/>
+        </w:rPr>
+      </w:pPr>
+      <w:r>
+        <w:rPr>
+          <w:rFonts w:ascii="Consolas" w:eastAsia="Times New Roman" w:hAnsi="Consolas" w:cs="Times New Roman"/>
+          <w:color w:val="BBBEBF"/>
+          <w:sz w:val="21"/>
+          <w:szCs w:val="21"/>
+        </w:rPr>
+        <w:t xml:space="preserve">        </w:t>
+      </w:r>
+      <w:r>
+        <w:rPr>
+          <w:rFonts w:ascii="Consolas" w:eastAsia="Times New Roman" w:hAnsi="Consolas" w:cs="Times New Roman"/>
+          <w:color w:val="C9D1D9"/>
+          <w:sz w:val="21"/>
+          <w:szCs w:val="21"/>
+        </w:rPr>
+        <w:t>$changes</w:t>
+      </w:r>
+      <w:r>
+        <w:rPr>
+          <w:rFonts w:ascii="Consolas" w:eastAsia="Times New Roman" w:hAnsi="Consolas" w:cs="Times New Roman"/>
+          <w:color w:val="BBBEBF"/>
+          <w:sz w:val="21"/>
+          <w:szCs w:val="21"/>
+        </w:rPr>
+        <w:t>[</w:t>
+      </w:r>
+      <w:r>
+        <w:rPr>
+          <w:rFonts w:ascii="Consolas" w:eastAsia="Times New Roman" w:hAnsi="Consolas" w:cs="Times New Roman"/>
+          <w:color w:val="A5D6FF"/>
+          <w:sz w:val="21"/>
+          <w:szCs w:val="21"/>
+        </w:rPr>
+        <w:t>'</w:t>
+      </w:r>
+      <w:proofErr w:type="spellStart"/>
+      <w:r>
+        <w:rPr>
+          <w:rFonts w:ascii="Consolas" w:eastAsia="Times New Roman" w:hAnsi="Consolas" w:cs="Times New Roman"/>
+          <w:color w:val="A5D6FF"/>
+          <w:sz w:val="21"/>
+          <w:szCs w:val="21"/>
+        </w:rPr>
+        <w:t>JobTitle</w:t>
+      </w:r>
+      <w:proofErr w:type="spellEnd"/>
+      <w:r>
+        <w:rPr>
+          <w:rFonts w:ascii="Consolas" w:eastAsia="Times New Roman" w:hAnsi="Consolas" w:cs="Times New Roman"/>
+          <w:color w:val="A5D6FF"/>
+          <w:sz w:val="21"/>
+          <w:szCs w:val="21"/>
+        </w:rPr>
+        <w:t>'</w:t>
+      </w:r>
+      <w:r>
+        <w:rPr>
+          <w:rFonts w:ascii="Consolas" w:eastAsia="Times New Roman" w:hAnsi="Consolas" w:cs="Times New Roman"/>
+          <w:color w:val="BBBEBF"/>
+          <w:sz w:val="21"/>
+          <w:szCs w:val="21"/>
+        </w:rPr>
+        <w:t xml:space="preserve">] </w:t>
+      </w:r>
+      <w:r>
+        <w:rPr>
+          <w:rFonts w:ascii="Consolas" w:eastAsia="Times New Roman" w:hAnsi="Consolas" w:cs="Times New Roman"/>
+          <w:color w:val="D4D4D4"/>
+          <w:sz w:val="21"/>
+          <w:szCs w:val="21"/>
+        </w:rPr>
+        <w:t>=</w:t>
+      </w:r>
+      <w:r>
+        <w:rPr>
+          <w:rFonts w:ascii="Consolas" w:eastAsia="Times New Roman" w:hAnsi="Consolas" w:cs="Times New Roman"/>
+          <w:color w:val="BBBEBF"/>
+          <w:sz w:val="21"/>
+          <w:szCs w:val="21"/>
+        </w:rPr>
+        <w:t xml:space="preserve"> </w:t>
+      </w:r>
+      <w:r>
+        <w:rPr>
+          <w:rFonts w:ascii="Consolas" w:eastAsia="Times New Roman" w:hAnsi="Consolas" w:cs="Times New Roman"/>
+          <w:color w:val="C9D1D9"/>
+          <w:sz w:val="21"/>
+          <w:szCs w:val="21"/>
+        </w:rPr>
+        <w:t>$</w:t>
+      </w:r>
+      <w:proofErr w:type="spellStart"/>
+      <w:r>
+        <w:rPr>
+          <w:rFonts w:ascii="Consolas" w:eastAsia="Times New Roman" w:hAnsi="Consolas" w:cs="Times New Roman"/>
+          <w:color w:val="C9D1D9"/>
+          <w:sz w:val="21"/>
+          <w:szCs w:val="21"/>
+        </w:rPr>
+        <w:t>tilteMap</w:t>
+      </w:r>
+      <w:proofErr w:type="spellEnd"/>
+      <w:r>
+        <w:rPr>
+          <w:rFonts w:ascii="Consolas" w:eastAsia="Times New Roman" w:hAnsi="Consolas" w:cs="Times New Roman"/>
+          <w:color w:val="BBBEBF"/>
+          <w:sz w:val="21"/>
+          <w:szCs w:val="21"/>
+        </w:rPr>
+        <w:t>[</w:t>
+      </w:r>
+      <w:r>
+        <w:rPr>
+          <w:rFonts w:ascii="Consolas" w:eastAsia="Times New Roman" w:hAnsi="Consolas" w:cs="Times New Roman"/>
+          <w:color w:val="C9D1D9"/>
+          <w:sz w:val="21"/>
+          <w:szCs w:val="21"/>
+        </w:rPr>
+        <w:t>$</w:t>
+      </w:r>
+      <w:proofErr w:type="spellStart"/>
+      <w:proofErr w:type="gramStart"/>
+      <w:r>
+        <w:rPr>
+          <w:rFonts w:ascii="Consolas" w:eastAsia="Times New Roman" w:hAnsi="Consolas" w:cs="Times New Roman"/>
+          <w:color w:val="C9D1D9"/>
+          <w:sz w:val="21"/>
+          <w:szCs w:val="21"/>
+        </w:rPr>
+        <w:t>u</w:t>
+      </w:r>
+      <w:r>
+        <w:rPr>
+          <w:rFonts w:ascii="Consolas" w:eastAsia="Times New Roman" w:hAnsi="Consolas" w:cs="Times New Roman"/>
+          <w:color w:val="DCDCAA"/>
+          <w:sz w:val="21"/>
+          <w:szCs w:val="21"/>
+        </w:rPr>
+        <w:t>.JobTitle</w:t>
+      </w:r>
+      <w:proofErr w:type="spellEnd"/>
+      <w:proofErr w:type="gramEnd"/>
+      <w:r>
+        <w:rPr>
+          <w:rFonts w:ascii="Consolas" w:eastAsia="Times New Roman" w:hAnsi="Consolas" w:cs="Times New Roman"/>
+          <w:color w:val="BBBEBF"/>
+          <w:sz w:val="21"/>
+          <w:szCs w:val="21"/>
+        </w:rPr>
+        <w:t>]</w:t>
+      </w:r>
+    </w:p>
+    <w:p>
+      <w:pPr>
+        <w:pStyle w:val="ListParagraph"/>
+        <w:numPr>
+          <w:ilvl w:val="0"/>
+          <w:numId w:val="1"/>
+        </w:numPr>
+        <w:shd w:val="clear" w:color="auto" w:fill="121314"/>
+        <w:spacing w:after="0" w:line="285" w:lineRule="atLeast"/>
+        <w:rPr>
+          <w:rFonts w:ascii="Consolas" w:eastAsia="Times New Roman" w:hAnsi="Consolas" w:cs="Times New Roman"/>
+          <w:color w:val="BBBEBF"/>
+          <w:sz w:val="21"/>
+          <w:szCs w:val="21"/>
+        </w:rPr>
+      </w:pPr>
+      <w:r>
+        <w:rPr>
+          <w:rFonts w:ascii="Consolas" w:eastAsia="Times New Roman" w:hAnsi="Consolas" w:cs="Times New Roman"/>
+          <w:color w:val="BBBEBF"/>
+          <w:sz w:val="21"/>
+          <w:szCs w:val="21"/>
+        </w:rPr>
+        <w:t>    }</w:t>
+      </w:r>
+    </w:p>
+    <w:p>
+      <w:pPr>
+        <w:pStyle w:val="ListParagraph"/>
+        <w:numPr>
+          <w:ilvl w:val="0"/>
+          <w:numId w:val="1"/>
+        </w:numPr>
+        <w:shd w:val="clear" w:color="auto" w:fill="121314"/>
+        <w:spacing w:after="0" w:line="285" w:lineRule="atLeast"/>
+        <w:rPr>
+          <w:rFonts w:ascii="Consolas" w:eastAsia="Times New Roman" w:hAnsi="Consolas" w:cs="Times New Roman"/>
+          <w:color w:val="BBBEBF"/>
+          <w:sz w:val="21"/>
+          <w:szCs w:val="21"/>
+        </w:rPr>
+      </w:pPr>
+    </w:p>
+    <w:p>
+      <w:pPr>
+        <w:pStyle w:val="ListParagraph"/>
+        <w:numPr>
+          <w:ilvl w:val="0"/>
+          <w:numId w:val="1"/>
+        </w:numPr>
+        <w:shd w:val="clear" w:color="auto" w:fill="121314"/>
+        <w:spacing w:after="0" w:line="285" w:lineRule="atLeast"/>
+        <w:rPr>
+          <w:rFonts w:ascii="Consolas" w:eastAsia="Times New Roman" w:hAnsi="Consolas" w:cs="Times New Roman"/>
+          <w:color w:val="BBBEBF"/>
+          <w:sz w:val="21"/>
+          <w:szCs w:val="21"/>
+        </w:rPr>
+      </w:pPr>
+      <w:r>
+        <w:rPr>
+          <w:rFonts w:ascii="Consolas" w:eastAsia="Times New Roman" w:hAnsi="Consolas" w:cs="Times New Roman"/>
+          <w:color w:val="BBBEBF"/>
+          <w:sz w:val="21"/>
+          <w:szCs w:val="21"/>
+        </w:rPr>
+        <w:t xml:space="preserve">    </w:t>
+      </w:r>
+      <w:r>
+        <w:rPr>
+          <w:rFonts w:ascii="Consolas" w:eastAsia="Times New Roman" w:hAnsi="Consolas" w:cs="Times New Roman"/>
+          <w:color w:val="8B949E"/>
+          <w:sz w:val="21"/>
+          <w:szCs w:val="21"/>
+        </w:rPr>
+        <w:t># If there are any changes to be made, update the user in Microsoft Graph.</w:t>
+      </w:r>
+    </w:p>
+    <w:p>
+      <w:pPr>
+        <w:pStyle w:val="ListParagraph"/>
+        <w:numPr>
+          <w:ilvl w:val="0"/>
+          <w:numId w:val="1"/>
+        </w:numPr>
+        <w:shd w:val="clear" w:color="auto" w:fill="121314"/>
+        <w:spacing w:after="0" w:line="285" w:lineRule="atLeast"/>
+        <w:rPr>
+          <w:rFonts w:ascii="Consolas" w:eastAsia="Times New Roman" w:hAnsi="Consolas" w:cs="Times New Roman"/>
+          <w:color w:val="BBBEBF"/>
+          <w:sz w:val="21"/>
+          <w:szCs w:val="21"/>
+        </w:rPr>
+      </w:pPr>
+      <w:r>
+        <w:rPr>
+          <w:rFonts w:ascii="Consolas" w:eastAsia="Times New Roman" w:hAnsi="Consolas" w:cs="Times New Roman"/>
+          <w:color w:val="BBBEBF"/>
+          <w:sz w:val="21"/>
+          <w:szCs w:val="21"/>
+        </w:rPr>
+        <w:t xml:space="preserve">    </w:t>
+      </w:r>
+      <w:proofErr w:type="gramStart"/>
+      <w:r>
+        <w:rPr>
+          <w:rFonts w:ascii="Consolas" w:eastAsia="Times New Roman" w:hAnsi="Consolas" w:cs="Times New Roman"/>
+          <w:color w:val="C586C0"/>
+          <w:sz w:val="21"/>
+          <w:szCs w:val="21"/>
+        </w:rPr>
+        <w:t>if</w:t>
+      </w:r>
+      <w:r>
+        <w:rPr>
+          <w:rFonts w:ascii="Consolas" w:eastAsia="Times New Roman" w:hAnsi="Consolas" w:cs="Times New Roman"/>
+          <w:color w:val="BBBEBF"/>
+          <w:sz w:val="21"/>
+          <w:szCs w:val="21"/>
+        </w:rPr>
+        <w:t>(</w:t>
+      </w:r>
+      <w:proofErr w:type="gramEnd"/>
+      <w:r>
+        <w:rPr>
+          <w:rFonts w:ascii="Consolas" w:eastAsia="Times New Roman" w:hAnsi="Consolas" w:cs="Times New Roman"/>
+          <w:color w:val="C9D1D9"/>
+          <w:sz w:val="21"/>
+          <w:szCs w:val="21"/>
+        </w:rPr>
+        <w:t>$</w:t>
+      </w:r>
+      <w:proofErr w:type="spellStart"/>
+      <w:r>
+        <w:rPr>
+          <w:rFonts w:ascii="Consolas" w:eastAsia="Times New Roman" w:hAnsi="Consolas" w:cs="Times New Roman"/>
+          <w:color w:val="C9D1D9"/>
+          <w:sz w:val="21"/>
+          <w:szCs w:val="21"/>
+        </w:rPr>
+        <w:t>changes</w:t>
+      </w:r>
+      <w:r>
+        <w:rPr>
+          <w:rFonts w:ascii="Consolas" w:eastAsia="Times New Roman" w:hAnsi="Consolas" w:cs="Times New Roman"/>
+          <w:color w:val="DCDCAA"/>
+          <w:sz w:val="21"/>
+          <w:szCs w:val="21"/>
+        </w:rPr>
+        <w:t>.Count</w:t>
+      </w:r>
+      <w:proofErr w:type="spellEnd"/>
+      <w:r>
+        <w:rPr>
+          <w:rFonts w:ascii="Consolas" w:eastAsia="Times New Roman" w:hAnsi="Consolas" w:cs="Times New Roman"/>
+          <w:color w:val="BBBEBF"/>
+          <w:sz w:val="21"/>
+          <w:szCs w:val="21"/>
+        </w:rPr>
+        <w:t xml:space="preserve"> </w:t>
+      </w:r>
+      <w:r>
+        <w:rPr>
+          <w:rFonts w:ascii="Consolas" w:eastAsia="Times New Roman" w:hAnsi="Consolas" w:cs="Times New Roman"/>
+          <w:color w:val="D4D4D4"/>
+          <w:sz w:val="21"/>
+          <w:szCs w:val="21"/>
+        </w:rPr>
+        <w:t>-</w:t>
+      </w:r>
+      <w:proofErr w:type="spellStart"/>
+      <w:r>
+        <w:rPr>
+          <w:rFonts w:ascii="Consolas" w:eastAsia="Times New Roman" w:hAnsi="Consolas" w:cs="Times New Roman"/>
+          <w:color w:val="D4D4D4"/>
+          <w:sz w:val="21"/>
+          <w:szCs w:val="21"/>
+        </w:rPr>
+        <w:t>gt</w:t>
+      </w:r>
+      <w:proofErr w:type="spellEnd"/>
+      <w:r>
+        <w:rPr>
+          <w:rFonts w:ascii="Consolas" w:eastAsia="Times New Roman" w:hAnsi="Consolas" w:cs="Times New Roman"/>
+          <w:color w:val="BBBEBF"/>
+          <w:sz w:val="21"/>
+          <w:szCs w:val="21"/>
+        </w:rPr>
+        <w:t xml:space="preserve"> </w:t>
+      </w:r>
+      <w:r>
+        <w:rPr>
+          <w:rFonts w:ascii="Consolas" w:eastAsia="Times New Roman" w:hAnsi="Consolas" w:cs="Times New Roman"/>
+          <w:color w:val="B5CEA8"/>
+          <w:sz w:val="21"/>
+          <w:szCs w:val="21"/>
+        </w:rPr>
+        <w:t>0</w:t>
+      </w:r>
+      <w:r>
+        <w:rPr>
+          <w:rFonts w:ascii="Consolas" w:eastAsia="Times New Roman" w:hAnsi="Consolas" w:cs="Times New Roman"/>
+          <w:color w:val="BBBEBF"/>
+          <w:sz w:val="21"/>
+          <w:szCs w:val="21"/>
+        </w:rPr>
+        <w:t>) {</w:t>
+      </w:r>
+    </w:p>
+    <w:p>
+      <w:pPr>
+        <w:pStyle w:val="ListParagraph"/>
+        <w:numPr>
+          <w:ilvl w:val="0"/>
+          <w:numId w:val="1"/>
+        </w:numPr>
+        <w:shd w:val="clear" w:color="auto" w:fill="121314"/>
+        <w:spacing w:after="0" w:line="285" w:lineRule="atLeast"/>
+        <w:rPr>
+          <w:rFonts w:ascii="Consolas" w:eastAsia="Times New Roman" w:hAnsi="Consolas" w:cs="Times New Roman"/>
+          <w:color w:val="BBBEBF"/>
+          <w:sz w:val="21"/>
+          <w:szCs w:val="21"/>
+        </w:rPr>
+      </w:pPr>
+      <w:r>
+        <w:rPr>
+          <w:rFonts w:ascii="Consolas" w:eastAsia="Times New Roman" w:hAnsi="Consolas" w:cs="Times New Roman"/>
+          <w:color w:val="BBBEBF"/>
+          <w:sz w:val="21"/>
+          <w:szCs w:val="21"/>
+        </w:rPr>
+        <w:t xml:space="preserve">        </w:t>
+      </w:r>
+      <w:r>
+        <w:rPr>
+          <w:rFonts w:ascii="Consolas" w:eastAsia="Times New Roman" w:hAnsi="Consolas" w:cs="Times New Roman"/>
+          <w:color w:val="DCDCAA"/>
+          <w:sz w:val="21"/>
+          <w:szCs w:val="21"/>
+        </w:rPr>
+        <w:t>Write-Host</w:t>
+      </w:r>
+      <w:r>
+        <w:rPr>
+          <w:rFonts w:ascii="Consolas" w:eastAsia="Times New Roman" w:hAnsi="Consolas" w:cs="Times New Roman"/>
+          <w:color w:val="BBBEBF"/>
+          <w:sz w:val="21"/>
+          <w:szCs w:val="21"/>
+        </w:rPr>
+        <w:t xml:space="preserve"> </w:t>
+      </w:r>
+      <w:r>
+        <w:rPr>
+          <w:rFonts w:ascii="Consolas" w:eastAsia="Times New Roman" w:hAnsi="Consolas" w:cs="Times New Roman"/>
+          <w:color w:val="A5D6FF"/>
+          <w:sz w:val="21"/>
+          <w:szCs w:val="21"/>
+        </w:rPr>
+        <w:t>"</w:t>
+      </w:r>
+      <w:proofErr w:type="spellStart"/>
+      <w:r>
+        <w:rPr>
+          <w:rFonts w:ascii="Consolas" w:eastAsia="Times New Roman" w:hAnsi="Consolas" w:cs="Times New Roman"/>
+          <w:color w:val="A5D6FF"/>
+          <w:sz w:val="21"/>
+          <w:szCs w:val="21"/>
+        </w:rPr>
+        <w:t>Updateing</w:t>
+      </w:r>
+      <w:proofErr w:type="spellEnd"/>
+      <w:r>
+        <w:rPr>
+          <w:rFonts w:ascii="Consolas" w:eastAsia="Times New Roman" w:hAnsi="Consolas" w:cs="Times New Roman"/>
+          <w:color w:val="A5D6FF"/>
+          <w:sz w:val="21"/>
+          <w:szCs w:val="21"/>
+        </w:rPr>
+        <w:t xml:space="preserve"> user </w:t>
+      </w:r>
+      <w:r>
+        <w:rPr>
+          <w:rFonts w:ascii="Consolas" w:eastAsia="Times New Roman" w:hAnsi="Consolas" w:cs="Times New Roman"/>
+          <w:color w:val="FF7B72"/>
+          <w:sz w:val="21"/>
+          <w:szCs w:val="21"/>
+        </w:rPr>
+        <w:t>$(</w:t>
+      </w:r>
+      <w:r>
+        <w:rPr>
+          <w:rFonts w:ascii="Consolas" w:eastAsia="Times New Roman" w:hAnsi="Consolas" w:cs="Times New Roman"/>
+          <w:color w:val="C9D1D9"/>
+          <w:sz w:val="21"/>
+          <w:szCs w:val="21"/>
+        </w:rPr>
+        <w:t>$</w:t>
+      </w:r>
+      <w:proofErr w:type="spellStart"/>
+      <w:proofErr w:type="gramStart"/>
+      <w:r>
+        <w:rPr>
+          <w:rFonts w:ascii="Consolas" w:eastAsia="Times New Roman" w:hAnsi="Consolas" w:cs="Times New Roman"/>
+          <w:color w:val="C9D1D9"/>
+          <w:sz w:val="21"/>
+          <w:szCs w:val="21"/>
+        </w:rPr>
+        <w:t>u</w:t>
+      </w:r>
+      <w:r>
+        <w:rPr>
+          <w:rFonts w:ascii="Consolas" w:eastAsia="Times New Roman" w:hAnsi="Consolas" w:cs="Times New Roman"/>
+          <w:color w:val="DCDCAA"/>
+          <w:sz w:val="21"/>
+          <w:szCs w:val="21"/>
+        </w:rPr>
+        <w:t>.UserPrincipalName</w:t>
+      </w:r>
+      <w:proofErr w:type="spellEnd"/>
+      <w:proofErr w:type="gramEnd"/>
+      <w:r>
+        <w:rPr>
+          <w:rFonts w:ascii="Consolas" w:eastAsia="Times New Roman" w:hAnsi="Consolas" w:cs="Times New Roman"/>
+          <w:color w:val="FF7B72"/>
+          <w:sz w:val="21"/>
+          <w:szCs w:val="21"/>
+        </w:rPr>
+        <w:t>)</w:t>
+      </w:r>
+      <w:r>
+        <w:rPr>
+          <w:rFonts w:ascii="Consolas" w:eastAsia="Times New Roman" w:hAnsi="Consolas" w:cs="Times New Roman"/>
+          <w:color w:val="A5D6FF"/>
+          <w:sz w:val="21"/>
+          <w:szCs w:val="21"/>
+        </w:rPr>
+        <w:t xml:space="preserve"> with changes: </w:t>
+      </w:r>
+      <w:r>
+        <w:rPr>
+          <w:rFonts w:ascii="Consolas" w:eastAsia="Times New Roman" w:hAnsi="Consolas" w:cs="Times New Roman"/>
+          <w:color w:val="FF7B72"/>
+          <w:sz w:val="21"/>
+          <w:szCs w:val="21"/>
+        </w:rPr>
+        <w:t>$(</w:t>
+      </w:r>
+      <w:r>
+        <w:rPr>
+          <w:rFonts w:ascii="Consolas" w:eastAsia="Times New Roman" w:hAnsi="Consolas" w:cs="Times New Roman"/>
+          <w:color w:val="C9D1D9"/>
+          <w:sz w:val="21"/>
+          <w:szCs w:val="21"/>
+        </w:rPr>
+        <w:t>$</w:t>
+      </w:r>
+      <w:proofErr w:type="spellStart"/>
+      <w:r>
+        <w:rPr>
+          <w:rFonts w:ascii="Consolas" w:eastAsia="Times New Roman" w:hAnsi="Consolas" w:cs="Times New Roman"/>
+          <w:color w:val="C9D1D9"/>
+          <w:sz w:val="21"/>
+          <w:szCs w:val="21"/>
+        </w:rPr>
+        <w:t>changes</w:t>
+      </w:r>
+      <w:r>
+        <w:rPr>
+          <w:rFonts w:ascii="Consolas" w:eastAsia="Times New Roman" w:hAnsi="Consolas" w:cs="Times New Roman"/>
+          <w:color w:val="DCDCAA"/>
+          <w:sz w:val="21"/>
+          <w:szCs w:val="21"/>
+        </w:rPr>
+        <w:t>.Keys</w:t>
+      </w:r>
+      <w:proofErr w:type="spellEnd"/>
+      <w:r>
+        <w:rPr>
+          <w:rFonts w:ascii="Consolas" w:eastAsia="Times New Roman" w:hAnsi="Consolas" w:cs="Times New Roman"/>
+          <w:color w:val="D4D4D4"/>
+          <w:sz w:val="21"/>
+          <w:szCs w:val="21"/>
+        </w:rPr>
+        <w:t xml:space="preserve"> -join </w:t>
+      </w:r>
+      <w:r>
+        <w:rPr>
+          <w:rFonts w:ascii="Consolas" w:eastAsia="Times New Roman" w:hAnsi="Consolas" w:cs="Times New Roman"/>
+          <w:color w:val="A5D6FF"/>
+          <w:sz w:val="21"/>
+          <w:szCs w:val="21"/>
+        </w:rPr>
+        <w:t>', '</w:t>
+      </w:r>
+      <w:r>
+        <w:rPr>
+          <w:rFonts w:ascii="Consolas" w:eastAsia="Times New Roman" w:hAnsi="Consolas" w:cs="Times New Roman"/>
+          <w:color w:val="FF7B72"/>
+          <w:sz w:val="21"/>
+          <w:szCs w:val="21"/>
+        </w:rPr>
+        <w:t>)</w:t>
+      </w:r>
+      <w:r>
+        <w:rPr>
+          <w:rFonts w:ascii="Consolas" w:eastAsia="Times New Roman" w:hAnsi="Consolas" w:cs="Times New Roman"/>
+          <w:color w:val="A5D6FF"/>
+          <w:sz w:val="21"/>
+          <w:szCs w:val="21"/>
+        </w:rPr>
+        <w:t>"</w:t>
+      </w:r>
+    </w:p>
+    <w:p>
+      <w:pPr>
+        <w:pStyle w:val="ListParagraph"/>
+        <w:numPr>
+          <w:ilvl w:val="0"/>
+          <w:numId w:val="1"/>
+        </w:numPr>
+        <w:shd w:val="clear" w:color="auto" w:fill="121314"/>
+        <w:spacing w:after="0" w:line="285" w:lineRule="atLeast"/>
+        <w:rPr>
+          <w:rFonts w:ascii="Consolas" w:eastAsia="Times New Roman" w:hAnsi="Consolas" w:cs="Times New Roman"/>
+          <w:color w:val="BBBEBF"/>
+          <w:sz w:val="21"/>
+          <w:szCs w:val="21"/>
+        </w:rPr>
+      </w:pPr>
+      <w:r>
+        <w:rPr>
+          <w:rFonts w:ascii="Consolas" w:eastAsia="Times New Roman" w:hAnsi="Consolas" w:cs="Times New Roman"/>
+          <w:color w:val="BBBEBF"/>
+          <w:sz w:val="21"/>
+          <w:szCs w:val="21"/>
+        </w:rPr>
+        <w:t xml:space="preserve">        </w:t>
+      </w:r>
+      <w:r>
+        <w:rPr>
+          <w:rFonts w:ascii="Consolas" w:eastAsia="Times New Roman" w:hAnsi="Consolas" w:cs="Times New Roman"/>
+          <w:color w:val="8B949E"/>
+          <w:sz w:val="21"/>
+          <w:szCs w:val="21"/>
+        </w:rPr>
+        <w:t># Update the user in Microsoft Graph with the standardized values.</w:t>
+      </w:r>
+    </w:p>
+    <w:p>
+      <w:pPr>
+        <w:pStyle w:val="ListParagraph"/>
+        <w:numPr>
+          <w:ilvl w:val="0"/>
+          <w:numId w:val="1"/>
+        </w:numPr>
+        <w:shd w:val="clear" w:color="auto" w:fill="121314"/>
+        <w:spacing w:after="0" w:line="285" w:lineRule="atLeast"/>
+        <w:rPr>
+          <w:rFonts w:ascii="Consolas" w:eastAsia="Times New Roman" w:hAnsi="Consolas" w:cs="Times New Roman"/>
+          <w:color w:val="BBBEBF"/>
+          <w:sz w:val="21"/>
+          <w:szCs w:val="21"/>
+        </w:rPr>
+      </w:pPr>
+      <w:r>
+        <w:rPr>
+          <w:rFonts w:ascii="Consolas" w:eastAsia="Times New Roman" w:hAnsi="Consolas" w:cs="Times New Roman"/>
+          <w:color w:val="BBBEBF"/>
+          <w:sz w:val="21"/>
+          <w:szCs w:val="21"/>
+        </w:rPr>
+        <w:t xml:space="preserve">        </w:t>
+      </w:r>
+      <w:r>
+        <w:rPr>
+          <w:rFonts w:ascii="Consolas" w:eastAsia="Times New Roman" w:hAnsi="Consolas" w:cs="Times New Roman"/>
+          <w:color w:val="DCDCAA"/>
+          <w:sz w:val="21"/>
+          <w:szCs w:val="21"/>
+        </w:rPr>
+        <w:t>Update-</w:t>
+      </w:r>
+      <w:proofErr w:type="spellStart"/>
+      <w:r>
+        <w:rPr>
+          <w:rFonts w:ascii="Consolas" w:eastAsia="Times New Roman" w:hAnsi="Consolas" w:cs="Times New Roman"/>
+          <w:color w:val="DCDCAA"/>
+          <w:sz w:val="21"/>
+          <w:szCs w:val="21"/>
+        </w:rPr>
+        <w:t>MgUser</w:t>
+      </w:r>
+      <w:proofErr w:type="spellEnd"/>
+      <w:r>
+        <w:rPr>
+          <w:rFonts w:ascii="Consolas" w:eastAsia="Times New Roman" w:hAnsi="Consolas" w:cs="Times New Roman"/>
+          <w:color w:val="BBBEBF"/>
+          <w:sz w:val="21"/>
+          <w:szCs w:val="21"/>
+        </w:rPr>
+        <w:t xml:space="preserve"> </w:t>
+      </w:r>
+      <w:r>
+        <w:rPr>
+          <w:rFonts w:ascii="Consolas" w:eastAsia="Times New Roman" w:hAnsi="Consolas" w:cs="Times New Roman"/>
+          <w:color w:val="D4D4D4"/>
+          <w:sz w:val="21"/>
+          <w:szCs w:val="21"/>
+        </w:rPr>
+        <w:t>-</w:t>
+      </w:r>
+      <w:proofErr w:type="spellStart"/>
+      <w:r>
+        <w:rPr>
+          <w:rFonts w:ascii="Consolas" w:eastAsia="Times New Roman" w:hAnsi="Consolas" w:cs="Times New Roman"/>
+          <w:color w:val="BBBEBF"/>
+          <w:sz w:val="21"/>
+          <w:szCs w:val="21"/>
+        </w:rPr>
+        <w:t>UserId</w:t>
+      </w:r>
+      <w:proofErr w:type="spellEnd"/>
+      <w:r>
+        <w:rPr>
+          <w:rFonts w:ascii="Consolas" w:eastAsia="Times New Roman" w:hAnsi="Consolas" w:cs="Times New Roman"/>
+          <w:color w:val="BBBEBF"/>
+          <w:sz w:val="21"/>
+          <w:szCs w:val="21"/>
+        </w:rPr>
+        <w:t xml:space="preserve"> </w:t>
+      </w:r>
+      <w:r>
+        <w:rPr>
+          <w:rFonts w:ascii="Consolas" w:eastAsia="Times New Roman" w:hAnsi="Consolas" w:cs="Times New Roman"/>
+          <w:color w:val="C9D1D9"/>
+          <w:sz w:val="21"/>
+          <w:szCs w:val="21"/>
+        </w:rPr>
+        <w:t>$</w:t>
+      </w:r>
+      <w:proofErr w:type="spellStart"/>
+      <w:proofErr w:type="gramStart"/>
+      <w:r>
+        <w:rPr>
+          <w:rFonts w:ascii="Consolas" w:eastAsia="Times New Roman" w:hAnsi="Consolas" w:cs="Times New Roman"/>
+          <w:color w:val="C9D1D9"/>
+          <w:sz w:val="21"/>
+          <w:szCs w:val="21"/>
+        </w:rPr>
+        <w:t>u</w:t>
+      </w:r>
+      <w:r>
+        <w:rPr>
+          <w:rFonts w:ascii="Consolas" w:eastAsia="Times New Roman" w:hAnsi="Consolas" w:cs="Times New Roman"/>
+          <w:color w:val="DCDCAA"/>
+          <w:sz w:val="21"/>
+          <w:szCs w:val="21"/>
+        </w:rPr>
+        <w:t>.Id</w:t>
+      </w:r>
+      <w:proofErr w:type="spellEnd"/>
+      <w:proofErr w:type="gramEnd"/>
+      <w:r>
+        <w:rPr>
+          <w:rFonts w:ascii="Consolas" w:eastAsia="Times New Roman" w:hAnsi="Consolas" w:cs="Times New Roman"/>
+          <w:color w:val="BBBEBF"/>
+          <w:sz w:val="21"/>
+          <w:szCs w:val="21"/>
+        </w:rPr>
+        <w:t xml:space="preserve"> </w:t>
+      </w:r>
+      <w:r>
+        <w:rPr>
+          <w:rFonts w:ascii="Consolas" w:eastAsia="Times New Roman" w:hAnsi="Consolas" w:cs="Times New Roman"/>
+          <w:color w:val="C9D1D9"/>
+          <w:sz w:val="21"/>
+          <w:szCs w:val="21"/>
+        </w:rPr>
+        <w:t>@changes</w:t>
+      </w:r>
+      <w:r>
+        <w:rPr>
+          <w:rFonts w:ascii="Consolas" w:eastAsia="Times New Roman" w:hAnsi="Consolas" w:cs="Times New Roman"/>
+          <w:color w:val="BBBEBF"/>
+          <w:sz w:val="21"/>
+          <w:szCs w:val="21"/>
+        </w:rPr>
+        <w:t xml:space="preserve"> </w:t>
+      </w:r>
+    </w:p>
+    <w:p>
+      <w:pPr>
+        <w:pStyle w:val="ListParagraph"/>
+        <w:numPr>
+          <w:ilvl w:val="0"/>
+          <w:numId w:val="1"/>
+        </w:numPr>
+        <w:shd w:val="clear" w:color="auto" w:fill="121314"/>
+        <w:spacing w:after="0" w:line="285" w:lineRule="atLeast"/>
+        <w:rPr>
+          <w:rFonts w:ascii="Consolas" w:eastAsia="Times New Roman" w:hAnsi="Consolas" w:cs="Times New Roman"/>
+          <w:color w:val="BBBEBF"/>
+          <w:sz w:val="21"/>
+          <w:szCs w:val="21"/>
+        </w:rPr>
+      </w:pPr>
+      <w:r>
+        <w:rPr>
+          <w:rFonts w:ascii="Consolas" w:eastAsia="Times New Roman" w:hAnsi="Consolas" w:cs="Times New Roman"/>
+          <w:color w:val="BBBEBF"/>
+          <w:sz w:val="21"/>
+          <w:szCs w:val="21"/>
+        </w:rPr>
+        <w:t>    }</w:t>
+      </w:r>
+    </w:p>
+    <w:p>
+      <w:pPr>
+        <w:pStyle w:val="ListParagraph"/>
+        <w:numPr>
+          <w:ilvl w:val="0"/>
+          <w:numId w:val="1"/>
+        </w:numPr>
+        <w:shd w:val="clear" w:color="auto" w:fill="121314"/>
+        <w:spacing w:after="0" w:line="285" w:lineRule="atLeast"/>
+        <w:rPr>
+          <w:rFonts w:ascii="Consolas" w:eastAsia="Times New Roman" w:hAnsi="Consolas" w:cs="Times New Roman"/>
+          <w:color w:val="BBBEBF"/>
+          <w:sz w:val="21"/>
+          <w:szCs w:val="21"/>
+        </w:rPr>
+      </w:pPr>
+    </w:p>
+    <w:p>
+      <w:pPr>
+        <w:pStyle w:val="ListParagraph"/>
+        <w:numPr>
+          <w:ilvl w:val="0"/>
+          <w:numId w:val="1"/>
+        </w:numPr>
+        <w:shd w:val="clear" w:color="auto" w:fill="121314"/>
+        <w:spacing w:after="0" w:line="285" w:lineRule="atLeast"/>
+        <w:rPr>
+          <w:rFonts w:ascii="Consolas" w:eastAsia="Times New Roman" w:hAnsi="Consolas" w:cs="Times New Roman"/>
+          <w:color w:val="BBBEBF"/>
+          <w:sz w:val="21"/>
+          <w:szCs w:val="21"/>
+        </w:rPr>
+      </w:pPr>
+      <w:r>
+        <w:rPr>
+          <w:rFonts w:ascii="Consolas" w:eastAsia="Times New Roman" w:hAnsi="Consolas" w:cs="Times New Roman"/>
+          <w:color w:val="BBBEBF"/>
+          <w:sz w:val="21"/>
+          <w:szCs w:val="21"/>
+        </w:rPr>
+        <w:t>}</w:t>
+      </w:r>
+    </w:p>
+    <w:p/>
+    <w:p>
+      <w:r>
+        <w:t>4. Create departments Group and add members into them to grant permission to all user in a same department at once.</w:t>
+      </w:r>
+    </w:p>
+    <w:p>
+      <w:pPr>
+        <w:shd w:val="clear" w:color="auto" w:fill="121314"/>
+        <w:spacing w:after="0" w:line="285" w:lineRule="atLeast"/>
+        <w:rPr>
+          <w:rFonts w:ascii="Consolas" w:eastAsia="Times New Roman" w:hAnsi="Consolas" w:cs="Times New Roman"/>
+          <w:color w:val="BBBEBF"/>
+          <w:sz w:val="21"/>
+          <w:szCs w:val="21"/>
+        </w:rPr>
+      </w:pPr>
+      <w:r>
+        <w:rPr>
+          <w:rFonts w:ascii="Consolas" w:eastAsia="Times New Roman" w:hAnsi="Consolas" w:cs="Times New Roman"/>
+          <w:color w:val="C9D1D9"/>
+          <w:sz w:val="21"/>
+          <w:szCs w:val="21"/>
+        </w:rPr>
+        <w:t>$</w:t>
+      </w:r>
+      <w:proofErr w:type="spellStart"/>
+      <w:r>
+        <w:rPr>
+          <w:rFonts w:ascii="Consolas" w:eastAsia="Times New Roman" w:hAnsi="Consolas" w:cs="Times New Roman"/>
+          <w:color w:val="C9D1D9"/>
+          <w:sz w:val="21"/>
+          <w:szCs w:val="21"/>
+        </w:rPr>
+        <w:t>depts</w:t>
+      </w:r>
+      <w:proofErr w:type="spellEnd"/>
+      <w:r>
+        <w:rPr>
+          <w:rFonts w:ascii="Consolas" w:eastAsia="Times New Roman" w:hAnsi="Consolas" w:cs="Times New Roman"/>
+          <w:color w:val="BBBEBF"/>
+          <w:sz w:val="21"/>
+          <w:szCs w:val="21"/>
+        </w:rPr>
+        <w:t xml:space="preserve"> </w:t>
+      </w:r>
+      <w:r>
+        <w:rPr>
+          <w:rFonts w:ascii="Consolas" w:eastAsia="Times New Roman" w:hAnsi="Consolas" w:cs="Times New Roman"/>
+          <w:color w:val="D4D4D4"/>
+          <w:sz w:val="21"/>
+          <w:szCs w:val="21"/>
+        </w:rPr>
+        <w:t>=</w:t>
+      </w:r>
+      <w:r>
+        <w:rPr>
+          <w:rFonts w:ascii="Consolas" w:eastAsia="Times New Roman" w:hAnsi="Consolas" w:cs="Times New Roman"/>
+          <w:color w:val="BBBEBF"/>
+          <w:sz w:val="21"/>
+          <w:szCs w:val="21"/>
+        </w:rPr>
+        <w:t xml:space="preserve"> </w:t>
+      </w:r>
+      <w:r>
+        <w:rPr>
+          <w:rFonts w:ascii="Consolas" w:eastAsia="Times New Roman" w:hAnsi="Consolas" w:cs="Times New Roman"/>
+          <w:color w:val="A5D6FF"/>
+          <w:sz w:val="21"/>
+          <w:szCs w:val="21"/>
+        </w:rPr>
+        <w:t>'Sales'</w:t>
+      </w:r>
+      <w:r>
+        <w:rPr>
+          <w:rFonts w:ascii="Consolas" w:eastAsia="Times New Roman" w:hAnsi="Consolas" w:cs="Times New Roman"/>
+          <w:color w:val="D4D4D4"/>
+          <w:sz w:val="21"/>
+          <w:szCs w:val="21"/>
+        </w:rPr>
+        <w:t>,</w:t>
+      </w:r>
+      <w:r>
+        <w:rPr>
+          <w:rFonts w:ascii="Consolas" w:eastAsia="Times New Roman" w:hAnsi="Consolas" w:cs="Times New Roman"/>
+          <w:color w:val="A5D6FF"/>
+          <w:sz w:val="21"/>
+          <w:szCs w:val="21"/>
+        </w:rPr>
+        <w:t>'Finance'</w:t>
+      </w:r>
+      <w:r>
+        <w:rPr>
+          <w:rFonts w:ascii="Consolas" w:eastAsia="Times New Roman" w:hAnsi="Consolas" w:cs="Times New Roman"/>
+          <w:color w:val="D4D4D4"/>
+          <w:sz w:val="21"/>
+          <w:szCs w:val="21"/>
+        </w:rPr>
+        <w:t>,</w:t>
+      </w:r>
+      <w:r>
+        <w:rPr>
+          <w:rFonts w:ascii="Consolas" w:eastAsia="Times New Roman" w:hAnsi="Consolas" w:cs="Times New Roman"/>
+          <w:color w:val="A5D6FF"/>
+          <w:sz w:val="21"/>
+          <w:szCs w:val="21"/>
+        </w:rPr>
+        <w:t>'IT'</w:t>
+      </w:r>
+      <w:r>
+        <w:rPr>
+          <w:rFonts w:ascii="Consolas" w:eastAsia="Times New Roman" w:hAnsi="Consolas" w:cs="Times New Roman"/>
+          <w:color w:val="D4D4D4"/>
+          <w:sz w:val="21"/>
+          <w:szCs w:val="21"/>
+        </w:rPr>
+        <w:t>,</w:t>
+      </w:r>
+      <w:r>
+        <w:rPr>
+          <w:rFonts w:ascii="Consolas" w:eastAsia="Times New Roman" w:hAnsi="Consolas" w:cs="Times New Roman"/>
+          <w:color w:val="A5D6FF"/>
+          <w:sz w:val="21"/>
+          <w:szCs w:val="21"/>
+        </w:rPr>
+        <w:t>'HR'</w:t>
+      </w:r>
+      <w:r>
+        <w:rPr>
+          <w:rFonts w:ascii="Consolas" w:eastAsia="Times New Roman" w:hAnsi="Consolas" w:cs="Times New Roman"/>
+          <w:color w:val="D4D4D4"/>
+          <w:sz w:val="21"/>
+          <w:szCs w:val="21"/>
+        </w:rPr>
+        <w:t>,</w:t>
+      </w:r>
+      <w:r>
+        <w:rPr>
+          <w:rFonts w:ascii="Consolas" w:eastAsia="Times New Roman" w:hAnsi="Consolas" w:cs="Times New Roman"/>
+          <w:color w:val="A5D6FF"/>
+          <w:sz w:val="21"/>
+          <w:szCs w:val="21"/>
+        </w:rPr>
+        <w:t>'Marketing'</w:t>
+      </w:r>
+      <w:r>
+        <w:rPr>
+          <w:rFonts w:ascii="Consolas" w:eastAsia="Times New Roman" w:hAnsi="Consolas" w:cs="Times New Roman"/>
+          <w:color w:val="D4D4D4"/>
+          <w:sz w:val="21"/>
+          <w:szCs w:val="21"/>
+        </w:rPr>
+        <w:t>,</w:t>
+      </w:r>
+      <w:r>
+        <w:rPr>
+          <w:rFonts w:ascii="Consolas" w:eastAsia="Times New Roman" w:hAnsi="Consolas" w:cs="Times New Roman"/>
+          <w:color w:val="A5D6FF"/>
+          <w:sz w:val="21"/>
+          <w:szCs w:val="21"/>
+        </w:rPr>
+        <w:t>'Operations'</w:t>
+      </w:r>
+      <w:r>
+        <w:rPr>
+          <w:rFonts w:ascii="Consolas" w:eastAsia="Times New Roman" w:hAnsi="Consolas" w:cs="Times New Roman"/>
+          <w:color w:val="D4D4D4"/>
+          <w:sz w:val="21"/>
+          <w:szCs w:val="21"/>
+        </w:rPr>
+        <w:t>,</w:t>
+      </w:r>
+      <w:r>
+        <w:rPr>
+          <w:rFonts w:ascii="Consolas" w:eastAsia="Times New Roman" w:hAnsi="Consolas" w:cs="Times New Roman"/>
+          <w:color w:val="A5D6FF"/>
+          <w:sz w:val="21"/>
+          <w:szCs w:val="21"/>
+        </w:rPr>
+        <w:t>'Executive'</w:t>
+      </w:r>
+    </w:p>
+    <w:p>
+      <w:pPr>
+        <w:shd w:val="clear" w:color="auto" w:fill="121314"/>
+        <w:spacing w:after="0" w:line="285" w:lineRule="atLeast"/>
+        <w:rPr>
+          <w:rFonts w:ascii="Consolas" w:eastAsia="Times New Roman" w:hAnsi="Consolas" w:cs="Times New Roman"/>
+          <w:color w:val="BBBEBF"/>
+          <w:sz w:val="21"/>
+          <w:szCs w:val="21"/>
+        </w:rPr>
+      </w:pPr>
+    </w:p>
+    <w:p>
+      <w:pPr>
+        <w:shd w:val="clear" w:color="auto" w:fill="121314"/>
+        <w:spacing w:after="0" w:line="285" w:lineRule="atLeast"/>
+        <w:rPr>
+          <w:rFonts w:ascii="Consolas" w:eastAsia="Times New Roman" w:hAnsi="Consolas" w:cs="Times New Roman"/>
+          <w:color w:val="BBBEBF"/>
+          <w:sz w:val="21"/>
+          <w:szCs w:val="21"/>
+        </w:rPr>
+      </w:pPr>
+      <w:proofErr w:type="spellStart"/>
+      <w:r>
+        <w:rPr>
+          <w:rFonts w:ascii="Consolas" w:eastAsia="Times New Roman" w:hAnsi="Consolas" w:cs="Times New Roman"/>
+          <w:color w:val="C586C0"/>
+          <w:sz w:val="21"/>
+          <w:szCs w:val="21"/>
+        </w:rPr>
+        <w:t>foreach</w:t>
+      </w:r>
+      <w:proofErr w:type="spellEnd"/>
+      <w:r>
+        <w:rPr>
+          <w:rFonts w:ascii="Consolas" w:eastAsia="Times New Roman" w:hAnsi="Consolas" w:cs="Times New Roman"/>
+          <w:color w:val="BBBEBF"/>
+          <w:sz w:val="21"/>
+          <w:szCs w:val="21"/>
+        </w:rPr>
+        <w:t xml:space="preserve"> (</w:t>
+      </w:r>
+      <w:r>
+        <w:rPr>
+          <w:rFonts w:ascii="Consolas" w:eastAsia="Times New Roman" w:hAnsi="Consolas" w:cs="Times New Roman"/>
+          <w:color w:val="C9D1D9"/>
+          <w:sz w:val="21"/>
+          <w:szCs w:val="21"/>
+        </w:rPr>
+        <w:t>$</w:t>
+      </w:r>
+      <w:proofErr w:type="spellStart"/>
+      <w:r>
+        <w:rPr>
+          <w:rFonts w:ascii="Consolas" w:eastAsia="Times New Roman" w:hAnsi="Consolas" w:cs="Times New Roman"/>
+          <w:color w:val="C9D1D9"/>
+          <w:sz w:val="21"/>
+          <w:szCs w:val="21"/>
+        </w:rPr>
+        <w:t>dept</w:t>
+      </w:r>
+      <w:proofErr w:type="spellEnd"/>
+      <w:r>
+        <w:rPr>
+          <w:rFonts w:ascii="Consolas" w:eastAsia="Times New Roman" w:hAnsi="Consolas" w:cs="Times New Roman"/>
+          <w:color w:val="BBBEBF"/>
+          <w:sz w:val="21"/>
+          <w:szCs w:val="21"/>
+        </w:rPr>
+        <w:t xml:space="preserve"> </w:t>
+      </w:r>
+      <w:r>
+        <w:rPr>
+          <w:rFonts w:ascii="Consolas" w:eastAsia="Times New Roman" w:hAnsi="Consolas" w:cs="Times New Roman"/>
+          <w:color w:val="C586C0"/>
+          <w:sz w:val="21"/>
+          <w:szCs w:val="21"/>
+        </w:rPr>
+        <w:t>in</w:t>
+      </w:r>
+      <w:r>
+        <w:rPr>
+          <w:rFonts w:ascii="Consolas" w:eastAsia="Times New Roman" w:hAnsi="Consolas" w:cs="Times New Roman"/>
+          <w:color w:val="BBBEBF"/>
+          <w:sz w:val="21"/>
+          <w:szCs w:val="21"/>
+        </w:rPr>
+        <w:t xml:space="preserve"> </w:t>
+      </w:r>
+      <w:r>
+        <w:rPr>
+          <w:rFonts w:ascii="Consolas" w:eastAsia="Times New Roman" w:hAnsi="Consolas" w:cs="Times New Roman"/>
+          <w:color w:val="C9D1D9"/>
+          <w:sz w:val="21"/>
+          <w:szCs w:val="21"/>
+        </w:rPr>
+        <w:t>$</w:t>
+      </w:r>
+      <w:proofErr w:type="spellStart"/>
+      <w:r>
+        <w:rPr>
+          <w:rFonts w:ascii="Consolas" w:eastAsia="Times New Roman" w:hAnsi="Consolas" w:cs="Times New Roman"/>
+          <w:color w:val="C9D1D9"/>
+          <w:sz w:val="21"/>
+          <w:szCs w:val="21"/>
+        </w:rPr>
+        <w:t>depts</w:t>
+      </w:r>
+      <w:proofErr w:type="spellEnd"/>
+      <w:r>
+        <w:rPr>
+          <w:rFonts w:ascii="Consolas" w:eastAsia="Times New Roman" w:hAnsi="Consolas" w:cs="Times New Roman"/>
+          <w:color w:val="BBBEBF"/>
+          <w:sz w:val="21"/>
+          <w:szCs w:val="21"/>
+        </w:rPr>
+        <w:t>) {</w:t>
+      </w:r>
+    </w:p>
+    <w:p>
+      <w:pPr>
+        <w:shd w:val="clear" w:color="auto" w:fill="121314"/>
+        <w:spacing w:after="0" w:line="285" w:lineRule="atLeast"/>
+        <w:rPr>
+          <w:rFonts w:ascii="Consolas" w:eastAsia="Times New Roman" w:hAnsi="Consolas" w:cs="Times New Roman"/>
+          <w:color w:val="BBBEBF"/>
+          <w:sz w:val="21"/>
+          <w:szCs w:val="21"/>
+        </w:rPr>
+      </w:pPr>
+      <w:r>
+        <w:rPr>
+          <w:rFonts w:ascii="Consolas" w:eastAsia="Times New Roman" w:hAnsi="Consolas" w:cs="Times New Roman"/>
+          <w:color w:val="BBBEBF"/>
+          <w:sz w:val="21"/>
+          <w:szCs w:val="21"/>
+        </w:rPr>
+        <w:t xml:space="preserve">    </w:t>
+      </w:r>
+      <w:r>
+        <w:rPr>
+          <w:rFonts w:ascii="Consolas" w:eastAsia="Times New Roman" w:hAnsi="Consolas" w:cs="Times New Roman"/>
+          <w:color w:val="8B949E"/>
+          <w:sz w:val="21"/>
+          <w:szCs w:val="21"/>
+        </w:rPr>
+        <w:t># Create a new group for each department.</w:t>
+      </w:r>
+    </w:p>
+    <w:p>
+      <w:pPr>
+        <w:shd w:val="clear" w:color="auto" w:fill="121314"/>
+        <w:spacing w:after="0" w:line="285" w:lineRule="atLeast"/>
+        <w:rPr>
+          <w:rFonts w:ascii="Consolas" w:eastAsia="Times New Roman" w:hAnsi="Consolas" w:cs="Times New Roman"/>
+          <w:color w:val="BBBEBF"/>
+          <w:sz w:val="21"/>
+          <w:szCs w:val="21"/>
+        </w:rPr>
+      </w:pPr>
+      <w:r>
+        <w:rPr>
+          <w:rFonts w:ascii="Consolas" w:eastAsia="Times New Roman" w:hAnsi="Consolas" w:cs="Times New Roman"/>
+          <w:color w:val="BBBEBF"/>
+          <w:sz w:val="21"/>
+          <w:szCs w:val="21"/>
+        </w:rPr>
+        <w:t xml:space="preserve">    </w:t>
+      </w:r>
+      <w:r>
+        <w:rPr>
+          <w:rFonts w:ascii="Consolas" w:eastAsia="Times New Roman" w:hAnsi="Consolas" w:cs="Times New Roman"/>
+          <w:color w:val="DCDCAA"/>
+          <w:sz w:val="21"/>
+          <w:szCs w:val="21"/>
+        </w:rPr>
+        <w:t>New-</w:t>
+      </w:r>
+      <w:proofErr w:type="spellStart"/>
+      <w:r>
+        <w:rPr>
+          <w:rFonts w:ascii="Consolas" w:eastAsia="Times New Roman" w:hAnsi="Consolas" w:cs="Times New Roman"/>
+          <w:color w:val="DCDCAA"/>
+          <w:sz w:val="21"/>
+          <w:szCs w:val="21"/>
+        </w:rPr>
+        <w:t>MgGroup</w:t>
+      </w:r>
+      <w:proofErr w:type="spellEnd"/>
+      <w:r>
+        <w:rPr>
+          <w:rFonts w:ascii="Consolas" w:eastAsia="Times New Roman" w:hAnsi="Consolas" w:cs="Times New Roman"/>
+          <w:color w:val="BBBEBF"/>
+          <w:sz w:val="21"/>
+          <w:szCs w:val="21"/>
+        </w:rPr>
+        <w:t xml:space="preserve"> </w:t>
+      </w:r>
+      <w:r>
+        <w:rPr>
+          <w:rFonts w:ascii="Consolas" w:eastAsia="Times New Roman" w:hAnsi="Consolas" w:cs="Times New Roman"/>
+          <w:color w:val="D4D4D4"/>
+          <w:sz w:val="21"/>
+          <w:szCs w:val="21"/>
+        </w:rPr>
+        <w:t>-</w:t>
+      </w:r>
+      <w:proofErr w:type="spellStart"/>
+      <w:r>
+        <w:rPr>
+          <w:rFonts w:ascii="Consolas" w:eastAsia="Times New Roman" w:hAnsi="Consolas" w:cs="Times New Roman"/>
+          <w:color w:val="BBBEBF"/>
+          <w:sz w:val="21"/>
+          <w:szCs w:val="21"/>
+        </w:rPr>
+        <w:t>DisplayName</w:t>
+      </w:r>
+      <w:proofErr w:type="spellEnd"/>
+      <w:r>
+        <w:rPr>
+          <w:rFonts w:ascii="Consolas" w:eastAsia="Times New Roman" w:hAnsi="Consolas" w:cs="Times New Roman"/>
+          <w:color w:val="BBBEBF"/>
+          <w:sz w:val="21"/>
+          <w:szCs w:val="21"/>
+        </w:rPr>
+        <w:t xml:space="preserve"> </w:t>
+      </w:r>
+      <w:r>
+        <w:rPr>
+          <w:rFonts w:ascii="Consolas" w:eastAsia="Times New Roman" w:hAnsi="Consolas" w:cs="Times New Roman"/>
+          <w:color w:val="A5D6FF"/>
+          <w:sz w:val="21"/>
+          <w:szCs w:val="21"/>
+        </w:rPr>
+        <w:t>"SG-</w:t>
+      </w:r>
+      <w:proofErr w:type="spellStart"/>
+      <w:r>
+        <w:rPr>
+          <w:rFonts w:ascii="Consolas" w:eastAsia="Times New Roman" w:hAnsi="Consolas" w:cs="Times New Roman"/>
+          <w:color w:val="A5D6FF"/>
+          <w:sz w:val="21"/>
+          <w:szCs w:val="21"/>
+        </w:rPr>
+        <w:t>Dept</w:t>
+      </w:r>
+      <w:proofErr w:type="spellEnd"/>
+      <w:r>
+        <w:rPr>
+          <w:rFonts w:ascii="Consolas" w:eastAsia="Times New Roman" w:hAnsi="Consolas" w:cs="Times New Roman"/>
+          <w:color w:val="A5D6FF"/>
+          <w:sz w:val="21"/>
+          <w:szCs w:val="21"/>
+        </w:rPr>
+        <w:t>-</w:t>
+      </w:r>
+      <w:r>
+        <w:rPr>
+          <w:rFonts w:ascii="Consolas" w:eastAsia="Times New Roman" w:hAnsi="Consolas" w:cs="Times New Roman"/>
+          <w:color w:val="C9D1D9"/>
+          <w:sz w:val="21"/>
+          <w:szCs w:val="21"/>
+        </w:rPr>
+        <w:t>$</w:t>
+      </w:r>
+      <w:proofErr w:type="spellStart"/>
+      <w:r>
+        <w:rPr>
+          <w:rFonts w:ascii="Consolas" w:eastAsia="Times New Roman" w:hAnsi="Consolas" w:cs="Times New Roman"/>
+          <w:color w:val="C9D1D9"/>
+          <w:sz w:val="21"/>
+          <w:szCs w:val="21"/>
+        </w:rPr>
+        <w:t>dept</w:t>
+      </w:r>
+      <w:proofErr w:type="spellEnd"/>
+      <w:r>
+        <w:rPr>
+          <w:rFonts w:ascii="Consolas" w:eastAsia="Times New Roman" w:hAnsi="Consolas" w:cs="Times New Roman"/>
+          <w:color w:val="A5D6FF"/>
+          <w:sz w:val="21"/>
+          <w:szCs w:val="21"/>
+        </w:rPr>
+        <w:t>"</w:t>
+      </w:r>
+      <w:r>
+        <w:rPr>
+          <w:rFonts w:ascii="Consolas" w:eastAsia="Times New Roman" w:hAnsi="Consolas" w:cs="Times New Roman"/>
+          <w:color w:val="BBBEBF"/>
+          <w:sz w:val="21"/>
+          <w:szCs w:val="21"/>
+        </w:rPr>
+        <w:t xml:space="preserve"> </w:t>
+      </w:r>
+      <w:r>
+        <w:rPr>
+          <w:rFonts w:ascii="Consolas" w:eastAsia="Times New Roman" w:hAnsi="Consolas" w:cs="Times New Roman"/>
+          <w:color w:val="D4D4D4"/>
+          <w:sz w:val="21"/>
+          <w:szCs w:val="21"/>
+        </w:rPr>
+        <w:t>`</w:t>
+      </w:r>
+    </w:p>
+    <w:p>
+      <w:pPr>
+        <w:shd w:val="clear" w:color="auto" w:fill="121314"/>
+        <w:spacing w:after="0" w:line="285" w:lineRule="atLeast"/>
+        <w:rPr>
+          <w:rFonts w:ascii="Consolas" w:eastAsia="Times New Roman" w:hAnsi="Consolas" w:cs="Times New Roman"/>
+          <w:color w:val="BBBEBF"/>
+          <w:sz w:val="21"/>
+          <w:szCs w:val="21"/>
+        </w:rPr>
+      </w:pPr>
+      <w:r>
+        <w:rPr>
+          <w:rFonts w:ascii="Consolas" w:eastAsia="Times New Roman" w:hAnsi="Consolas" w:cs="Times New Roman"/>
+          <w:color w:val="BBBEBF"/>
+          <w:sz w:val="21"/>
+          <w:szCs w:val="21"/>
+        </w:rPr>
+        <w:t xml:space="preserve">                </w:t>
+      </w:r>
+      <w:r>
+        <w:rPr>
+          <w:rFonts w:ascii="Consolas" w:eastAsia="Times New Roman" w:hAnsi="Consolas" w:cs="Times New Roman"/>
+          <w:color w:val="D4D4D4"/>
+          <w:sz w:val="21"/>
+          <w:szCs w:val="21"/>
+        </w:rPr>
+        <w:t>-</w:t>
+      </w:r>
+      <w:proofErr w:type="spellStart"/>
+      <w:proofErr w:type="gramStart"/>
+      <w:r>
+        <w:rPr>
+          <w:rFonts w:ascii="Consolas" w:eastAsia="Times New Roman" w:hAnsi="Consolas" w:cs="Times New Roman"/>
+          <w:color w:val="BBBEBF"/>
+          <w:sz w:val="21"/>
+          <w:szCs w:val="21"/>
+        </w:rPr>
+        <w:t>MailEnabled</w:t>
+      </w:r>
+      <w:proofErr w:type="spellEnd"/>
+      <w:r>
+        <w:rPr>
+          <w:rFonts w:ascii="Consolas" w:eastAsia="Times New Roman" w:hAnsi="Consolas" w:cs="Times New Roman"/>
+          <w:color w:val="BBBEBF"/>
+          <w:sz w:val="21"/>
+          <w:szCs w:val="21"/>
+        </w:rPr>
+        <w:t>:</w:t>
+      </w:r>
+      <w:r>
+        <w:rPr>
+          <w:rFonts w:ascii="Consolas" w:eastAsia="Times New Roman" w:hAnsi="Consolas" w:cs="Times New Roman"/>
+          <w:color w:val="569CD6"/>
+          <w:sz w:val="21"/>
+          <w:szCs w:val="21"/>
+        </w:rPr>
+        <w:t>$</w:t>
+      </w:r>
+      <w:proofErr w:type="gramEnd"/>
+      <w:r>
+        <w:rPr>
+          <w:rFonts w:ascii="Consolas" w:eastAsia="Times New Roman" w:hAnsi="Consolas" w:cs="Times New Roman"/>
+          <w:color w:val="569CD6"/>
+          <w:sz w:val="21"/>
+          <w:szCs w:val="21"/>
+        </w:rPr>
+        <w:t>false</w:t>
+      </w:r>
+      <w:r>
+        <w:rPr>
+          <w:rFonts w:ascii="Consolas" w:eastAsia="Times New Roman" w:hAnsi="Consolas" w:cs="Times New Roman"/>
+          <w:color w:val="BBBEBF"/>
+          <w:sz w:val="21"/>
+          <w:szCs w:val="21"/>
+        </w:rPr>
+        <w:t xml:space="preserve"> </w:t>
+      </w:r>
+      <w:r>
+        <w:rPr>
+          <w:rFonts w:ascii="Consolas" w:eastAsia="Times New Roman" w:hAnsi="Consolas" w:cs="Times New Roman"/>
+          <w:color w:val="D4D4D4"/>
+          <w:sz w:val="21"/>
+          <w:szCs w:val="21"/>
+        </w:rPr>
+        <w:t>`</w:t>
+      </w:r>
+    </w:p>
+    <w:p>
+      <w:pPr>
+        <w:shd w:val="clear" w:color="auto" w:fill="121314"/>
+        <w:spacing w:after="0" w:line="285" w:lineRule="atLeast"/>
+        <w:rPr>
+          <w:rFonts w:ascii="Consolas" w:eastAsia="Times New Roman" w:hAnsi="Consolas" w:cs="Times New Roman"/>
+          <w:color w:val="BBBEBF"/>
+          <w:sz w:val="21"/>
+          <w:szCs w:val="21"/>
+        </w:rPr>
+      </w:pPr>
+      <w:r>
+        <w:rPr>
+          <w:rFonts w:ascii="Consolas" w:eastAsia="Times New Roman" w:hAnsi="Consolas" w:cs="Times New Roman"/>
+          <w:color w:val="BBBEBF"/>
+          <w:sz w:val="21"/>
+          <w:szCs w:val="21"/>
+        </w:rPr>
+        <w:t xml:space="preserve">                </w:t>
+      </w:r>
+      <w:r>
+        <w:rPr>
+          <w:rFonts w:ascii="Consolas" w:eastAsia="Times New Roman" w:hAnsi="Consolas" w:cs="Times New Roman"/>
+          <w:color w:val="D4D4D4"/>
+          <w:sz w:val="21"/>
+          <w:szCs w:val="21"/>
+        </w:rPr>
+        <w:t>-</w:t>
+      </w:r>
+      <w:proofErr w:type="spellStart"/>
+      <w:r>
+        <w:rPr>
+          <w:rFonts w:ascii="Consolas" w:eastAsia="Times New Roman" w:hAnsi="Consolas" w:cs="Times New Roman"/>
+          <w:color w:val="BBBEBF"/>
+          <w:sz w:val="21"/>
+          <w:szCs w:val="21"/>
+        </w:rPr>
+        <w:t>MailNickname</w:t>
+      </w:r>
+      <w:proofErr w:type="spellEnd"/>
+      <w:r>
+        <w:rPr>
+          <w:rFonts w:ascii="Consolas" w:eastAsia="Times New Roman" w:hAnsi="Consolas" w:cs="Times New Roman"/>
+          <w:color w:val="BBBEBF"/>
+          <w:sz w:val="21"/>
+          <w:szCs w:val="21"/>
+        </w:rPr>
+        <w:t xml:space="preserve"> </w:t>
+      </w:r>
+      <w:r>
+        <w:rPr>
+          <w:rFonts w:ascii="Consolas" w:eastAsia="Times New Roman" w:hAnsi="Consolas" w:cs="Times New Roman"/>
+          <w:color w:val="A5D6FF"/>
+          <w:sz w:val="21"/>
+          <w:szCs w:val="21"/>
+        </w:rPr>
+        <w:t>"SG-</w:t>
+      </w:r>
+      <w:proofErr w:type="spellStart"/>
+      <w:r>
+        <w:rPr>
+          <w:rFonts w:ascii="Consolas" w:eastAsia="Times New Roman" w:hAnsi="Consolas" w:cs="Times New Roman"/>
+          <w:color w:val="A5D6FF"/>
+          <w:sz w:val="21"/>
+          <w:szCs w:val="21"/>
+        </w:rPr>
+        <w:t>Dept</w:t>
+      </w:r>
+      <w:proofErr w:type="spellEnd"/>
+      <w:r>
+        <w:rPr>
+          <w:rFonts w:ascii="Consolas" w:eastAsia="Times New Roman" w:hAnsi="Consolas" w:cs="Times New Roman"/>
+          <w:color w:val="A5D6FF"/>
+          <w:sz w:val="21"/>
+          <w:szCs w:val="21"/>
+        </w:rPr>
+        <w:t>-</w:t>
+      </w:r>
+      <w:r>
+        <w:rPr>
+          <w:rFonts w:ascii="Consolas" w:eastAsia="Times New Roman" w:hAnsi="Consolas" w:cs="Times New Roman"/>
+          <w:color w:val="C9D1D9"/>
+          <w:sz w:val="21"/>
+          <w:szCs w:val="21"/>
+        </w:rPr>
+        <w:t>$</w:t>
+      </w:r>
+      <w:proofErr w:type="spellStart"/>
+      <w:r>
+        <w:rPr>
+          <w:rFonts w:ascii="Consolas" w:eastAsia="Times New Roman" w:hAnsi="Consolas" w:cs="Times New Roman"/>
+          <w:color w:val="C9D1D9"/>
+          <w:sz w:val="21"/>
+          <w:szCs w:val="21"/>
+        </w:rPr>
+        <w:t>dept</w:t>
+      </w:r>
+      <w:proofErr w:type="spellEnd"/>
+      <w:r>
+        <w:rPr>
+          <w:rFonts w:ascii="Consolas" w:eastAsia="Times New Roman" w:hAnsi="Consolas" w:cs="Times New Roman"/>
+          <w:color w:val="A5D6FF"/>
+          <w:sz w:val="21"/>
+          <w:szCs w:val="21"/>
+        </w:rPr>
+        <w:t>"</w:t>
+      </w:r>
+      <w:r>
+        <w:rPr>
+          <w:rFonts w:ascii="Consolas" w:eastAsia="Times New Roman" w:hAnsi="Consolas" w:cs="Times New Roman"/>
+          <w:color w:val="BBBEBF"/>
+          <w:sz w:val="21"/>
+          <w:szCs w:val="21"/>
+        </w:rPr>
+        <w:t xml:space="preserve"> </w:t>
+      </w:r>
+      <w:r>
+        <w:rPr>
+          <w:rFonts w:ascii="Consolas" w:eastAsia="Times New Roman" w:hAnsi="Consolas" w:cs="Times New Roman"/>
+          <w:color w:val="D4D4D4"/>
+          <w:sz w:val="21"/>
+          <w:szCs w:val="21"/>
+        </w:rPr>
+        <w:t>`</w:t>
+      </w:r>
+    </w:p>
+    <w:p>
+      <w:pPr>
+        <w:shd w:val="clear" w:color="auto" w:fill="121314"/>
+        <w:spacing w:after="0" w:line="285" w:lineRule="atLeast"/>
+        <w:rPr>
+          <w:rFonts w:ascii="Consolas" w:eastAsia="Times New Roman" w:hAnsi="Consolas" w:cs="Times New Roman"/>
+          <w:color w:val="BBBEBF"/>
+          <w:sz w:val="21"/>
+          <w:szCs w:val="21"/>
+        </w:rPr>
+      </w:pPr>
+      <w:r>
+        <w:rPr>
+          <w:rFonts w:ascii="Consolas" w:eastAsia="Times New Roman" w:hAnsi="Consolas" w:cs="Times New Roman"/>
+          <w:color w:val="BBBEBF"/>
+          <w:sz w:val="21"/>
+          <w:szCs w:val="21"/>
+        </w:rPr>
+        <w:t xml:space="preserve">                </w:t>
+      </w:r>
+      <w:r>
+        <w:rPr>
+          <w:rFonts w:ascii="Consolas" w:eastAsia="Times New Roman" w:hAnsi="Consolas" w:cs="Times New Roman"/>
+          <w:color w:val="D4D4D4"/>
+          <w:sz w:val="21"/>
+          <w:szCs w:val="21"/>
+        </w:rPr>
+        <w:t>-</w:t>
+      </w:r>
+      <w:proofErr w:type="spellStart"/>
+      <w:proofErr w:type="gramStart"/>
+      <w:r>
+        <w:rPr>
+          <w:rFonts w:ascii="Consolas" w:eastAsia="Times New Roman" w:hAnsi="Consolas" w:cs="Times New Roman"/>
+          <w:color w:val="BBBEBF"/>
+          <w:sz w:val="21"/>
+          <w:szCs w:val="21"/>
+        </w:rPr>
+        <w:t>SecurityEnabled</w:t>
+      </w:r>
+      <w:proofErr w:type="spellEnd"/>
+      <w:r>
+        <w:rPr>
+          <w:rFonts w:ascii="Consolas" w:eastAsia="Times New Roman" w:hAnsi="Consolas" w:cs="Times New Roman"/>
+          <w:color w:val="BBBEBF"/>
+          <w:sz w:val="21"/>
+          <w:szCs w:val="21"/>
+        </w:rPr>
+        <w:t>:</w:t>
+      </w:r>
+      <w:r>
+        <w:rPr>
+          <w:rFonts w:ascii="Consolas" w:eastAsia="Times New Roman" w:hAnsi="Consolas" w:cs="Times New Roman"/>
+          <w:color w:val="569CD6"/>
+          <w:sz w:val="21"/>
+          <w:szCs w:val="21"/>
+        </w:rPr>
+        <w:t>$</w:t>
+      </w:r>
+      <w:proofErr w:type="gramEnd"/>
+      <w:r>
+        <w:rPr>
+          <w:rFonts w:ascii="Consolas" w:eastAsia="Times New Roman" w:hAnsi="Consolas" w:cs="Times New Roman"/>
+          <w:color w:val="569CD6"/>
+          <w:sz w:val="21"/>
+          <w:szCs w:val="21"/>
+        </w:rPr>
+        <w:t>true</w:t>
+      </w:r>
+      <w:r>
+        <w:rPr>
+          <w:rFonts w:ascii="Consolas" w:eastAsia="Times New Roman" w:hAnsi="Consolas" w:cs="Times New Roman"/>
+          <w:color w:val="BBBEBF"/>
+          <w:sz w:val="21"/>
+          <w:szCs w:val="21"/>
+        </w:rPr>
+        <w:t xml:space="preserve"> </w:t>
+      </w:r>
+      <w:r>
+        <w:rPr>
+          <w:rFonts w:ascii="Consolas" w:eastAsia="Times New Roman" w:hAnsi="Consolas" w:cs="Times New Roman"/>
+          <w:color w:val="D4D4D4"/>
+          <w:sz w:val="21"/>
+          <w:szCs w:val="21"/>
+        </w:rPr>
+        <w:t>`</w:t>
+      </w:r>
+    </w:p>
+    <w:p>
+      <w:pPr>
+        <w:shd w:val="clear" w:color="auto" w:fill="121314"/>
+        <w:spacing w:after="0" w:line="285" w:lineRule="atLeast"/>
+        <w:rPr>
+          <w:rFonts w:ascii="Consolas" w:eastAsia="Times New Roman" w:hAnsi="Consolas" w:cs="Times New Roman"/>
+          <w:color w:val="BBBEBF"/>
+          <w:sz w:val="21"/>
+          <w:szCs w:val="21"/>
+        </w:rPr>
+      </w:pPr>
+      <w:r>
+        <w:rPr>
+          <w:rFonts w:ascii="Consolas" w:eastAsia="Times New Roman" w:hAnsi="Consolas" w:cs="Times New Roman"/>
+          <w:color w:val="BBBEBF"/>
+          <w:sz w:val="21"/>
+          <w:szCs w:val="21"/>
+        </w:rPr>
+        <w:t xml:space="preserve">                </w:t>
+      </w:r>
+      <w:r>
+        <w:rPr>
+          <w:rFonts w:ascii="Consolas" w:eastAsia="Times New Roman" w:hAnsi="Consolas" w:cs="Times New Roman"/>
+          <w:color w:val="D4D4D4"/>
+          <w:sz w:val="21"/>
+          <w:szCs w:val="21"/>
+        </w:rPr>
+        <w:t>-</w:t>
+      </w:r>
+      <w:r>
+        <w:rPr>
+          <w:rFonts w:ascii="Consolas" w:eastAsia="Times New Roman" w:hAnsi="Consolas" w:cs="Times New Roman"/>
+          <w:color w:val="BBBEBF"/>
+          <w:sz w:val="21"/>
+          <w:szCs w:val="21"/>
+        </w:rPr>
+        <w:t xml:space="preserve">Description </w:t>
+      </w:r>
+      <w:r>
+        <w:rPr>
+          <w:rFonts w:ascii="Consolas" w:eastAsia="Times New Roman" w:hAnsi="Consolas" w:cs="Times New Roman"/>
+          <w:color w:val="A5D6FF"/>
+          <w:sz w:val="21"/>
+          <w:szCs w:val="21"/>
+        </w:rPr>
+        <w:t xml:space="preserve">"Security group for </w:t>
+      </w:r>
+      <w:r>
+        <w:rPr>
+          <w:rFonts w:ascii="Consolas" w:eastAsia="Times New Roman" w:hAnsi="Consolas" w:cs="Times New Roman"/>
+          <w:color w:val="C9D1D9"/>
+          <w:sz w:val="21"/>
+          <w:szCs w:val="21"/>
+        </w:rPr>
+        <w:t>$</w:t>
+      </w:r>
+      <w:proofErr w:type="spellStart"/>
+      <w:r>
+        <w:rPr>
+          <w:rFonts w:ascii="Consolas" w:eastAsia="Times New Roman" w:hAnsi="Consolas" w:cs="Times New Roman"/>
+          <w:color w:val="C9D1D9"/>
+          <w:sz w:val="21"/>
+          <w:szCs w:val="21"/>
+        </w:rPr>
+        <w:t>dept</w:t>
+      </w:r>
+      <w:proofErr w:type="spellEnd"/>
+      <w:r>
+        <w:rPr>
+          <w:rFonts w:ascii="Consolas" w:eastAsia="Times New Roman" w:hAnsi="Consolas" w:cs="Times New Roman"/>
+          <w:color w:val="A5D6FF"/>
+          <w:sz w:val="21"/>
+          <w:szCs w:val="21"/>
+        </w:rPr>
+        <w:t xml:space="preserve"> department"</w:t>
+      </w:r>
+    </w:p>
+    <w:p>
+      <w:pPr>
+        <w:shd w:val="clear" w:color="auto" w:fill="121314"/>
+        <w:spacing w:after="0" w:line="285" w:lineRule="atLeast"/>
+        <w:rPr>
+          <w:rFonts w:ascii="Consolas" w:eastAsia="Times New Roman" w:hAnsi="Consolas" w:cs="Times New Roman"/>
+          <w:color w:val="BBBEBF"/>
+          <w:sz w:val="21"/>
+          <w:szCs w:val="21"/>
+        </w:rPr>
+      </w:pPr>
+      <w:r>
+        <w:rPr>
+          <w:rFonts w:ascii="Consolas" w:eastAsia="Times New Roman" w:hAnsi="Consolas" w:cs="Times New Roman"/>
+          <w:color w:val="BBBEBF"/>
+          <w:sz w:val="21"/>
+          <w:szCs w:val="21"/>
+        </w:rPr>
+        <w:t>}</w:t>
+      </w:r>
+    </w:p>
+    <w:p>
+      <w:pPr>
+        <w:shd w:val="clear" w:color="auto" w:fill="121314"/>
+        <w:spacing w:after="0" w:line="285" w:lineRule="atLeast"/>
+        <w:rPr>
+          <w:rFonts w:ascii="Consolas" w:eastAsia="Times New Roman" w:hAnsi="Consolas" w:cs="Times New Roman"/>
+          <w:color w:val="BBBEBF"/>
+          <w:sz w:val="21"/>
+          <w:szCs w:val="21"/>
+        </w:rPr>
+      </w:pPr>
+    </w:p>
+    <w:p>
+      <w:pPr>
+        <w:shd w:val="clear" w:color="auto" w:fill="121314"/>
+        <w:spacing w:after="0" w:line="285" w:lineRule="atLeast"/>
+        <w:rPr>
+          <w:rFonts w:ascii="Consolas" w:eastAsia="Times New Roman" w:hAnsi="Consolas" w:cs="Times New Roman"/>
+          <w:color w:val="BBBEBF"/>
+          <w:sz w:val="21"/>
+          <w:szCs w:val="21"/>
+        </w:rPr>
+      </w:pPr>
+      <w:r>
+        <w:rPr>
+          <w:rFonts w:ascii="Consolas" w:eastAsia="Times New Roman" w:hAnsi="Consolas" w:cs="Times New Roman"/>
+          <w:color w:val="8B949E"/>
+          <w:sz w:val="21"/>
+          <w:szCs w:val="21"/>
+        </w:rPr>
+        <w:t># Add members to groups</w:t>
+      </w:r>
+    </w:p>
+    <w:p>
+      <w:pPr>
+        <w:shd w:val="clear" w:color="auto" w:fill="121314"/>
+        <w:spacing w:after="0" w:line="285" w:lineRule="atLeast"/>
+        <w:rPr>
+          <w:rFonts w:ascii="Consolas" w:eastAsia="Times New Roman" w:hAnsi="Consolas" w:cs="Times New Roman"/>
+          <w:color w:val="BBBEBF"/>
+          <w:sz w:val="21"/>
+          <w:szCs w:val="21"/>
+        </w:rPr>
+      </w:pPr>
+    </w:p>
+    <w:p>
+      <w:pPr>
+        <w:shd w:val="clear" w:color="auto" w:fill="121314"/>
+        <w:spacing w:after="0" w:line="285" w:lineRule="atLeast"/>
+        <w:rPr>
+          <w:rFonts w:ascii="Consolas" w:eastAsia="Times New Roman" w:hAnsi="Consolas" w:cs="Times New Roman"/>
+          <w:color w:val="BBBEBF"/>
+          <w:sz w:val="21"/>
+          <w:szCs w:val="21"/>
+        </w:rPr>
+      </w:pPr>
+      <w:proofErr w:type="spellStart"/>
+      <w:r>
+        <w:rPr>
+          <w:rFonts w:ascii="Consolas" w:eastAsia="Times New Roman" w:hAnsi="Consolas" w:cs="Times New Roman"/>
+          <w:color w:val="C586C0"/>
+          <w:sz w:val="21"/>
+          <w:szCs w:val="21"/>
+        </w:rPr>
+        <w:t>foreach</w:t>
+      </w:r>
+      <w:proofErr w:type="spellEnd"/>
+      <w:r>
+        <w:rPr>
+          <w:rFonts w:ascii="Consolas" w:eastAsia="Times New Roman" w:hAnsi="Consolas" w:cs="Times New Roman"/>
+          <w:color w:val="BBBEBF"/>
+          <w:sz w:val="21"/>
+          <w:szCs w:val="21"/>
+        </w:rPr>
+        <w:t xml:space="preserve"> (</w:t>
+      </w:r>
+      <w:r>
+        <w:rPr>
+          <w:rFonts w:ascii="Consolas" w:eastAsia="Times New Roman" w:hAnsi="Consolas" w:cs="Times New Roman"/>
+          <w:color w:val="C9D1D9"/>
+          <w:sz w:val="21"/>
+          <w:szCs w:val="21"/>
+        </w:rPr>
+        <w:t>$d</w:t>
+      </w:r>
+      <w:r>
+        <w:rPr>
+          <w:rFonts w:ascii="Consolas" w:eastAsia="Times New Roman" w:hAnsi="Consolas" w:cs="Times New Roman"/>
+          <w:color w:val="BBBEBF"/>
+          <w:sz w:val="21"/>
+          <w:szCs w:val="21"/>
+        </w:rPr>
+        <w:t xml:space="preserve"> </w:t>
+      </w:r>
+      <w:r>
+        <w:rPr>
+          <w:rFonts w:ascii="Consolas" w:eastAsia="Times New Roman" w:hAnsi="Consolas" w:cs="Times New Roman"/>
+          <w:color w:val="C586C0"/>
+          <w:sz w:val="21"/>
+          <w:szCs w:val="21"/>
+        </w:rPr>
+        <w:t>in</w:t>
+      </w:r>
+      <w:r>
+        <w:rPr>
+          <w:rFonts w:ascii="Consolas" w:eastAsia="Times New Roman" w:hAnsi="Consolas" w:cs="Times New Roman"/>
+          <w:color w:val="BBBEBF"/>
+          <w:sz w:val="21"/>
+          <w:szCs w:val="21"/>
+        </w:rPr>
+        <w:t xml:space="preserve"> </w:t>
+      </w:r>
+      <w:r>
+        <w:rPr>
+          <w:rFonts w:ascii="Consolas" w:eastAsia="Times New Roman" w:hAnsi="Consolas" w:cs="Times New Roman"/>
+          <w:color w:val="C9D1D9"/>
+          <w:sz w:val="21"/>
+          <w:szCs w:val="21"/>
+        </w:rPr>
+        <w:t>$</w:t>
+      </w:r>
+      <w:proofErr w:type="spellStart"/>
+      <w:r>
+        <w:rPr>
+          <w:rFonts w:ascii="Consolas" w:eastAsia="Times New Roman" w:hAnsi="Consolas" w:cs="Times New Roman"/>
+          <w:color w:val="C9D1D9"/>
+          <w:sz w:val="21"/>
+          <w:szCs w:val="21"/>
+        </w:rPr>
+        <w:t>depts</w:t>
+      </w:r>
+      <w:proofErr w:type="spellEnd"/>
+      <w:r>
+        <w:rPr>
+          <w:rFonts w:ascii="Consolas" w:eastAsia="Times New Roman" w:hAnsi="Consolas" w:cs="Times New Roman"/>
+          <w:color w:val="BBBEBF"/>
+          <w:sz w:val="21"/>
+          <w:szCs w:val="21"/>
+        </w:rPr>
+        <w:t>) {</w:t>
+      </w:r>
+    </w:p>
+    <w:p>
+      <w:pPr>
+        <w:shd w:val="clear" w:color="auto" w:fill="121314"/>
+        <w:spacing w:after="0" w:line="285" w:lineRule="atLeast"/>
+        <w:rPr>
+          <w:rFonts w:ascii="Consolas" w:eastAsia="Times New Roman" w:hAnsi="Consolas" w:cs="Times New Roman"/>
+          <w:color w:val="BBBEBF"/>
+          <w:sz w:val="21"/>
+          <w:szCs w:val="21"/>
+        </w:rPr>
+      </w:pPr>
+      <w:r>
+        <w:rPr>
+          <w:rFonts w:ascii="Consolas" w:eastAsia="Times New Roman" w:hAnsi="Consolas" w:cs="Times New Roman"/>
+          <w:color w:val="BBBEBF"/>
+          <w:sz w:val="21"/>
+          <w:szCs w:val="21"/>
+        </w:rPr>
+        <w:t xml:space="preserve">  </w:t>
+      </w:r>
+      <w:r>
+        <w:rPr>
+          <w:rFonts w:ascii="Consolas" w:eastAsia="Times New Roman" w:hAnsi="Consolas" w:cs="Times New Roman"/>
+          <w:color w:val="C9D1D9"/>
+          <w:sz w:val="21"/>
+          <w:szCs w:val="21"/>
+        </w:rPr>
+        <w:t>$group</w:t>
+      </w:r>
+      <w:r>
+        <w:rPr>
+          <w:rFonts w:ascii="Consolas" w:eastAsia="Times New Roman" w:hAnsi="Consolas" w:cs="Times New Roman"/>
+          <w:color w:val="BBBEBF"/>
+          <w:sz w:val="21"/>
+          <w:szCs w:val="21"/>
+        </w:rPr>
+        <w:t xml:space="preserve"> </w:t>
+      </w:r>
+      <w:r>
+        <w:rPr>
+          <w:rFonts w:ascii="Consolas" w:eastAsia="Times New Roman" w:hAnsi="Consolas" w:cs="Times New Roman"/>
+          <w:color w:val="D4D4D4"/>
+          <w:sz w:val="21"/>
+          <w:szCs w:val="21"/>
+        </w:rPr>
+        <w:t>=</w:t>
+      </w:r>
+      <w:r>
+        <w:rPr>
+          <w:rFonts w:ascii="Consolas" w:eastAsia="Times New Roman" w:hAnsi="Consolas" w:cs="Times New Roman"/>
+          <w:color w:val="BBBEBF"/>
+          <w:sz w:val="21"/>
+          <w:szCs w:val="21"/>
+        </w:rPr>
+        <w:t xml:space="preserve"> </w:t>
+      </w:r>
+      <w:r>
+        <w:rPr>
+          <w:rFonts w:ascii="Consolas" w:eastAsia="Times New Roman" w:hAnsi="Consolas" w:cs="Times New Roman"/>
+          <w:color w:val="DCDCAA"/>
+          <w:sz w:val="21"/>
+          <w:szCs w:val="21"/>
+        </w:rPr>
+        <w:t>Get-</w:t>
+      </w:r>
+      <w:proofErr w:type="spellStart"/>
+      <w:r>
+        <w:rPr>
+          <w:rFonts w:ascii="Consolas" w:eastAsia="Times New Roman" w:hAnsi="Consolas" w:cs="Times New Roman"/>
+          <w:color w:val="DCDCAA"/>
+          <w:sz w:val="21"/>
+          <w:szCs w:val="21"/>
+        </w:rPr>
+        <w:t>MgGroup</w:t>
+      </w:r>
+      <w:proofErr w:type="spellEnd"/>
+      <w:r>
+        <w:rPr>
+          <w:rFonts w:ascii="Consolas" w:eastAsia="Times New Roman" w:hAnsi="Consolas" w:cs="Times New Roman"/>
+          <w:color w:val="BBBEBF"/>
+          <w:sz w:val="21"/>
+          <w:szCs w:val="21"/>
+        </w:rPr>
+        <w:t xml:space="preserve"> </w:t>
+      </w:r>
+      <w:r>
+        <w:rPr>
+          <w:rFonts w:ascii="Consolas" w:eastAsia="Times New Roman" w:hAnsi="Consolas" w:cs="Times New Roman"/>
+          <w:color w:val="D4D4D4"/>
+          <w:sz w:val="21"/>
+          <w:szCs w:val="21"/>
+        </w:rPr>
+        <w:t>-</w:t>
+      </w:r>
+      <w:r>
+        <w:rPr>
+          <w:rFonts w:ascii="Consolas" w:eastAsia="Times New Roman" w:hAnsi="Consolas" w:cs="Times New Roman"/>
+          <w:color w:val="BBBEBF"/>
+          <w:sz w:val="21"/>
+          <w:szCs w:val="21"/>
+        </w:rPr>
+        <w:t xml:space="preserve">Filter </w:t>
+      </w:r>
+      <w:r>
+        <w:rPr>
+          <w:rFonts w:ascii="Consolas" w:eastAsia="Times New Roman" w:hAnsi="Consolas" w:cs="Times New Roman"/>
+          <w:color w:val="A5D6FF"/>
+          <w:sz w:val="21"/>
+          <w:szCs w:val="21"/>
+        </w:rPr>
+        <w:t>"</w:t>
+      </w:r>
+      <w:proofErr w:type="spellStart"/>
+      <w:r>
+        <w:rPr>
+          <w:rFonts w:ascii="Consolas" w:eastAsia="Times New Roman" w:hAnsi="Consolas" w:cs="Times New Roman"/>
+          <w:color w:val="A5D6FF"/>
+          <w:sz w:val="21"/>
+          <w:szCs w:val="21"/>
+        </w:rPr>
+        <w:t>displayName</w:t>
+      </w:r>
+      <w:proofErr w:type="spellEnd"/>
+      <w:r>
+        <w:rPr>
+          <w:rFonts w:ascii="Consolas" w:eastAsia="Times New Roman" w:hAnsi="Consolas" w:cs="Times New Roman"/>
+          <w:color w:val="A5D6FF"/>
+          <w:sz w:val="21"/>
+          <w:szCs w:val="21"/>
+        </w:rPr>
+        <w:t xml:space="preserve"> </w:t>
+      </w:r>
+      <w:proofErr w:type="spellStart"/>
+      <w:r>
+        <w:rPr>
+          <w:rFonts w:ascii="Consolas" w:eastAsia="Times New Roman" w:hAnsi="Consolas" w:cs="Times New Roman"/>
+          <w:color w:val="A5D6FF"/>
+          <w:sz w:val="21"/>
+          <w:szCs w:val="21"/>
+        </w:rPr>
+        <w:t>eq</w:t>
+      </w:r>
+      <w:proofErr w:type="spellEnd"/>
+      <w:r>
+        <w:rPr>
+          <w:rFonts w:ascii="Consolas" w:eastAsia="Times New Roman" w:hAnsi="Consolas" w:cs="Times New Roman"/>
+          <w:color w:val="A5D6FF"/>
+          <w:sz w:val="21"/>
+          <w:szCs w:val="21"/>
+        </w:rPr>
+        <w:t xml:space="preserve"> 'SG-</w:t>
+      </w:r>
+      <w:proofErr w:type="spellStart"/>
+      <w:r>
+        <w:rPr>
+          <w:rFonts w:ascii="Consolas" w:eastAsia="Times New Roman" w:hAnsi="Consolas" w:cs="Times New Roman"/>
+          <w:color w:val="A5D6FF"/>
+          <w:sz w:val="21"/>
+          <w:szCs w:val="21"/>
+        </w:rPr>
+        <w:t>Dept</w:t>
+      </w:r>
+      <w:proofErr w:type="spellEnd"/>
+      <w:r>
+        <w:rPr>
+          <w:rFonts w:ascii="Consolas" w:eastAsia="Times New Roman" w:hAnsi="Consolas" w:cs="Times New Roman"/>
+          <w:color w:val="A5D6FF"/>
+          <w:sz w:val="21"/>
+          <w:szCs w:val="21"/>
+        </w:rPr>
+        <w:t>-</w:t>
+      </w:r>
+      <w:r>
+        <w:rPr>
+          <w:rFonts w:ascii="Consolas" w:eastAsia="Times New Roman" w:hAnsi="Consolas" w:cs="Times New Roman"/>
+          <w:color w:val="C9D1D9"/>
+          <w:sz w:val="21"/>
+          <w:szCs w:val="21"/>
+        </w:rPr>
+        <w:t>$d</w:t>
+      </w:r>
+      <w:r>
+        <w:rPr>
+          <w:rFonts w:ascii="Consolas" w:eastAsia="Times New Roman" w:hAnsi="Consolas" w:cs="Times New Roman"/>
+          <w:color w:val="A5D6FF"/>
+          <w:sz w:val="21"/>
+          <w:szCs w:val="21"/>
+        </w:rPr>
+        <w:t>'"</w:t>
+      </w:r>
+    </w:p>
+    <w:p>
+      <w:pPr>
+        <w:shd w:val="clear" w:color="auto" w:fill="121314"/>
+        <w:spacing w:after="0" w:line="285" w:lineRule="atLeast"/>
+        <w:rPr>
+          <w:rFonts w:ascii="Consolas" w:eastAsia="Times New Roman" w:hAnsi="Consolas" w:cs="Times New Roman"/>
+          <w:color w:val="BBBEBF"/>
+          <w:sz w:val="21"/>
+          <w:szCs w:val="21"/>
+        </w:rPr>
+      </w:pPr>
+      <w:r>
+        <w:rPr>
+          <w:rFonts w:ascii="Consolas" w:eastAsia="Times New Roman" w:hAnsi="Consolas" w:cs="Times New Roman"/>
+          <w:color w:val="BBBEBF"/>
+          <w:sz w:val="21"/>
+          <w:szCs w:val="21"/>
+        </w:rPr>
+        <w:t xml:space="preserve">  </w:t>
+      </w:r>
+      <w:r>
+        <w:rPr>
+          <w:rFonts w:ascii="Consolas" w:eastAsia="Times New Roman" w:hAnsi="Consolas" w:cs="Times New Roman"/>
+          <w:color w:val="C9D1D9"/>
+          <w:sz w:val="21"/>
+          <w:szCs w:val="21"/>
+        </w:rPr>
+        <w:t>$members</w:t>
+      </w:r>
+      <w:r>
+        <w:rPr>
+          <w:rFonts w:ascii="Consolas" w:eastAsia="Times New Roman" w:hAnsi="Consolas" w:cs="Times New Roman"/>
+          <w:color w:val="BBBEBF"/>
+          <w:sz w:val="21"/>
+          <w:szCs w:val="21"/>
+        </w:rPr>
+        <w:t xml:space="preserve"> </w:t>
+      </w:r>
+      <w:r>
+        <w:rPr>
+          <w:rFonts w:ascii="Consolas" w:eastAsia="Times New Roman" w:hAnsi="Consolas" w:cs="Times New Roman"/>
+          <w:color w:val="D4D4D4"/>
+          <w:sz w:val="21"/>
+          <w:szCs w:val="21"/>
+        </w:rPr>
+        <w:t>=</w:t>
+      </w:r>
+      <w:r>
+        <w:rPr>
+          <w:rFonts w:ascii="Consolas" w:eastAsia="Times New Roman" w:hAnsi="Consolas" w:cs="Times New Roman"/>
+          <w:color w:val="BBBEBF"/>
+          <w:sz w:val="21"/>
+          <w:szCs w:val="21"/>
+        </w:rPr>
+        <w:t xml:space="preserve"> </w:t>
+      </w:r>
+      <w:r>
+        <w:rPr>
+          <w:rFonts w:ascii="Consolas" w:eastAsia="Times New Roman" w:hAnsi="Consolas" w:cs="Times New Roman"/>
+          <w:color w:val="DCDCAA"/>
+          <w:sz w:val="21"/>
+          <w:szCs w:val="21"/>
+        </w:rPr>
+        <w:t>Get-</w:t>
+      </w:r>
+      <w:proofErr w:type="spellStart"/>
+      <w:r>
+        <w:rPr>
+          <w:rFonts w:ascii="Consolas" w:eastAsia="Times New Roman" w:hAnsi="Consolas" w:cs="Times New Roman"/>
+          <w:color w:val="DCDCAA"/>
+          <w:sz w:val="21"/>
+          <w:szCs w:val="21"/>
+        </w:rPr>
+        <w:t>MgUser</w:t>
+      </w:r>
+      <w:proofErr w:type="spellEnd"/>
+      <w:r>
+        <w:rPr>
+          <w:rFonts w:ascii="Consolas" w:eastAsia="Times New Roman" w:hAnsi="Consolas" w:cs="Times New Roman"/>
+          <w:color w:val="BBBEBF"/>
+          <w:sz w:val="21"/>
+          <w:szCs w:val="21"/>
+        </w:rPr>
+        <w:t xml:space="preserve"> </w:t>
+      </w:r>
+      <w:r>
+        <w:rPr>
+          <w:rFonts w:ascii="Consolas" w:eastAsia="Times New Roman" w:hAnsi="Consolas" w:cs="Times New Roman"/>
+          <w:color w:val="D4D4D4"/>
+          <w:sz w:val="21"/>
+          <w:szCs w:val="21"/>
+        </w:rPr>
+        <w:t>-</w:t>
+      </w:r>
+      <w:r>
+        <w:rPr>
+          <w:rFonts w:ascii="Consolas" w:eastAsia="Times New Roman" w:hAnsi="Consolas" w:cs="Times New Roman"/>
+          <w:color w:val="BBBEBF"/>
+          <w:sz w:val="21"/>
+          <w:szCs w:val="21"/>
+        </w:rPr>
+        <w:t xml:space="preserve">All </w:t>
+      </w:r>
+      <w:r>
+        <w:rPr>
+          <w:rFonts w:ascii="Consolas" w:eastAsia="Times New Roman" w:hAnsi="Consolas" w:cs="Times New Roman"/>
+          <w:color w:val="D4D4D4"/>
+          <w:sz w:val="21"/>
+          <w:szCs w:val="21"/>
+        </w:rPr>
+        <w:t>-</w:t>
+      </w:r>
+      <w:r>
+        <w:rPr>
+          <w:rFonts w:ascii="Consolas" w:eastAsia="Times New Roman" w:hAnsi="Consolas" w:cs="Times New Roman"/>
+          <w:color w:val="BBBEBF"/>
+          <w:sz w:val="21"/>
+          <w:szCs w:val="21"/>
+        </w:rPr>
+        <w:t xml:space="preserve">Property </w:t>
+      </w:r>
+      <w:proofErr w:type="spellStart"/>
+      <w:proofErr w:type="gramStart"/>
+      <w:r>
+        <w:rPr>
+          <w:rFonts w:ascii="Consolas" w:eastAsia="Times New Roman" w:hAnsi="Consolas" w:cs="Times New Roman"/>
+          <w:color w:val="BBBEBF"/>
+          <w:sz w:val="21"/>
+          <w:szCs w:val="21"/>
+        </w:rPr>
+        <w:t>Id</w:t>
+      </w:r>
+      <w:r>
+        <w:rPr>
+          <w:rFonts w:ascii="Consolas" w:eastAsia="Times New Roman" w:hAnsi="Consolas" w:cs="Times New Roman"/>
+          <w:color w:val="D4D4D4"/>
+          <w:sz w:val="21"/>
+          <w:szCs w:val="21"/>
+        </w:rPr>
+        <w:t>,</w:t>
+      </w:r>
+      <w:r>
+        <w:rPr>
+          <w:rFonts w:ascii="Consolas" w:eastAsia="Times New Roman" w:hAnsi="Consolas" w:cs="Times New Roman"/>
+          <w:color w:val="BBBEBF"/>
+          <w:sz w:val="21"/>
+          <w:szCs w:val="21"/>
+        </w:rPr>
+        <w:t>Department</w:t>
+      </w:r>
+      <w:proofErr w:type="gramEnd"/>
+      <w:r>
+        <w:rPr>
+          <w:rFonts w:ascii="Consolas" w:eastAsia="Times New Roman" w:hAnsi="Consolas" w:cs="Times New Roman"/>
+          <w:color w:val="D4D4D4"/>
+          <w:sz w:val="21"/>
+          <w:szCs w:val="21"/>
+        </w:rPr>
+        <w:t>,</w:t>
+      </w:r>
+      <w:r>
+        <w:rPr>
+          <w:rFonts w:ascii="Consolas" w:eastAsia="Times New Roman" w:hAnsi="Consolas" w:cs="Times New Roman"/>
+          <w:color w:val="BBBEBF"/>
+          <w:sz w:val="21"/>
+          <w:szCs w:val="21"/>
+        </w:rPr>
+        <w:t>AccountEnabled</w:t>
+      </w:r>
+      <w:proofErr w:type="spellEnd"/>
+      <w:r>
+        <w:rPr>
+          <w:rFonts w:ascii="Consolas" w:eastAsia="Times New Roman" w:hAnsi="Consolas" w:cs="Times New Roman"/>
+          <w:color w:val="BBBEBF"/>
+          <w:sz w:val="21"/>
+          <w:szCs w:val="21"/>
+        </w:rPr>
+        <w:t xml:space="preserve"> </w:t>
+      </w:r>
+      <w:r>
+        <w:rPr>
+          <w:rFonts w:ascii="Consolas" w:eastAsia="Times New Roman" w:hAnsi="Consolas" w:cs="Times New Roman"/>
+          <w:color w:val="D4D4D4"/>
+          <w:sz w:val="21"/>
+          <w:szCs w:val="21"/>
+        </w:rPr>
+        <w:t>|</w:t>
+      </w:r>
+    </w:p>
+    <w:p>
+      <w:pPr>
+        <w:shd w:val="clear" w:color="auto" w:fill="121314"/>
+        <w:spacing w:after="0" w:line="285" w:lineRule="atLeast"/>
+        <w:rPr>
+          <w:rFonts w:ascii="Consolas" w:eastAsia="Times New Roman" w:hAnsi="Consolas" w:cs="Times New Roman"/>
+          <w:color w:val="BBBEBF"/>
+          <w:sz w:val="21"/>
+          <w:szCs w:val="21"/>
+        </w:rPr>
+      </w:pPr>
+      <w:r>
+        <w:rPr>
+          <w:rFonts w:ascii="Consolas" w:eastAsia="Times New Roman" w:hAnsi="Consolas" w:cs="Times New Roman"/>
+          <w:color w:val="BBBEBF"/>
+          <w:sz w:val="21"/>
+          <w:szCs w:val="21"/>
+        </w:rPr>
+        <w:t>             </w:t>
+      </w:r>
+      <w:r>
+        <w:rPr>
+          <w:rFonts w:ascii="Consolas" w:eastAsia="Times New Roman" w:hAnsi="Consolas" w:cs="Times New Roman"/>
+          <w:color w:val="DCDCAA"/>
+          <w:sz w:val="21"/>
+          <w:szCs w:val="21"/>
+        </w:rPr>
+        <w:t>Where-Object</w:t>
+      </w:r>
+      <w:r>
+        <w:rPr>
+          <w:rFonts w:ascii="Consolas" w:eastAsia="Times New Roman" w:hAnsi="Consolas" w:cs="Times New Roman"/>
+          <w:color w:val="BBBEBF"/>
+          <w:sz w:val="21"/>
+          <w:szCs w:val="21"/>
+        </w:rPr>
+        <w:t xml:space="preserve"> </w:t>
+      </w:r>
+      <w:proofErr w:type="gramStart"/>
+      <w:r>
+        <w:rPr>
+          <w:rFonts w:ascii="Consolas" w:eastAsia="Times New Roman" w:hAnsi="Consolas" w:cs="Times New Roman"/>
+          <w:color w:val="BBBEBF"/>
+          <w:sz w:val="21"/>
+          <w:szCs w:val="21"/>
+        </w:rPr>
+        <w:t xml:space="preserve">{ </w:t>
+      </w:r>
+      <w:r>
+        <w:rPr>
+          <w:rFonts w:ascii="Consolas" w:eastAsia="Times New Roman" w:hAnsi="Consolas" w:cs="Times New Roman"/>
+          <w:color w:val="79C0FF"/>
+          <w:sz w:val="21"/>
+          <w:szCs w:val="21"/>
+        </w:rPr>
+        <w:t>$</w:t>
+      </w:r>
+      <w:proofErr w:type="gramEnd"/>
+      <w:r>
+        <w:rPr>
+          <w:rFonts w:ascii="Consolas" w:eastAsia="Times New Roman" w:hAnsi="Consolas" w:cs="Times New Roman"/>
+          <w:color w:val="79C0FF"/>
+          <w:sz w:val="21"/>
+          <w:szCs w:val="21"/>
+        </w:rPr>
+        <w:t>_</w:t>
+      </w:r>
+      <w:r>
+        <w:rPr>
+          <w:rFonts w:ascii="Consolas" w:eastAsia="Times New Roman" w:hAnsi="Consolas" w:cs="Times New Roman"/>
+          <w:color w:val="DCDCAA"/>
+          <w:sz w:val="21"/>
+          <w:szCs w:val="21"/>
+        </w:rPr>
+        <w:t>.Department</w:t>
+      </w:r>
+      <w:r>
+        <w:rPr>
+          <w:rFonts w:ascii="Consolas" w:eastAsia="Times New Roman" w:hAnsi="Consolas" w:cs="Times New Roman"/>
+          <w:color w:val="BBBEBF"/>
+          <w:sz w:val="21"/>
+          <w:szCs w:val="21"/>
+        </w:rPr>
+        <w:t xml:space="preserve"> </w:t>
+      </w:r>
+      <w:r>
+        <w:rPr>
+          <w:rFonts w:ascii="Consolas" w:eastAsia="Times New Roman" w:hAnsi="Consolas" w:cs="Times New Roman"/>
+          <w:color w:val="D4D4D4"/>
+          <w:sz w:val="21"/>
+          <w:szCs w:val="21"/>
+        </w:rPr>
+        <w:t>-</w:t>
+      </w:r>
+      <w:proofErr w:type="spellStart"/>
+      <w:r>
+        <w:rPr>
+          <w:rFonts w:ascii="Consolas" w:eastAsia="Times New Roman" w:hAnsi="Consolas" w:cs="Times New Roman"/>
+          <w:color w:val="D4D4D4"/>
+          <w:sz w:val="21"/>
+          <w:szCs w:val="21"/>
+        </w:rPr>
+        <w:t>eq</w:t>
+      </w:r>
+      <w:proofErr w:type="spellEnd"/>
+      <w:r>
+        <w:rPr>
+          <w:rFonts w:ascii="Consolas" w:eastAsia="Times New Roman" w:hAnsi="Consolas" w:cs="Times New Roman"/>
+          <w:color w:val="BBBEBF"/>
+          <w:sz w:val="21"/>
+          <w:szCs w:val="21"/>
+        </w:rPr>
+        <w:t xml:space="preserve"> </w:t>
+      </w:r>
+      <w:r>
+        <w:rPr>
+          <w:rFonts w:ascii="Consolas" w:eastAsia="Times New Roman" w:hAnsi="Consolas" w:cs="Times New Roman"/>
+          <w:color w:val="C9D1D9"/>
+          <w:sz w:val="21"/>
+          <w:szCs w:val="21"/>
+        </w:rPr>
+        <w:t>$d</w:t>
+      </w:r>
+      <w:r>
+        <w:rPr>
+          <w:rFonts w:ascii="Consolas" w:eastAsia="Times New Roman" w:hAnsi="Consolas" w:cs="Times New Roman"/>
+          <w:color w:val="BBBEBF"/>
+          <w:sz w:val="21"/>
+          <w:szCs w:val="21"/>
+        </w:rPr>
+        <w:t xml:space="preserve"> </w:t>
+      </w:r>
+      <w:r>
+        <w:rPr>
+          <w:rFonts w:ascii="Consolas" w:eastAsia="Times New Roman" w:hAnsi="Consolas" w:cs="Times New Roman"/>
+          <w:color w:val="D4D4D4"/>
+          <w:sz w:val="21"/>
+          <w:szCs w:val="21"/>
+        </w:rPr>
+        <w:t>-and</w:t>
+      </w:r>
+      <w:r>
+        <w:rPr>
+          <w:rFonts w:ascii="Consolas" w:eastAsia="Times New Roman" w:hAnsi="Consolas" w:cs="Times New Roman"/>
+          <w:color w:val="BBBEBF"/>
+          <w:sz w:val="21"/>
+          <w:szCs w:val="21"/>
+        </w:rPr>
+        <w:t xml:space="preserve"> </w:t>
+      </w:r>
+      <w:r>
+        <w:rPr>
+          <w:rFonts w:ascii="Consolas" w:eastAsia="Times New Roman" w:hAnsi="Consolas" w:cs="Times New Roman"/>
+          <w:color w:val="79C0FF"/>
+          <w:sz w:val="21"/>
+          <w:szCs w:val="21"/>
+        </w:rPr>
+        <w:t>$_</w:t>
+      </w:r>
+      <w:r>
+        <w:rPr>
+          <w:rFonts w:ascii="Consolas" w:eastAsia="Times New Roman" w:hAnsi="Consolas" w:cs="Times New Roman"/>
+          <w:color w:val="DCDCAA"/>
+          <w:sz w:val="21"/>
+          <w:szCs w:val="21"/>
+        </w:rPr>
+        <w:t>.</w:t>
+      </w:r>
+      <w:proofErr w:type="spellStart"/>
+      <w:r>
+        <w:rPr>
+          <w:rFonts w:ascii="Consolas" w:eastAsia="Times New Roman" w:hAnsi="Consolas" w:cs="Times New Roman"/>
+          <w:color w:val="DCDCAA"/>
+          <w:sz w:val="21"/>
+          <w:szCs w:val="21"/>
+        </w:rPr>
+        <w:t>AccountEnabled</w:t>
+      </w:r>
+      <w:proofErr w:type="spellEnd"/>
+      <w:r>
+        <w:rPr>
+          <w:rFonts w:ascii="Consolas" w:eastAsia="Times New Roman" w:hAnsi="Consolas" w:cs="Times New Roman"/>
+          <w:color w:val="BBBEBF"/>
+          <w:sz w:val="21"/>
+          <w:szCs w:val="21"/>
+        </w:rPr>
+        <w:t xml:space="preserve"> }</w:t>
+      </w:r>
+    </w:p>
+    <w:p>
+      <w:pPr>
+        <w:shd w:val="clear" w:color="auto" w:fill="121314"/>
+        <w:spacing w:after="0" w:line="285" w:lineRule="atLeast"/>
+        <w:rPr>
+          <w:rFonts w:ascii="Consolas" w:eastAsia="Times New Roman" w:hAnsi="Consolas" w:cs="Times New Roman"/>
+          <w:color w:val="BBBEBF"/>
+          <w:sz w:val="21"/>
+          <w:szCs w:val="21"/>
+        </w:rPr>
+      </w:pPr>
+      <w:r>
+        <w:rPr>
+          <w:rFonts w:ascii="Consolas" w:eastAsia="Times New Roman" w:hAnsi="Consolas" w:cs="Times New Roman"/>
+          <w:color w:val="BBBEBF"/>
+          <w:sz w:val="21"/>
+          <w:szCs w:val="21"/>
+        </w:rPr>
+        <w:t xml:space="preserve">  </w:t>
+      </w:r>
+      <w:proofErr w:type="spellStart"/>
+      <w:r>
+        <w:rPr>
+          <w:rFonts w:ascii="Consolas" w:eastAsia="Times New Roman" w:hAnsi="Consolas" w:cs="Times New Roman"/>
+          <w:color w:val="C586C0"/>
+          <w:sz w:val="21"/>
+          <w:szCs w:val="21"/>
+        </w:rPr>
+        <w:t>foreach</w:t>
+      </w:r>
+      <w:proofErr w:type="spellEnd"/>
+      <w:r>
+        <w:rPr>
+          <w:rFonts w:ascii="Consolas" w:eastAsia="Times New Roman" w:hAnsi="Consolas" w:cs="Times New Roman"/>
+          <w:color w:val="BBBEBF"/>
+          <w:sz w:val="21"/>
+          <w:szCs w:val="21"/>
+        </w:rPr>
+        <w:t xml:space="preserve"> (</w:t>
+      </w:r>
+      <w:r>
+        <w:rPr>
+          <w:rFonts w:ascii="Consolas" w:eastAsia="Times New Roman" w:hAnsi="Consolas" w:cs="Times New Roman"/>
+          <w:color w:val="C9D1D9"/>
+          <w:sz w:val="21"/>
+          <w:szCs w:val="21"/>
+        </w:rPr>
+        <w:t>$m</w:t>
+      </w:r>
+      <w:r>
+        <w:rPr>
+          <w:rFonts w:ascii="Consolas" w:eastAsia="Times New Roman" w:hAnsi="Consolas" w:cs="Times New Roman"/>
+          <w:color w:val="BBBEBF"/>
+          <w:sz w:val="21"/>
+          <w:szCs w:val="21"/>
+        </w:rPr>
+        <w:t xml:space="preserve"> </w:t>
+      </w:r>
+      <w:r>
+        <w:rPr>
+          <w:rFonts w:ascii="Consolas" w:eastAsia="Times New Roman" w:hAnsi="Consolas" w:cs="Times New Roman"/>
+          <w:color w:val="C586C0"/>
+          <w:sz w:val="21"/>
+          <w:szCs w:val="21"/>
+        </w:rPr>
+        <w:t>in</w:t>
+      </w:r>
+      <w:r>
+        <w:rPr>
+          <w:rFonts w:ascii="Consolas" w:eastAsia="Times New Roman" w:hAnsi="Consolas" w:cs="Times New Roman"/>
+          <w:color w:val="BBBEBF"/>
+          <w:sz w:val="21"/>
+          <w:szCs w:val="21"/>
+        </w:rPr>
+        <w:t xml:space="preserve"> </w:t>
+      </w:r>
+      <w:r>
+        <w:rPr>
+          <w:rFonts w:ascii="Consolas" w:eastAsia="Times New Roman" w:hAnsi="Consolas" w:cs="Times New Roman"/>
+          <w:color w:val="C9D1D9"/>
+          <w:sz w:val="21"/>
+          <w:szCs w:val="21"/>
+        </w:rPr>
+        <w:t>$members</w:t>
+      </w:r>
+      <w:r>
+        <w:rPr>
+          <w:rFonts w:ascii="Consolas" w:eastAsia="Times New Roman" w:hAnsi="Consolas" w:cs="Times New Roman"/>
+          <w:color w:val="BBBEBF"/>
+          <w:sz w:val="21"/>
+          <w:szCs w:val="21"/>
+        </w:rPr>
+        <w:t>) {</w:t>
+      </w:r>
+    </w:p>
+    <w:p>
+      <w:pPr>
+        <w:shd w:val="clear" w:color="auto" w:fill="121314"/>
+        <w:spacing w:after="0" w:line="285" w:lineRule="atLeast"/>
+        <w:rPr>
+          <w:rFonts w:ascii="Consolas" w:eastAsia="Times New Roman" w:hAnsi="Consolas" w:cs="Times New Roman"/>
+          <w:color w:val="BBBEBF"/>
+          <w:sz w:val="21"/>
+          <w:szCs w:val="21"/>
+        </w:rPr>
+      </w:pPr>
+      <w:r>
+        <w:rPr>
+          <w:rFonts w:ascii="Consolas" w:eastAsia="Times New Roman" w:hAnsi="Consolas" w:cs="Times New Roman"/>
+          <w:color w:val="BBBEBF"/>
+          <w:sz w:val="21"/>
+          <w:szCs w:val="21"/>
+        </w:rPr>
+        <w:t xml:space="preserve">    </w:t>
+      </w:r>
+      <w:r>
+        <w:rPr>
+          <w:rFonts w:ascii="Consolas" w:eastAsia="Times New Roman" w:hAnsi="Consolas" w:cs="Times New Roman"/>
+          <w:color w:val="DCDCAA"/>
+          <w:sz w:val="21"/>
+          <w:szCs w:val="21"/>
+        </w:rPr>
+        <w:t>New-</w:t>
+      </w:r>
+      <w:proofErr w:type="spellStart"/>
+      <w:r>
+        <w:rPr>
+          <w:rFonts w:ascii="Consolas" w:eastAsia="Times New Roman" w:hAnsi="Consolas" w:cs="Times New Roman"/>
+          <w:color w:val="DCDCAA"/>
+          <w:sz w:val="21"/>
+          <w:szCs w:val="21"/>
+        </w:rPr>
+        <w:t>MgGroupMember</w:t>
+      </w:r>
+      <w:proofErr w:type="spellEnd"/>
+      <w:r>
+        <w:rPr>
+          <w:rFonts w:ascii="Consolas" w:eastAsia="Times New Roman" w:hAnsi="Consolas" w:cs="Times New Roman"/>
+          <w:color w:val="BBBEBF"/>
+          <w:sz w:val="21"/>
+          <w:szCs w:val="21"/>
+        </w:rPr>
+        <w:t xml:space="preserve"> </w:t>
+      </w:r>
+      <w:r>
+        <w:rPr>
+          <w:rFonts w:ascii="Consolas" w:eastAsia="Times New Roman" w:hAnsi="Consolas" w:cs="Times New Roman"/>
+          <w:color w:val="D4D4D4"/>
+          <w:sz w:val="21"/>
+          <w:szCs w:val="21"/>
+        </w:rPr>
+        <w:t>-</w:t>
+      </w:r>
+      <w:proofErr w:type="spellStart"/>
+      <w:r>
+        <w:rPr>
+          <w:rFonts w:ascii="Consolas" w:eastAsia="Times New Roman" w:hAnsi="Consolas" w:cs="Times New Roman"/>
+          <w:color w:val="BBBEBF"/>
+          <w:sz w:val="21"/>
+          <w:szCs w:val="21"/>
+        </w:rPr>
+        <w:t>GroupId</w:t>
+      </w:r>
+      <w:proofErr w:type="spellEnd"/>
+      <w:r>
+        <w:rPr>
+          <w:rFonts w:ascii="Consolas" w:eastAsia="Times New Roman" w:hAnsi="Consolas" w:cs="Times New Roman"/>
+          <w:color w:val="BBBEBF"/>
+          <w:sz w:val="21"/>
+          <w:szCs w:val="21"/>
+        </w:rPr>
+        <w:t xml:space="preserve"> </w:t>
+      </w:r>
+      <w:r>
+        <w:rPr>
+          <w:rFonts w:ascii="Consolas" w:eastAsia="Times New Roman" w:hAnsi="Consolas" w:cs="Times New Roman"/>
+          <w:color w:val="C9D1D9"/>
+          <w:sz w:val="21"/>
+          <w:szCs w:val="21"/>
+        </w:rPr>
+        <w:t>$</w:t>
+      </w:r>
+      <w:proofErr w:type="spellStart"/>
+      <w:proofErr w:type="gramStart"/>
+      <w:r>
+        <w:rPr>
+          <w:rFonts w:ascii="Consolas" w:eastAsia="Times New Roman" w:hAnsi="Consolas" w:cs="Times New Roman"/>
+          <w:color w:val="C9D1D9"/>
+          <w:sz w:val="21"/>
+          <w:szCs w:val="21"/>
+        </w:rPr>
+        <w:t>group</w:t>
+      </w:r>
+      <w:r>
+        <w:rPr>
+          <w:rFonts w:ascii="Consolas" w:eastAsia="Times New Roman" w:hAnsi="Consolas" w:cs="Times New Roman"/>
+          <w:color w:val="DCDCAA"/>
+          <w:sz w:val="21"/>
+          <w:szCs w:val="21"/>
+        </w:rPr>
+        <w:t>.Id</w:t>
+      </w:r>
+      <w:proofErr w:type="spellEnd"/>
+      <w:proofErr w:type="gramEnd"/>
+      <w:r>
+        <w:rPr>
+          <w:rFonts w:ascii="Consolas" w:eastAsia="Times New Roman" w:hAnsi="Consolas" w:cs="Times New Roman"/>
+          <w:color w:val="BBBEBF"/>
+          <w:sz w:val="21"/>
+          <w:szCs w:val="21"/>
+        </w:rPr>
+        <w:t xml:space="preserve"> </w:t>
+      </w:r>
+      <w:r>
+        <w:rPr>
+          <w:rFonts w:ascii="Consolas" w:eastAsia="Times New Roman" w:hAnsi="Consolas" w:cs="Times New Roman"/>
+          <w:color w:val="D4D4D4"/>
+          <w:sz w:val="21"/>
+          <w:szCs w:val="21"/>
+        </w:rPr>
+        <w:t>-</w:t>
+      </w:r>
+      <w:proofErr w:type="spellStart"/>
+      <w:r>
+        <w:rPr>
+          <w:rFonts w:ascii="Consolas" w:eastAsia="Times New Roman" w:hAnsi="Consolas" w:cs="Times New Roman"/>
+          <w:color w:val="BBBEBF"/>
+          <w:sz w:val="21"/>
+          <w:szCs w:val="21"/>
+        </w:rPr>
+        <w:t>DirectoryObjectId</w:t>
+      </w:r>
+      <w:proofErr w:type="spellEnd"/>
+      <w:r>
+        <w:rPr>
+          <w:rFonts w:ascii="Consolas" w:eastAsia="Times New Roman" w:hAnsi="Consolas" w:cs="Times New Roman"/>
+          <w:color w:val="BBBEBF"/>
+          <w:sz w:val="21"/>
+          <w:szCs w:val="21"/>
+        </w:rPr>
+        <w:t xml:space="preserve"> </w:t>
+      </w:r>
+      <w:r>
+        <w:rPr>
+          <w:rFonts w:ascii="Consolas" w:eastAsia="Times New Roman" w:hAnsi="Consolas" w:cs="Times New Roman"/>
+          <w:color w:val="C9D1D9"/>
+          <w:sz w:val="21"/>
+          <w:szCs w:val="21"/>
+        </w:rPr>
+        <w:t>$</w:t>
+      </w:r>
+      <w:proofErr w:type="spellStart"/>
+      <w:r>
+        <w:rPr>
+          <w:rFonts w:ascii="Consolas" w:eastAsia="Times New Roman" w:hAnsi="Consolas" w:cs="Times New Roman"/>
+          <w:color w:val="C9D1D9"/>
+          <w:sz w:val="21"/>
+          <w:szCs w:val="21"/>
+        </w:rPr>
+        <w:t>m</w:t>
+      </w:r>
+      <w:r>
+        <w:rPr>
+          <w:rFonts w:ascii="Consolas" w:eastAsia="Times New Roman" w:hAnsi="Consolas" w:cs="Times New Roman"/>
+          <w:color w:val="DCDCAA"/>
+          <w:sz w:val="21"/>
+          <w:szCs w:val="21"/>
+        </w:rPr>
+        <w:t>.Id</w:t>
+      </w:r>
+      <w:proofErr w:type="spellEnd"/>
+    </w:p>
+    <w:p>
+      <w:pPr>
+        <w:shd w:val="clear" w:color="auto" w:fill="121314"/>
+        <w:spacing w:after="0" w:line="285" w:lineRule="atLeast"/>
+        <w:rPr>
+          <w:rFonts w:ascii="Consolas" w:eastAsia="Times New Roman" w:hAnsi="Consolas" w:cs="Times New Roman"/>
+          <w:color w:val="BBBEBF"/>
+          <w:sz w:val="21"/>
+          <w:szCs w:val="21"/>
+        </w:rPr>
+      </w:pPr>
+      <w:r>
+        <w:rPr>
+          <w:rFonts w:ascii="Consolas" w:eastAsia="Times New Roman" w:hAnsi="Consolas" w:cs="Times New Roman"/>
+          <w:color w:val="BBBEBF"/>
+          <w:sz w:val="21"/>
+          <w:szCs w:val="21"/>
+        </w:rPr>
+        <w:t>  }</w:t>
+      </w:r>
+      <w:r>
+        <w:rPr>
+          <w:rFonts w:ascii="Consolas" w:eastAsia="Times New Roman" w:hAnsi="Consolas" w:cs="Times New Roman"/>
+          <w:color w:val="BBBEBF"/>
+          <w:sz w:val="21"/>
+          <w:szCs w:val="21"/>
+        </w:rPr>
+        <w:t xml:space="preserve"> </w:t>
+      </w:r>
+      <w:r>
+        <w:rPr>
+          <w:rFonts w:ascii="Consolas" w:eastAsia="Times New Roman" w:hAnsi="Consolas" w:cs="Times New Roman"/>
+          <w:color w:val="BBBEBF"/>
+          <w:sz w:val="21"/>
+          <w:szCs w:val="21"/>
+        </w:rPr>
+        <w:t>}</w:t>
+      </w:r>
+    </w:p>
+    <w:p>
       <w:bookmarkStart w:id="0" w:name="_GoBack"/>
       <w:bookmarkEnd w:id="0"/>
+    </w:p>
+    <w:p>
+      <w:pPr>
+        <w:pStyle w:val="ListParagraph"/>
+      </w:pPr>
     </w:p>
     <w:sectPr>
       <w:pgSz w:w="12240" w:h="15840"/>
@@ -1672,6 +7782,103 @@
     </w:sectPr>
   </w:body>
 </w:document>
+</file>
+
+<file path=word/numbering.xml><?xml version="1.0" encoding="utf-8"?>
+<w:numbering xmlns:wpc="http://schemas.microsoft.com/office/word/2010/wordprocessingCanvas" xmlns:cx="http://schemas.microsoft.com/office/drawing/2014/chartex" xmlns:cx1="http://schemas.microsoft.com/office/drawing/2015/9/8/chartex" xmlns:mc="http://schemas.openxmlformats.org/markup-compatibility/2006" xmlns:o="urn:schemas-microsoft-com:office:office" xmlns:r="http://schemas.openxmlformats.org/officeDocument/2006/relationships" xmlns:m="http://schemas.openxmlformats.org/officeDocument/2006/math" xmlns:v="urn:schemas-microsoft-com:vml" xmlns:wp14="http://schemas.microsoft.com/office/word/2010/wordprocessingDrawing" xmlns:wp="http://schemas.openxmlformats.org/drawingml/2006/wordprocessingDrawing" xmlns:w10="urn:schemas-microsoft-com:office:word" xmlns:w="http://schemas.openxmlformats.org/wordprocessingml/2006/main" xmlns:w14="http://schemas.microsoft.com/office/word/2010/wordml" xmlns:w15="http://schemas.microsoft.com/office/word/2012/wordml" xmlns:w16se="http://schemas.microsoft.com/office/word/2015/wordml/symex" xmlns:wpg="http://schemas.microsoft.com/office/word/2010/wordprocessingGroup" xmlns:wpi="http://schemas.microsoft.com/office/word/2010/wordprocessingInk" xmlns:wne="http://schemas.microsoft.com/office/word/2006/wordml" xmlns:wps="http://schemas.microsoft.com/office/word/2010/wordprocessingShape" mc:Ignorable="w14 w15 w16se wp14">
+  <w:abstractNum w:abstractNumId="0" w15:restartNumberingAfterBreak="0">
+    <w:nsid w:val="00097DC9"/>
+    <w:multiLevelType w:val="hybridMultilevel"/>
+    <w:tmpl w:val="39DE57D8"/>
+    <w:lvl w:ilvl="0" w:tplc="0409000F">
+      <w:start w:val="1"/>
+      <w:numFmt w:val="decimal"/>
+      <w:lvlText w:val="%1."/>
+      <w:lvlJc w:val="left"/>
+      <w:pPr>
+        <w:ind w:left="720" w:hanging="360"/>
+      </w:pPr>
+      <w:rPr>
+        <w:rFonts w:hint="default"/>
+      </w:rPr>
+    </w:lvl>
+    <w:lvl w:ilvl="1" w:tplc="04090019" w:tentative="1">
+      <w:start w:val="1"/>
+      <w:numFmt w:val="lowerLetter"/>
+      <w:lvlText w:val="%2."/>
+      <w:lvlJc w:val="left"/>
+      <w:pPr>
+        <w:ind w:left="1440" w:hanging="360"/>
+      </w:pPr>
+    </w:lvl>
+    <w:lvl w:ilvl="2" w:tplc="0409001B" w:tentative="1">
+      <w:start w:val="1"/>
+      <w:numFmt w:val="lowerRoman"/>
+      <w:lvlText w:val="%3."/>
+      <w:lvlJc w:val="right"/>
+      <w:pPr>
+        <w:ind w:left="2160" w:hanging="180"/>
+      </w:pPr>
+    </w:lvl>
+    <w:lvl w:ilvl="3" w:tplc="0409000F" w:tentative="1">
+      <w:start w:val="1"/>
+      <w:numFmt w:val="decimal"/>
+      <w:lvlText w:val="%4."/>
+      <w:lvlJc w:val="left"/>
+      <w:pPr>
+        <w:ind w:left="2880" w:hanging="360"/>
+      </w:pPr>
+    </w:lvl>
+    <w:lvl w:ilvl="4" w:tplc="04090019" w:tentative="1">
+      <w:start w:val="1"/>
+      <w:numFmt w:val="lowerLetter"/>
+      <w:lvlText w:val="%5."/>
+      <w:lvlJc w:val="left"/>
+      <w:pPr>
+        <w:ind w:left="3600" w:hanging="360"/>
+      </w:pPr>
+    </w:lvl>
+    <w:lvl w:ilvl="5" w:tplc="0409001B" w:tentative="1">
+      <w:start w:val="1"/>
+      <w:numFmt w:val="lowerRoman"/>
+      <w:lvlText w:val="%6."/>
+      <w:lvlJc w:val="right"/>
+      <w:pPr>
+        <w:ind w:left="4320" w:hanging="180"/>
+      </w:pPr>
+    </w:lvl>
+    <w:lvl w:ilvl="6" w:tplc="0409000F" w:tentative="1">
+      <w:start w:val="1"/>
+      <w:numFmt w:val="decimal"/>
+      <w:lvlText w:val="%7."/>
+      <w:lvlJc w:val="left"/>
+      <w:pPr>
+        <w:ind w:left="5040" w:hanging="360"/>
+      </w:pPr>
+    </w:lvl>
+    <w:lvl w:ilvl="7" w:tplc="04090019" w:tentative="1">
+      <w:start w:val="1"/>
+      <w:numFmt w:val="lowerLetter"/>
+      <w:lvlText w:val="%8."/>
+      <w:lvlJc w:val="left"/>
+      <w:pPr>
+        <w:ind w:left="5760" w:hanging="360"/>
+      </w:pPr>
+    </w:lvl>
+    <w:lvl w:ilvl="8" w:tplc="0409001B" w:tentative="1">
+      <w:start w:val="1"/>
+      <w:numFmt w:val="lowerRoman"/>
+      <w:lvlText w:val="%9."/>
+      <w:lvlJc w:val="right"/>
+      <w:pPr>
+        <w:ind w:left="6480" w:hanging="180"/>
+      </w:pPr>
+    </w:lvl>
+  </w:abstractNum>
+  <w:num w:numId="1">
+    <w:abstractNumId w:val="0"/>
+  </w:num>
+</w:numbering>
 </file>
 
 <file path=word/styles.xml><?xml version="1.0" encoding="utf-8"?>
@@ -2095,6 +8302,17 @@
     <w:semiHidden/>
     <w:unhideWhenUsed/>
   </w:style>
+  <w:style w:type="paragraph" w:styleId="ListParagraph">
+    <w:name w:val="List Paragraph"/>
+    <w:basedOn w:val="Normal"/>
+    <w:uiPriority w:val="34"/>
+    <w:qFormat/>
+    <w:rsid w:val="00B06D6F"/>
+    <w:pPr>
+      <w:ind w:left="720"/>
+      <w:contextualSpacing/>
+    </w:pPr>
+  </w:style>
 </w:styles>
 </file>
 
